--- a/Project report (Naan Mudhalvan).docx
+++ b/Project report (Naan Mudhalvan).docx
@@ -625,15 +625,7 @@
           <w:color w:val="0D0D0D"/>
           <w:sz w:val="32"/>
         </w:rPr>
-        <w:t>3</w:t>
-      </w:r>
-      <w:r>
-        <w:rPr>
-          <w:rFonts w:cs="Calibri"/>
-          <w:color w:val="0D0D0D"/>
-          <w:sz w:val="32"/>
-        </w:rPr>
-        <w:t xml:space="preserve">.Problem Statement……………………………………………………..………………………….4  </w:t>
+        <w:t xml:space="preserve">3.Problem Statement……………………………………………………..………………………….4  </w:t>
       </w:r>
     </w:p>
     <w:p>
@@ -688,15 +680,7 @@
           <w:color w:val="0D0D0D"/>
           <w:sz w:val="32"/>
         </w:rPr>
-        <w:t>7. Workin</w:t>
-      </w:r>
-      <w:r>
-        <w:rPr>
-          <w:rFonts w:cs="Calibri"/>
-          <w:color w:val="0D0D0D"/>
-          <w:sz w:val="32"/>
-        </w:rPr>
-        <w:t xml:space="preserve">g Principle…….………………………………………………………........................7  </w:t>
+        <w:t xml:space="preserve">7. Working Principle…….………………………………………………………........................7  </w:t>
       </w:r>
     </w:p>
     <w:p>
@@ -768,15 +752,7 @@
           <w:color w:val="0D0D0D"/>
           <w:sz w:val="32"/>
         </w:rPr>
-        <w:t>11.Advantage</w:t>
-      </w:r>
-      <w:r>
-        <w:rPr>
-          <w:rFonts w:cs="Calibri"/>
-          <w:color w:val="0D0D0D"/>
-          <w:sz w:val="32"/>
-        </w:rPr>
-        <w:t xml:space="preserve">s………...……………………………………………………….........................19 </w:t>
+        <w:t xml:space="preserve">11.Advantages………...……………………………………………………….........................19 </w:t>
       </w:r>
     </w:p>
     <w:p>
@@ -840,15 +816,7 @@
           <w:color w:val="0D0D0D"/>
           <w:sz w:val="32"/>
         </w:rPr>
-        <w:t>15</w:t>
-      </w:r>
-      <w:r>
-        <w:rPr>
-          <w:rFonts w:cs="Calibri"/>
-          <w:color w:val="0D0D0D"/>
-          <w:sz w:val="32"/>
-        </w:rPr>
-        <w:t xml:space="preserve">.References…….……………….………………………………..…………………………………21  </w:t>
+        <w:t xml:space="preserve">15.References…….……………….………………………………..…………………………………21  </w:t>
       </w:r>
     </w:p>
     <w:p>
@@ -959,23 +927,7 @@
           <w:color w:val="0D0D0D"/>
           <w:sz w:val="28"/>
         </w:rPr>
-        <w:t>The Integrated Child Development Services (ICDS) scheme is India’s largest early childhood care program, providing nutrition and growth monitoring for children through Anganwadi cen</w:t>
-      </w:r>
-      <w:r>
-        <w:rPr>
-          <w:rFonts w:ascii="Times New Roman" w:eastAsia="Times New Roman" w:hAnsi="Times New Roman"/>
-          <w:color w:val="0D0D0D"/>
-          <w:sz w:val="28"/>
-        </w:rPr>
-        <w:t>tres. However, many centres still depend on manual measurement of height, weight, and attendance, resulting in inaccurate data, delayed reporting, and limited visibility for ICDS officials. These challenges slow down early detection of malnutrition and aff</w:t>
-      </w:r>
-      <w:r>
-        <w:rPr>
-          <w:rFonts w:ascii="Times New Roman" w:eastAsia="Times New Roman" w:hAnsi="Times New Roman"/>
-          <w:color w:val="0D0D0D"/>
-          <w:sz w:val="28"/>
-        </w:rPr>
-        <w:t xml:space="preserve">ect timely decision-making. </w:t>
+        <w:t xml:space="preserve">The Integrated Child Development Services (ICDS) scheme is India’s largest early childhood care program, providing nutrition and growth monitoring for children through Anganwadi centres. However, many centres still depend on manual measurement of height, weight, and attendance, resulting in inaccurate data, delayed reporting, and limited visibility for ICDS officials. These challenges slow down early detection of malnutrition and affect timely decision-making. </w:t>
       </w:r>
     </w:p>
     <w:p>
@@ -990,23 +942,7 @@
           <w:color w:val="0D0D0D"/>
           <w:sz w:val="28"/>
         </w:rPr>
-        <w:t>This project presents an AI-enabled IoT Smart Anganwadi System designed to automate growth monitoring and support real-time ICDS supervision. The system integrates ultrasonic height sensing, load-cell-based weight measurement (</w:t>
-      </w:r>
-      <w:r>
-        <w:rPr>
-          <w:rFonts w:ascii="Times New Roman" w:eastAsia="Times New Roman" w:hAnsi="Times New Roman"/>
-          <w:color w:val="0D0D0D"/>
-          <w:sz w:val="28"/>
-        </w:rPr>
-        <w:t>HX711), and a digital attendance module, all connected to an ESP32 microcontroller. Sensor readings are processed at the edge to calculate BMI accurately, generate health status, and detect abnormalities instantly. Improved logic in the updated model enabl</w:t>
-      </w:r>
-      <w:r>
-        <w:rPr>
-          <w:rFonts w:ascii="Times New Roman" w:eastAsia="Times New Roman" w:hAnsi="Times New Roman"/>
-          <w:color w:val="0D0D0D"/>
-          <w:sz w:val="28"/>
-        </w:rPr>
-        <w:t xml:space="preserve">es dynamic analysis of BMI trends, underweight alerts, and early detection of nutritional decline. </w:t>
+        <w:t xml:space="preserve">This project presents an AI-enabled IoT Smart Anganwadi System designed to automate growth monitoring and support real-time ICDS supervision. The system integrates ultrasonic height sensing, load-cell-based weight measurement (HX711), and a digital attendance module, all connected to an ESP32 microcontroller. Sensor readings are processed at the edge to calculate BMI accurately, generate health status, and detect abnormalities instantly. Improved logic in the updated model enables dynamic analysis of BMI trends, underweight alerts, and early detection of nutritional decline. </w:t>
       </w:r>
     </w:p>
     <w:p>
@@ -1036,15 +972,7 @@
           <w:color w:val="0D0D0D"/>
           <w:sz w:val="28"/>
         </w:rPr>
-        <w:t xml:space="preserve">ThingSpeak Cloud, while a live dashboard on Blynk IoT allows Anganwadi </w:t>
-      </w:r>
-      <w:r>
-        <w:rPr>
-          <w:rFonts w:ascii="Times New Roman" w:eastAsia="Times New Roman" w:hAnsi="Times New Roman"/>
-          <w:color w:val="0D0D0D"/>
-          <w:sz w:val="28"/>
-        </w:rPr>
-        <w:t xml:space="preserve">staff and ICDS supervisors to monitor each child’s status in real time. An integrated buzzer-based alert mechanism notifies caregivers whenever a child falls below recommended growth levels. </w:t>
+        <w:t xml:space="preserve">ThingSpeak Cloud, while a live dashboard on Blynk IoT allows Anganwadi staff and ICDS supervisors to monitor each child’s status in real time. An integrated buzzer-based alert mechanism notifies caregivers whenever a child falls below recommended growth levels. </w:t>
       </w:r>
     </w:p>
     <w:p>
@@ -1059,23 +987,7 @@
           <w:color w:val="0D0D0D"/>
           <w:sz w:val="28"/>
         </w:rPr>
-        <w:t>A lightweight AI model classifies children into Normal, Risk, an</w:t>
-      </w:r>
-      <w:r>
-        <w:rPr>
-          <w:rFonts w:ascii="Times New Roman" w:eastAsia="Times New Roman" w:hAnsi="Times New Roman"/>
-          <w:color w:val="0D0D0D"/>
-          <w:sz w:val="28"/>
-        </w:rPr>
-        <w:t>d Critical categories based on ICDS growth deviation standards. This strengthens field monitoring by enabling predictive insights rather than reactive reporting. The solution aligns with national initiatives such as Poshan Abhiyaan, Digital India, and Tami</w:t>
-      </w:r>
-      <w:r>
-        <w:rPr>
-          <w:rFonts w:ascii="Times New Roman" w:eastAsia="Times New Roman" w:hAnsi="Times New Roman"/>
-          <w:color w:val="0D0D0D"/>
-          <w:sz w:val="28"/>
-        </w:rPr>
-        <w:t xml:space="preserve">l Nadu’s e-Governance framework, supporting a data-driven approach to public health. </w:t>
+        <w:t xml:space="preserve">A lightweight AI model classifies children into Normal, Risk, and Critical categories based on ICDS growth deviation standards. This strengthens field monitoring by enabling predictive insights rather than reactive reporting. The solution aligns with national initiatives such as Poshan Abhiyaan, Digital India, and Tamil Nadu’s e-Governance framework, supporting a data-driven approach to public health. </w:t>
       </w:r>
     </w:p>
     <w:p>
@@ -1090,15 +1002,7 @@
           <w:color w:val="0D0D0D"/>
           <w:sz w:val="28"/>
         </w:rPr>
-        <w:t>With a prototype cost of under ₹3000, the system is practical, scalable, and suitable for phased deployment across rural and urban Anganwadi centres. By unifying embedded</w:t>
-      </w:r>
-      <w:r>
-        <w:rPr>
-          <w:rFonts w:ascii="Times New Roman" w:eastAsia="Times New Roman" w:hAnsi="Times New Roman"/>
-          <w:color w:val="0D0D0D"/>
-          <w:sz w:val="28"/>
-        </w:rPr>
-        <w:t xml:space="preserve"> electronics, wireless communication, cloud-based analytics, and AI prediction, the project transforms traditional Anganwadis into intelligent child health monitoring nodes, enhancing transparency, efficiency, and the effectiveness of the ICDS mission. </w:t>
+        <w:t xml:space="preserve">With a prototype cost of under ₹3000, the system is practical, scalable, and suitable for phased deployment across rural and urban Anganwadi centres. By unifying embedded electronics, wireless communication, cloud-based analytics, and AI prediction, the project transforms traditional Anganwadis into intelligent child health monitoring nodes, enhancing transparency, efficiency, and the effectiveness of the ICDS mission. </w:t>
       </w:r>
     </w:p>
     <w:p>
@@ -1165,23 +1069,7 @@
           <w:color w:val="0D0D0D"/>
           <w:sz w:val="28"/>
         </w:rPr>
-        <w:t>India’s Integrated Child Development Services (ICDS) scheme is one of the world’s largest community-</w:t>
-      </w:r>
-      <w:r>
-        <w:rPr>
-          <w:rFonts w:ascii="Times New Roman" w:eastAsia="Times New Roman" w:hAnsi="Times New Roman"/>
-          <w:color w:val="0D0D0D"/>
-          <w:sz w:val="28"/>
-        </w:rPr>
-        <w:t>based programmes aimed at improving the health and nutrition of children under six years of age. Anganwadi centres play a crucial role by providing growth monitoring, supplementary nutrition, and early education. However, the majority of centres still rely</w:t>
-      </w:r>
-      <w:r>
-        <w:rPr>
-          <w:rFonts w:ascii="Times New Roman" w:eastAsia="Times New Roman" w:hAnsi="Times New Roman"/>
-          <w:color w:val="0D0D0D"/>
-          <w:sz w:val="28"/>
-        </w:rPr>
-        <w:t xml:space="preserve"> on manual processes using notebooks and registers. </w:t>
+        <w:t xml:space="preserve">India’s Integrated Child Development Services (ICDS) scheme is one of the world’s largest community-based programmes aimed at improving the health and nutrition of children under six years of age. Anganwadi centres play a crucial role by providing growth monitoring, supplementary nutrition, and early education. However, the majority of centres still rely on manual processes using notebooks and registers. </w:t>
       </w:r>
     </w:p>
     <w:p>
@@ -1195,15 +1083,7 @@
           <w:color w:val="0D0D0D"/>
           <w:sz w:val="28"/>
         </w:rPr>
-        <w:t xml:space="preserve">Manual height and weight entry often results in mistakes, delays, and inconsistent records. Since monthly data is usually entered in bulk, real-time visibility for ICDS supervisors is extremely limited. </w:t>
-      </w:r>
-      <w:r>
-        <w:rPr>
-          <w:rFonts w:ascii="Times New Roman" w:eastAsia="Times New Roman" w:hAnsi="Times New Roman"/>
-          <w:color w:val="0D0D0D"/>
-          <w:sz w:val="28"/>
-        </w:rPr>
-        <w:t xml:space="preserve">Early detection of malnutrition becomes difficult, affecting timely medical intervention for children. </w:t>
+        <w:t xml:space="preserve">Manual height and weight entry often results in mistakes, delays, and inconsistent records. Since monthly data is usually entered in bulk, real-time visibility for ICDS supervisors is extremely limited. Early detection of malnutrition becomes difficult, affecting timely medical intervention for children. </w:t>
       </w:r>
     </w:p>
     <w:p>
@@ -1217,15 +1097,7 @@
           <w:color w:val="0D0D0D"/>
           <w:sz w:val="28"/>
         </w:rPr>
-        <w:t>In today’s Digital India era, manual monitoring is outdated and inefficient. There is a need for an intelligent, automated, and connected system that co</w:t>
-      </w:r>
-      <w:r>
-        <w:rPr>
-          <w:rFonts w:ascii="Times New Roman" w:eastAsia="Times New Roman" w:hAnsi="Times New Roman"/>
-          <w:color w:val="0D0D0D"/>
-          <w:sz w:val="28"/>
-        </w:rPr>
-        <w:t xml:space="preserve">ntinuously monitors each child and instantly identifies abnormal patterns in growth. </w:t>
+        <w:t xml:space="preserve">In today’s Digital India era, manual monitoring is outdated and inefficient. There is a need for an intelligent, automated, and connected system that continuously monitors each child and instantly identifies abnormal patterns in growth. </w:t>
       </w:r>
     </w:p>
     <w:p>
@@ -1252,14 +1124,7 @@
           <w:rFonts w:ascii="Times New Roman" w:eastAsia="Times New Roman" w:hAnsi="Times New Roman"/>
           <w:sz w:val="30"/>
         </w:rPr>
-        <w:t xml:space="preserve">IoT (Internet of Things) provides a powerful solution for continuous health monitoring by connecting sensors, devices, and cloud-based dashboards. When IoT is combined </w:t>
-      </w:r>
-      <w:r>
-        <w:rPr>
-          <w:rFonts w:ascii="Times New Roman" w:eastAsia="Times New Roman" w:hAnsi="Times New Roman"/>
-          <w:sz w:val="30"/>
-        </w:rPr>
-        <w:t xml:space="preserve">with Artificial Intelligence (AI), the system becomes capable of analysing growth trends, predicting risk, and alerting caregivers before a problem becomes serious. </w:t>
+        <w:t xml:space="preserve">IoT (Internet of Things) provides a powerful solution for continuous health monitoring by connecting sensors, devices, and cloud-based dashboards. When IoT is combined with Artificial Intelligence (AI), the system becomes capable of analysing growth trends, predicting risk, and alerting caregivers before a problem becomes serious. </w:t>
       </w:r>
     </w:p>
     <w:p>
@@ -1273,14 +1138,7 @@
           <w:rFonts w:ascii="Times New Roman" w:eastAsia="Times New Roman" w:hAnsi="Times New Roman"/>
           <w:sz w:val="30"/>
         </w:rPr>
-        <w:t>This project introduces an AI-enabled IoT Smart Anganwadi Monitoring System that automatic</w:t>
-      </w:r>
-      <w:r>
-        <w:rPr>
-          <w:rFonts w:ascii="Times New Roman" w:eastAsia="Times New Roman" w:hAnsi="Times New Roman"/>
-          <w:sz w:val="30"/>
-        </w:rPr>
-        <w:t xml:space="preserve">ally collects measurements using sensors, processes the data using an ESP32 microcontroller, uploads the information to the cloud, and applies intelligent risk prediction models to classify children into Normal, Risk, and Critical categories. </w:t>
+        <w:t xml:space="preserve">This project introduces an AI-enabled IoT Smart Anganwadi Monitoring System that automatically collects measurements using sensors, processes the data using an ESP32 microcontroller, uploads the information to the cloud, and applies intelligent risk prediction models to classify children into Normal, Risk, and Critical categories. </w:t>
       </w:r>
     </w:p>
     <w:p>
@@ -1294,14 +1152,7 @@
           <w:rFonts w:ascii="Times New Roman" w:eastAsia="Times New Roman" w:hAnsi="Times New Roman"/>
           <w:sz w:val="30"/>
         </w:rPr>
-        <w:t xml:space="preserve">This system </w:t>
-      </w:r>
-      <w:r>
-        <w:rPr>
-          <w:rFonts w:ascii="Times New Roman" w:eastAsia="Times New Roman" w:hAnsi="Times New Roman"/>
-          <w:sz w:val="30"/>
-        </w:rPr>
-        <w:t xml:space="preserve">supports the national goals of Poshan Abhiyaan, Digital India, and smart governance by providing transparency, accuracy, and data-driven decisions to the ICDS framework. </w:t>
+        <w:t xml:space="preserve">This system supports the national goals of Poshan Abhiyaan, Digital India, and smart governance by providing transparency, accuracy, and data-driven decisions to the ICDS framework. </w:t>
       </w:r>
     </w:p>
     <w:p>
@@ -1394,14 +1245,7 @@
           <w:rFonts w:ascii="Times New Roman" w:eastAsia="Times New Roman" w:hAnsi="Times New Roman"/>
           <w:sz w:val="30"/>
         </w:rPr>
-        <w:t>Anganwadi centers still depend on manual methods to record c</w:t>
-      </w:r>
-      <w:r>
-        <w:rPr>
-          <w:rFonts w:ascii="Times New Roman" w:eastAsia="Times New Roman" w:hAnsi="Times New Roman"/>
-          <w:sz w:val="30"/>
-        </w:rPr>
-        <w:t xml:space="preserve">hild health parameters such as height, weight, and nutrition status. </w:t>
+        <w:t xml:space="preserve">Anganwadi centers still depend on manual methods to record child health parameters such as height, weight, and nutrition status. </w:t>
       </w:r>
     </w:p>
     <w:p>
@@ -1429,14 +1273,7 @@
           <w:rFonts w:ascii="Times New Roman" w:eastAsia="Times New Roman" w:hAnsi="Times New Roman"/>
           <w:sz w:val="30"/>
         </w:rPr>
-        <w:t xml:space="preserve">Because of this, early signs of malnutrition remain unnoticed, and timely intervention </w:t>
-      </w:r>
-      <w:r>
-        <w:rPr>
-          <w:rFonts w:ascii="Times New Roman" w:eastAsia="Times New Roman" w:hAnsi="Times New Roman"/>
-          <w:sz w:val="30"/>
-        </w:rPr>
-        <w:t xml:space="preserve">becomes difficult for ICDS workers. </w:t>
+        <w:t xml:space="preserve">Because of this, early signs of malnutrition remain unnoticed, and timely intervention becomes difficult for ICDS workers. </w:t>
       </w:r>
     </w:p>
     <w:p>
@@ -1585,15 +1422,7 @@
           <w:color w:val="0D0D0D"/>
           <w:sz w:val="28"/>
         </w:rPr>
-        <w:t>that identifies potential malnutri</w:t>
-      </w:r>
-      <w:r>
-        <w:rPr>
-          <w:rFonts w:ascii="Times New Roman" w:eastAsia="Times New Roman" w:hAnsi="Times New Roman"/>
-          <w:color w:val="0D0D0D"/>
-          <w:sz w:val="28"/>
-        </w:rPr>
-        <w:t xml:space="preserve">tion risk early. </w:t>
+        <w:t xml:space="preserve">that identifies potential malnutrition risk early. </w:t>
       </w:r>
     </w:p>
     <w:p>
@@ -1677,15 +1506,7 @@
           <w:color w:val="0D0D0D"/>
           <w:sz w:val="28"/>
         </w:rPr>
-        <w:t>by generating alerts for underwei</w:t>
-      </w:r>
-      <w:r>
-        <w:rPr>
-          <w:rFonts w:ascii="Times New Roman" w:eastAsia="Times New Roman" w:hAnsi="Times New Roman"/>
-          <w:color w:val="0D0D0D"/>
-          <w:sz w:val="28"/>
-        </w:rPr>
-        <w:t>ght, overweight, and at-risk children.</w:t>
+        <w:t>by generating alerts for underweight, overweight, and at-risk children.</w:t>
       </w:r>
       <w:r>
         <w:rPr>
@@ -1817,15 +1638,7 @@
           <w:color w:val="0D0D0D"/>
           <w:sz w:val="28"/>
         </w:rPr>
-        <w:t>Growth parameters are m</w:t>
-      </w:r>
-      <w:r>
-        <w:rPr>
-          <w:rFonts w:ascii="Times New Roman" w:eastAsia="Times New Roman" w:hAnsi="Times New Roman"/>
-          <w:color w:val="0D0D0D"/>
-          <w:sz w:val="28"/>
-        </w:rPr>
-        <w:t xml:space="preserve">easured using basic tools like measuring tapes and analog weighing scales. </w:t>
+        <w:t xml:space="preserve">Growth parameters are measured using basic tools like measuring tapes and analog weighing scales. </w:t>
       </w:r>
     </w:p>
     <w:p>
@@ -1926,15 +1739,7 @@
           <w:color w:val="0D0D0D"/>
           <w:sz w:val="28"/>
         </w:rPr>
-        <w:t>Data reaches ICDS supervisors only duri</w:t>
-      </w:r>
-      <w:r>
-        <w:rPr>
-          <w:rFonts w:ascii="Times New Roman" w:eastAsia="Times New Roman" w:hAnsi="Times New Roman"/>
-          <w:color w:val="0D0D0D"/>
-          <w:sz w:val="28"/>
-        </w:rPr>
-        <w:t xml:space="preserve">ng monthly or weekly visits. </w:t>
+        <w:t xml:space="preserve">Data reaches ICDS supervisors only during monthly or weekly visits. </w:t>
       </w:r>
     </w:p>
     <w:p>
@@ -1992,15 +1797,7 @@
           <w:color w:val="0D0D0D"/>
           <w:sz w:val="28"/>
         </w:rPr>
-        <w:t>Supervisors cannot mo</w:t>
-      </w:r>
-      <w:r>
-        <w:rPr>
-          <w:rFonts w:ascii="Times New Roman" w:eastAsia="Times New Roman" w:hAnsi="Times New Roman"/>
-          <w:color w:val="0D0D0D"/>
-          <w:sz w:val="28"/>
-        </w:rPr>
-        <w:t xml:space="preserve">nitor multiple centers efficiently. </w:t>
+        <w:t xml:space="preserve">Supervisors cannot monitor multiple centers efficiently. </w:t>
       </w:r>
     </w:p>
     <w:p>
@@ -2043,15 +1840,7 @@
           <w:color w:val="0D0D0D"/>
           <w:sz w:val="28"/>
         </w:rPr>
-        <w:t>These depend on manual entry by workers, and do not integrate with sensors or automatic</w:t>
-      </w:r>
-      <w:r>
-        <w:rPr>
-          <w:rFonts w:ascii="Times New Roman" w:eastAsia="Times New Roman" w:hAnsi="Times New Roman"/>
-          <w:color w:val="0D0D0D"/>
-          <w:sz w:val="28"/>
-        </w:rPr>
-        <w:t xml:space="preserve"> AI predictions. </w:t>
+        <w:t xml:space="preserve">These depend on manual entry by workers, and do not integrate with sensors or automatic AI predictions. </w:t>
       </w:r>
     </w:p>
     <w:p>
@@ -2203,15 +1992,7 @@
           <w:color w:val="0D0D0D"/>
           <w:sz w:val="28"/>
         </w:rPr>
-        <w:t>The current manual growth-monitoring process in Anganwadi centres is slow, errorprone, and provides very lim</w:t>
-      </w:r>
-      <w:r>
-        <w:rPr>
-          <w:rFonts w:cs="Calibri"/>
-          <w:color w:val="0D0D0D"/>
-          <w:sz w:val="28"/>
-        </w:rPr>
-        <w:t xml:space="preserve">ited support for early detection of malnutrition. To overcome these challenges, there is a strong need for an automated, intelligent, IoTbased health monitoring solution. </w:t>
+        <w:t xml:space="preserve">The current manual growth-monitoring process in Anganwadi centres is slow, errorprone, and provides very limited support for early detection of malnutrition. To overcome these challenges, there is a strong need for an automated, intelligent, IoTbased health monitoring solution. </w:t>
       </w:r>
     </w:p>
     <w:p>
@@ -2278,15 +2059,7 @@
           <w:color w:val="0D0D0D"/>
           <w:sz w:val="28"/>
         </w:rPr>
-        <w:t>ICDS supervisors cannot visit ever</w:t>
-      </w:r>
-      <w:r>
-        <w:rPr>
-          <w:rFonts w:cs="Calibri"/>
-          <w:color w:val="0D0D0D"/>
-          <w:sz w:val="28"/>
-        </w:rPr>
-        <w:t xml:space="preserve">y center frequently. A real-time dashboard helps them monitor hundreds of children instantly, enabling quick decision-making from anywhere. </w:t>
+        <w:t xml:space="preserve">ICDS supervisors cannot visit every center frequently. A real-time dashboard helps them monitor hundreds of children instantly, enabling quick decision-making from anywhere. </w:t>
       </w:r>
     </w:p>
     <w:p>
@@ -2319,15 +2092,7 @@
           <w:color w:val="0D0D0D"/>
           <w:sz w:val="28"/>
         </w:rPr>
-        <w:t>Delayed detection of stunting or underweight leads to severe health consequ</w:t>
-      </w:r>
-      <w:r>
-        <w:rPr>
-          <w:rFonts w:cs="Calibri"/>
-          <w:color w:val="0D0D0D"/>
-          <w:sz w:val="28"/>
-        </w:rPr>
-        <w:t>ences. An AI-based prediction system helps identify risk levels before they become critical.</w:t>
+        <w:t>Delayed detection of stunting or underweight leads to severe health consequences. An AI-based prediction system helps identify risk levels before they become critical.</w:t>
       </w:r>
       <w:r>
         <w:rPr>
@@ -2402,15 +2167,7 @@
           <w:color w:val="0D0D0D"/>
           <w:sz w:val="28"/>
         </w:rPr>
-        <w:t>Cloud-based storage ensures data cannot be lost, damage</w:t>
-      </w:r>
-      <w:r>
-        <w:rPr>
-          <w:rFonts w:cs="Calibri"/>
-          <w:color w:val="0D0D0D"/>
-          <w:sz w:val="28"/>
-        </w:rPr>
-        <w:t xml:space="preserve">d, or manipulated. Supervisors get complete visibility of each child’s growth history. </w:t>
+        <w:t xml:space="preserve">Cloud-based storage ensures data cannot be lost, damaged, or manipulated. Supervisors get complete visibility of each child’s growth history. </w:t>
       </w:r>
     </w:p>
     <w:p>
@@ -2443,15 +2200,7 @@
           <w:color w:val="0D0D0D"/>
           <w:sz w:val="28"/>
         </w:rPr>
-        <w:t>Immediate alerts for severe malnutrition, slow growth, or irregular attendance help caregivers provide quick support to vulnerable ch</w:t>
-      </w:r>
-      <w:r>
-        <w:rPr>
-          <w:rFonts w:cs="Calibri"/>
-          <w:color w:val="0D0D0D"/>
-          <w:sz w:val="28"/>
-        </w:rPr>
-        <w:t xml:space="preserve">ildren. </w:t>
+        <w:t xml:space="preserve">Immediate alerts for severe malnutrition, slow growth, or irregular attendance help caregivers provide quick support to vulnerable children. </w:t>
       </w:r>
     </w:p>
     <w:p>
@@ -2546,15 +2295,7 @@
           <w:sz w:val="28"/>
         </w:rPr>
         <w:lastRenderedPageBreak/>
-        <w:t>A system that comb</w:t>
-      </w:r>
-      <w:r>
-        <w:rPr>
-          <w:rFonts w:cs="Calibri"/>
-          <w:color w:val="0D0D0D"/>
-          <w:sz w:val="28"/>
-        </w:rPr>
-        <w:t xml:space="preserve">ines </w:t>
+        <w:t xml:space="preserve">A system that combines </w:t>
       </w:r>
       <w:r>
         <w:rPr>
@@ -2632,15 +2373,7 @@
           <w:color w:val="0D0D0D"/>
           <w:sz w:val="28"/>
         </w:rPr>
-        <w:t>The AI-Enabled IoT Smart Anganwadi System operates by continuou</w:t>
-      </w:r>
-      <w:r>
-        <w:rPr>
-          <w:rFonts w:cs="Calibri"/>
-          <w:color w:val="0D0D0D"/>
-          <w:sz w:val="28"/>
-        </w:rPr>
-        <w:t xml:space="preserve">sly collecting, processing, and transmitting child health data using embedded sensors, an ESP32 controller, cloud platforms, and an AI-based classification model. The overall working principle is described below: </w:t>
+        <w:t xml:space="preserve">The AI-Enabled IoT Smart Anganwadi System operates by continuously collecting, processing, and transmitting child health data using embedded sensors, an ESP32 controller, cloud platforms, and an AI-based classification model. The overall working principle is described below: </w:t>
       </w:r>
     </w:p>
     <w:p>
@@ -2733,15 +2466,7 @@
           <w:color w:val="0D0D0D"/>
           <w:sz w:val="28"/>
         </w:rPr>
-        <w:t xml:space="preserve">When a child stands on the platform, the sensors generate analog/digital signals representing height and </w:t>
-      </w:r>
-      <w:r>
-        <w:rPr>
-          <w:rFonts w:cs="Calibri"/>
-          <w:color w:val="0D0D0D"/>
-          <w:sz w:val="28"/>
-        </w:rPr>
-        <w:t xml:space="preserve">weight. </w:t>
+        <w:t xml:space="preserve">When a child stands on the platform, the sensors generate analog/digital signals representing height and weight. </w:t>
       </w:r>
     </w:p>
     <w:p>
@@ -2839,15 +2564,7 @@
           <w:color w:val="0D0D0D"/>
           <w:sz w:val="28"/>
         </w:rPr>
-        <w:t>Attendance detection (present</w:t>
-      </w:r>
-      <w:r>
-        <w:rPr>
-          <w:rFonts w:cs="Calibri"/>
-          <w:color w:val="0D0D0D"/>
-          <w:sz w:val="28"/>
-        </w:rPr>
-        <w:t xml:space="preserve">/absent) </w:t>
+        <w:t xml:space="preserve">Attendance detection (present/absent) </w:t>
       </w:r>
     </w:p>
     <w:p>
@@ -2911,15 +2628,7 @@
           <w:color w:val="0D0D0D"/>
           <w:sz w:val="28"/>
         </w:rPr>
-        <w:t>The system applies a lightweight AI logic using Z-</w:t>
-      </w:r>
-      <w:r>
-        <w:rPr>
-          <w:rFonts w:cs="Calibri"/>
-          <w:color w:val="0D0D0D"/>
-          <w:sz w:val="28"/>
-        </w:rPr>
-        <w:t xml:space="preserve">Score values to classify children into three categories: </w:t>
+        <w:t xml:space="preserve">The system applies a lightweight AI logic using Z-Score values to classify children into three categories: </w:t>
       </w:r>
     </w:p>
     <w:p>
@@ -3081,16 +2790,7 @@
           <w:color w:val="0D0D0D"/>
           <w:sz w:val="28"/>
         </w:rPr>
-        <w:t>Slow Growth or Irregular Attendance →</w:t>
-      </w:r>
-      <w:r>
-        <w:rPr>
-          <w:rFonts w:cs="Calibri"/>
-          <w:b/>
-          <w:color w:val="0D0D0D"/>
-          <w:sz w:val="28"/>
-        </w:rPr>
-        <w:t xml:space="preserve"> Warning messages </w:t>
+        <w:t xml:space="preserve">Slow Growth or Irregular Attendance → Warning messages </w:t>
       </w:r>
     </w:p>
     <w:p>
@@ -3308,15 +3008,7 @@
           <w:color w:val="0D0D0D"/>
           <w:sz w:val="28"/>
         </w:rPr>
-        <w:t xml:space="preserve"> giving Anganwadi staff:</w:t>
-      </w:r>
-      <w:r>
-        <w:rPr>
-          <w:rFonts w:cs="Calibri"/>
-          <w:color w:val="0D0D0D"/>
-          <w:sz w:val="28"/>
-        </w:rPr>
-        <w:t xml:space="preserve"> </w:t>
+        <w:t xml:space="preserve"> giving Anganwadi staff: </w:t>
       </w:r>
     </w:p>
     <w:p>
@@ -3585,23 +3277,7 @@
           <w:color w:val="0D0D0D"/>
           <w:sz w:val="28"/>
         </w:rPr>
-        <w:t>T</w:t>
-      </w:r>
-      <w:r>
-        <w:rPr>
-          <w:rFonts w:cs="Calibri"/>
-          <w:color w:val="0D0D0D"/>
-          <w:sz w:val="28"/>
-        </w:rPr>
-        <w:t>he AI-Enabled IoT Smart Anganwadi System consists of several hardware and software components that work together to automate height, weight, BMI, and health-status monitoring. Each component plays a specific role in ensuring accurate sensing, intelligent d</w:t>
-      </w:r>
-      <w:r>
-        <w:rPr>
-          <w:rFonts w:cs="Calibri"/>
-          <w:color w:val="0D0D0D"/>
-          <w:sz w:val="28"/>
-        </w:rPr>
-        <w:t xml:space="preserve">ecision-making, and real-time data access. </w:t>
+        <w:t xml:space="preserve">The AI-Enabled IoT Smart Anganwadi System consists of several hardware and software components that work together to automate height, weight, BMI, and health-status monitoring. Each component plays a specific role in ensuring accurate sensing, intelligent decision-making, and real-time data access. </w:t>
       </w:r>
     </w:p>
     <w:p>
@@ -3786,15 +3462,7 @@
           <w:color w:val="0D0D0D"/>
           <w:sz w:val="28"/>
         </w:rPr>
-        <w:t>Bu</w:t>
-      </w:r>
-      <w:r>
-        <w:rPr>
-          <w:rFonts w:cs="Calibri"/>
-          <w:color w:val="0D0D0D"/>
-          <w:sz w:val="28"/>
-        </w:rPr>
-        <w:t xml:space="preserve">ilt-in Wi-Fi → easy IoT connectivity </w:t>
+        <w:t xml:space="preserve">Built-in Wi-Fi → easy IoT connectivity </w:t>
       </w:r>
     </w:p>
     <w:p>
@@ -3898,15 +3566,7 @@
           <w:color w:val="0D0D0D"/>
           <w:sz w:val="28"/>
         </w:rPr>
-        <w:t>Sends ultrasonic pulses an</w:t>
-      </w:r>
-      <w:r>
-        <w:rPr>
-          <w:rFonts w:cs="Calibri"/>
-          <w:color w:val="0D0D0D"/>
-          <w:sz w:val="28"/>
-        </w:rPr>
-        <w:t xml:space="preserve">d receives the reflected signal. </w:t>
+        <w:t xml:space="preserve">Sends ultrasonic pulses and receives the reflected signal. </w:t>
       </w:r>
     </w:p>
     <w:p>
@@ -3969,16 +3629,7 @@
           <w:color w:val="0D0D0D"/>
           <w:sz w:val="28"/>
         </w:rPr>
-        <w:t xml:space="preserve">3. Load Cell with HX711 Amplifier </w:t>
-      </w:r>
-      <w:r>
-        <w:rPr>
-          <w:rFonts w:cs="Calibri"/>
-          <w:b/>
-          <w:color w:val="0D0D0D"/>
-          <w:sz w:val="28"/>
-        </w:rPr>
-        <w:t>Role:</w:t>
+        <w:t>3. Load Cell with HX711 Amplifier Role:</w:t>
       </w:r>
       <w:r>
         <w:rPr>
@@ -4077,23 +3728,7 @@
           <w:color w:val="0D0D0D"/>
           <w:sz w:val="28"/>
         </w:rPr>
-        <w:t>A</w:t>
-      </w:r>
-      <w:r>
-        <w:rPr>
-          <w:rFonts w:cs="Calibri"/>
-          <w:color w:val="0D0D0D"/>
-          <w:sz w:val="28"/>
-        </w:rPr>
-        <w:t>ccurate weight data is essential for BMI calcul</w:t>
-      </w:r>
-      <w:r>
-        <w:rPr>
-          <w:rFonts w:cs="Calibri"/>
-          <w:color w:val="0D0D0D"/>
-          <w:sz w:val="28"/>
-        </w:rPr>
-        <w:t>ation and malnutrition detection.</w:t>
+        <w:t>Accurate weight data is essential for BMI calculation and malnutrition detection.</w:t>
       </w:r>
     </w:p>
     <w:p>
@@ -4430,15 +4065,7 @@
           <w:color w:val="0D0D0D"/>
           <w:sz w:val="28"/>
         </w:rPr>
-        <w:t>Ensures reliable system operation, especia</w:t>
-      </w:r>
-      <w:r>
-        <w:rPr>
-          <w:rFonts w:cs="Calibri"/>
-          <w:color w:val="0D0D0D"/>
-          <w:sz w:val="28"/>
-        </w:rPr>
-        <w:t>lly during continuous monitoring.</w:t>
+        <w:t>Ensures reliable system operation, especially during continuous monitoring.</w:t>
       </w:r>
     </w:p>
     <w:p>
@@ -4511,7 +4138,6 @@
           <w:color w:val="0D0D0D"/>
           <w:sz w:val="28"/>
         </w:rPr>
-        <w:lastRenderedPageBreak/>
         <w:t xml:space="preserve"> </w:t>
       </w:r>
       <w:r>
@@ -4584,7 +4210,6 @@
     </w:p>
     <w:p>
       <w:pPr>
-        <w:pStyle w:val="Heading1Char"/>
         <w:divId w:val="1130243857"/>
         <w:rPr>
           <w:sz w:val="24"/>
@@ -4628,7 +4253,6 @@
     </w:p>
     <w:p>
       <w:pPr>
-        <w:pStyle w:val="Heading1Char"/>
         <w:divId w:val="1130243857"/>
       </w:pPr>
       <w:r>
@@ -4653,7 +4277,6 @@
     </w:p>
     <w:p>
       <w:pPr>
-        <w:pStyle w:val="Heading1Char"/>
         <w:divId w:val="1130243857"/>
       </w:pPr>
       <w:r>
@@ -4674,7 +4297,6 @@
     </w:p>
     <w:p>
       <w:pPr>
-        <w:pStyle w:val="Heading1Char"/>
         <w:divId w:val="1130243857"/>
       </w:pPr>
       <w:r>
@@ -4691,7 +4313,6 @@
     </w:p>
     <w:p>
       <w:pPr>
-        <w:pStyle w:val="Heading1Char"/>
         <w:divId w:val="1130243857"/>
       </w:pPr>
       <w:r>
@@ -4824,16 +4445,7 @@
           <w:color w:val="0D0D0D"/>
           <w:sz w:val="28"/>
         </w:rPr>
-        <w:t>ThingSpeak IoT Cloud</w:t>
-      </w:r>
-      <w:r>
-        <w:rPr>
-          <w:rFonts w:ascii="Calibri" w:eastAsia="Calibri" w:hAnsi="Calibri" w:cs="Calibri"/>
-          <w:b/>
-          <w:color w:val="0D0D0D"/>
-          <w:sz w:val="28"/>
-        </w:rPr>
-        <w:t xml:space="preserve"> Role: </w:t>
+        <w:t xml:space="preserve">ThingSpeak IoT Cloud Role: </w:t>
       </w:r>
     </w:p>
     <w:p>
@@ -4851,15 +4463,7 @@
           <w:color w:val="0D0D0D"/>
           <w:sz w:val="28"/>
         </w:rPr>
-        <w:t>S</w:t>
-      </w:r>
-      <w:r>
-        <w:rPr>
-          <w:rFonts w:cs="Calibri"/>
-          <w:color w:val="0D0D0D"/>
-          <w:sz w:val="28"/>
-        </w:rPr>
-        <w:t xml:space="preserve">tores and visualizes historical data. </w:t>
+        <w:t xml:space="preserve">Stores and visualizes historical data. </w:t>
       </w:r>
     </w:p>
     <w:p>
@@ -4909,7 +4513,6 @@
           <w:color w:val="0D0D0D"/>
           <w:sz w:val="28"/>
         </w:rPr>
-        <w:lastRenderedPageBreak/>
         <w:t xml:space="preserve"> </w:t>
       </w:r>
       <w:r>
@@ -5121,15 +4724,7 @@
           <w:color w:val="0D0D0D"/>
           <w:sz w:val="28"/>
         </w:rPr>
-        <w:t>Makes the system real-</w:t>
-      </w:r>
-      <w:r>
-        <w:rPr>
-          <w:rFonts w:cs="Calibri"/>
-          <w:color w:val="0D0D0D"/>
-          <w:sz w:val="28"/>
-        </w:rPr>
-        <w:t xml:space="preserve">time, smooth, and efficient. </w:t>
+        <w:t xml:space="preserve">Makes the system real-time, smooth, and efficient. </w:t>
       </w:r>
     </w:p>
     <w:p>
@@ -5337,12 +4932,6 @@
         </w:rPr>
         <w:t xml:space="preserve"> </w:t>
       </w:r>
-    </w:p>
-    <w:p>
-      <w:pPr>
-        <w:spacing w:after="0"/>
-        <w:ind w:left="15"/>
-      </w:pPr>
       <w:r>
         <w:rPr>
           <w:rFonts w:ascii="Times New Roman" w:eastAsia="Times New Roman" w:hAnsi="Times New Roman"/>
@@ -5350,7 +4939,6 @@
           <w:color w:val="0D0D0D"/>
           <w:sz w:val="44"/>
         </w:rPr>
-        <w:lastRenderedPageBreak/>
         <w:t xml:space="preserve"> </w:t>
       </w:r>
     </w:p>
@@ -5367,2273 +4955,3592 @@
       <w:pPr>
         <w:spacing w:after="4"/>
         <w:ind w:left="15"/>
-      </w:pPr>
-      <w:r>
-        <w:rPr>
-          <w:rFonts w:cs="Calibri"/>
-          <w:color w:val="0D0D0D"/>
-          <w:sz w:val="24"/>
-        </w:rPr>
-        <w:t xml:space="preserve"> </w:t>
-      </w:r>
-    </w:p>
-    <w:p>
-      <w:pPr>
-        <w:spacing w:after="3"/>
-        <w:ind w:left="10" w:right="2435" w:hanging="10"/>
-      </w:pPr>
-      <w:r>
-        <w:rPr>
-          <w:rFonts w:cs="Calibri"/>
-          <w:color w:val="0D0D0D"/>
-          <w:sz w:val="24"/>
-        </w:rPr>
-        <w:t xml:space="preserve">#define BLYNK_TEMPLATE_ID "TMPL3RKgWyjwL" </w:t>
-      </w:r>
-    </w:p>
-    <w:p>
-      <w:pPr>
-        <w:spacing w:after="3"/>
-        <w:ind w:left="10" w:right="2435" w:hanging="10"/>
-      </w:pPr>
-      <w:r>
-        <w:rPr>
-          <w:rFonts w:cs="Calibri"/>
-          <w:color w:val="0D0D0D"/>
-          <w:sz w:val="24"/>
-        </w:rPr>
-        <w:t xml:space="preserve">#define BLYNK_TEMPLATE_NAME "Health Monitoring" </w:t>
-      </w:r>
-    </w:p>
-    <w:p>
-      <w:pPr>
-        <w:spacing w:after="3"/>
-        <w:ind w:left="10" w:right="2435" w:hanging="10"/>
-      </w:pPr>
-      <w:r>
-        <w:rPr>
-          <w:rFonts w:cs="Calibri"/>
-          <w:color w:val="0D0D0D"/>
-          <w:sz w:val="24"/>
-        </w:rPr>
-        <w:t xml:space="preserve">#define BLYNK_AUTH_TOKEN "TaQ0Zj3gPTfcp4vJ-QRo0vEPHDTToqdR" </w:t>
-      </w:r>
-    </w:p>
-    <w:p>
-      <w:pPr>
-        <w:spacing w:after="3"/>
-        <w:ind w:left="15"/>
-      </w:pPr>
-      <w:r>
-        <w:rPr>
-          <w:rFonts w:cs="Calibri"/>
-          <w:color w:val="0D0D0D"/>
-          <w:sz w:val="24"/>
-        </w:rPr>
-        <w:t xml:space="preserve"> </w:t>
-      </w:r>
-    </w:p>
-    <w:p>
-      <w:pPr>
-        <w:spacing w:after="0"/>
-        <w:ind w:left="15"/>
-      </w:pPr>
-      <w:r>
-        <w:rPr>
-          <w:rFonts w:cs="Calibri"/>
-          <w:color w:val="0D0D0D"/>
-          <w:sz w:val="24"/>
-        </w:rPr>
-        <w:t xml:space="preserve"> </w:t>
-      </w:r>
-    </w:p>
-    <w:p>
-      <w:pPr>
-        <w:spacing w:after="3"/>
-        <w:ind w:left="10" w:right="2435" w:hanging="10"/>
-      </w:pPr>
-      <w:r>
-        <w:rPr>
-          <w:rFonts w:cs="Calibri"/>
-          <w:color w:val="0D0D0D"/>
-          <w:sz w:val="24"/>
-        </w:rPr>
-        <w:t xml:space="preserve">#include &lt;WiFi.h&gt; </w:t>
-      </w:r>
-    </w:p>
-    <w:p>
-      <w:pPr>
-        <w:spacing w:after="3"/>
-        <w:ind w:left="10" w:right="2435" w:hanging="10"/>
-        <w:rPr>
-          <w:rFonts w:cs="Calibri"/>
-          <w:color w:val="0D0D0D"/>
-          <w:sz w:val="24"/>
-        </w:rPr>
-      </w:pPr>
-      <w:r>
-        <w:rPr>
-          <w:rFonts w:cs="Calibri"/>
-          <w:color w:val="0D0D0D"/>
-          <w:sz w:val="24"/>
-        </w:rPr>
-        <w:t xml:space="preserve">#include &lt;BlynkSimpleEsp32.h&gt; </w:t>
-      </w:r>
-    </w:p>
-    <w:p>
-      <w:pPr>
-        <w:spacing w:after="3"/>
-        <w:ind w:left="10" w:right="2435" w:hanging="10"/>
-        <w:rPr>
-          <w:rFonts w:cs="Calibri"/>
-          <w:color w:val="0D0D0D"/>
-          <w:sz w:val="24"/>
-        </w:rPr>
-      </w:pPr>
-      <w:r>
-        <w:rPr>
-          <w:rFonts w:cs="Calibri"/>
-          <w:color w:val="0D0D0D"/>
-          <w:sz w:val="24"/>
-        </w:rPr>
-        <w:t>#include &lt;</w:t>
-      </w:r>
-      <w:r>
-        <w:rPr>
-          <w:rFonts w:cs="Calibri"/>
-          <w:color w:val="0D0D0D"/>
-          <w:sz w:val="24"/>
-        </w:rPr>
-        <w:t>SPI</w:t>
-      </w:r>
-      <w:r>
-        <w:rPr>
-          <w:rFonts w:cs="Calibri"/>
-          <w:color w:val="0D0D0D"/>
-          <w:sz w:val="24"/>
-        </w:rPr>
-        <w:t xml:space="preserve">.h&gt; </w:t>
-      </w:r>
-    </w:p>
-    <w:p>
-      <w:pPr>
-        <w:spacing w:after="3"/>
-        <w:ind w:left="10" w:right="2435" w:hanging="10"/>
-      </w:pPr>
-      <w:r>
-        <w:rPr>
-          <w:rFonts w:cs="Calibri"/>
-          <w:color w:val="0D0D0D"/>
-          <w:sz w:val="24"/>
-        </w:rPr>
-        <w:t>#include &lt;MF</w:t>
-      </w:r>
-      <w:r>
-        <w:rPr>
-          <w:rFonts w:cs="Calibri"/>
-          <w:color w:val="0D0D0D"/>
-          <w:sz w:val="24"/>
-        </w:rPr>
-        <w:t>R</w:t>
-      </w:r>
-      <w:r>
-        <w:rPr>
-          <w:rFonts w:cs="Calibri"/>
-          <w:color w:val="0D0D0D"/>
-          <w:sz w:val="24"/>
-        </w:rPr>
-        <w:t>C522</w:t>
-      </w:r>
-      <w:r>
-        <w:rPr>
-          <w:rFonts w:cs="Calibri"/>
-          <w:color w:val="0D0D0D"/>
-          <w:sz w:val="24"/>
-        </w:rPr>
-        <w:t>&gt;</w:t>
-      </w:r>
-    </w:p>
-    <w:p>
-      <w:pPr>
-        <w:spacing w:after="0"/>
-        <w:ind w:left="15"/>
-      </w:pPr>
-      <w:r>
-        <w:rPr>
-          <w:rFonts w:cs="Calibri"/>
-          <w:color w:val="0D0D0D"/>
-          <w:sz w:val="24"/>
-        </w:rPr>
-        <w:t xml:space="preserve"> </w:t>
-      </w:r>
-    </w:p>
-    <w:p>
-      <w:pPr>
-        <w:spacing w:after="3"/>
-        <w:ind w:left="10" w:right="2435" w:hanging="10"/>
-      </w:pPr>
-      <w:r>
-        <w:rPr>
-          <w:rFonts w:cs="Calibri"/>
-          <w:color w:val="0D0D0D"/>
-          <w:sz w:val="24"/>
-        </w:rPr>
-        <w:t xml:space="preserve">// -------- WiFi -------- </w:t>
-      </w:r>
-    </w:p>
-    <w:p>
-      <w:pPr>
-        <w:spacing w:after="3"/>
-        <w:ind w:left="10" w:right="2435" w:hanging="10"/>
-      </w:pPr>
-      <w:r>
-        <w:rPr>
-          <w:rFonts w:cs="Calibri"/>
-          <w:color w:val="0D0D0D"/>
-          <w:sz w:val="24"/>
-        </w:rPr>
-        <w:t xml:space="preserve">const char* ssid = "Wokwi-GUEST"; </w:t>
-      </w:r>
-    </w:p>
-    <w:p>
-      <w:pPr>
-        <w:spacing w:after="3"/>
-        <w:ind w:left="10" w:right="2435" w:hanging="10"/>
-      </w:pPr>
-      <w:r>
-        <w:rPr>
-          <w:rFonts w:cs="Calibri"/>
-          <w:color w:val="0D0D0D"/>
-          <w:sz w:val="24"/>
-        </w:rPr>
-        <w:t xml:space="preserve">const char* password = ""; </w:t>
-      </w:r>
-    </w:p>
-    <w:p>
-      <w:pPr>
-        <w:spacing w:after="0"/>
-        <w:ind w:left="15"/>
-      </w:pPr>
-      <w:r>
-        <w:rPr>
-          <w:rFonts w:cs="Calibri"/>
-          <w:color w:val="0D0D0D"/>
-          <w:sz w:val="24"/>
-        </w:rPr>
-        <w:t xml:space="preserve"> </w:t>
-      </w:r>
-    </w:p>
-    <w:p>
-      <w:pPr>
-        <w:spacing w:after="3"/>
-        <w:ind w:left="10" w:right="2435" w:hanging="10"/>
-      </w:pPr>
-      <w:r>
-        <w:rPr>
-          <w:rFonts w:cs="Calibri"/>
-          <w:color w:val="0D0D0D"/>
-          <w:sz w:val="24"/>
-        </w:rPr>
-        <w:t xml:space="preserve">// -------- Blynk -------- </w:t>
-      </w:r>
-    </w:p>
-    <w:p>
-      <w:pPr>
-        <w:spacing w:after="3"/>
-        <w:ind w:left="10" w:right="2435" w:hanging="10"/>
-      </w:pPr>
-      <w:r>
-        <w:rPr>
-          <w:rFonts w:cs="Calibri"/>
-          <w:color w:val="0D0D0D"/>
-          <w:sz w:val="24"/>
-        </w:rPr>
-        <w:t xml:space="preserve">char auth[] = "TaQ0Zj3gPTfcp4vJ-QRo0vEPHDTToqdR"; </w:t>
-      </w:r>
-    </w:p>
-    <w:p>
-      <w:pPr>
-        <w:spacing w:after="4"/>
-        <w:ind w:left="15"/>
-      </w:pPr>
-      <w:r>
-        <w:rPr>
-          <w:rFonts w:cs="Calibri"/>
-          <w:color w:val="0D0D0D"/>
-          <w:sz w:val="24"/>
-        </w:rPr>
-        <w:t xml:space="preserve"> </w:t>
-      </w:r>
-    </w:p>
-    <w:p>
-      <w:pPr>
-        <w:spacing w:after="3"/>
-        <w:ind w:left="10" w:right="2435" w:hanging="10"/>
-      </w:pPr>
-      <w:r>
-        <w:rPr>
-          <w:rFonts w:cs="Calibri"/>
-          <w:color w:val="0D0D0D"/>
-          <w:sz w:val="24"/>
-        </w:rPr>
-        <w:t xml:space="preserve">// -------- ThingSpeak -------- </w:t>
-      </w:r>
-    </w:p>
-    <w:p>
-      <w:pPr>
-        <w:spacing w:after="3"/>
-        <w:ind w:left="10" w:right="2435" w:hanging="10"/>
-      </w:pPr>
-      <w:r>
-        <w:rPr>
-          <w:rFonts w:cs="Calibri"/>
-          <w:color w:val="0D0D0D"/>
-          <w:sz w:val="24"/>
-        </w:rPr>
-        <w:t xml:space="preserve">String apiKey = "RTAFCW1X5ZASHEUQ"; </w:t>
-      </w:r>
-    </w:p>
-    <w:p>
-      <w:pPr>
-        <w:spacing w:after="3"/>
-        <w:ind w:left="10" w:right="2435" w:hanging="10"/>
-      </w:pPr>
-      <w:r>
-        <w:rPr>
-          <w:rFonts w:cs="Calibri"/>
-          <w:color w:val="0D0D0D"/>
-          <w:sz w:val="24"/>
-        </w:rPr>
-        <w:t xml:space="preserve">String server = "http://api.thingspeak.com/update"; </w:t>
-      </w:r>
-    </w:p>
-    <w:p>
-      <w:pPr>
-        <w:spacing w:after="4"/>
-        <w:ind w:left="15"/>
-      </w:pPr>
-      <w:r>
-        <w:rPr>
-          <w:rFonts w:cs="Calibri"/>
-          <w:color w:val="0D0D0D"/>
-          <w:sz w:val="24"/>
-        </w:rPr>
-        <w:t xml:space="preserve"> </w:t>
-      </w:r>
-    </w:p>
-    <w:p>
-      <w:pPr>
-        <w:spacing w:after="3"/>
-        <w:ind w:left="10" w:right="2435" w:hanging="10"/>
-      </w:pPr>
-      <w:r>
-        <w:rPr>
-          <w:rFonts w:cs="Calibri"/>
-          <w:color w:val="0D0D0D"/>
-          <w:sz w:val="24"/>
-        </w:rPr>
-        <w:t xml:space="preserve">// -------- Pins -------- </w:t>
-      </w:r>
-    </w:p>
-    <w:p>
-      <w:pPr>
-        <w:spacing w:after="3"/>
-        <w:ind w:left="10" w:right="2435" w:hanging="10"/>
-      </w:pPr>
-      <w:r>
-        <w:rPr>
-          <w:rFonts w:cs="Calibri"/>
-          <w:color w:val="0D0D0D"/>
-          <w:sz w:val="24"/>
-        </w:rPr>
-        <w:t xml:space="preserve">#define BUZZER 33 </w:t>
-      </w:r>
-    </w:p>
-    <w:p>
-      <w:pPr>
-        <w:spacing w:after="0"/>
-        <w:ind w:left="15"/>
-      </w:pPr>
-      <w:r>
-        <w:rPr>
-          <w:rFonts w:cs="Calibri"/>
-          <w:color w:val="0D0D0D"/>
-          <w:sz w:val="24"/>
-        </w:rPr>
-        <w:t xml:space="preserve"> </w:t>
-      </w:r>
-    </w:p>
-    <w:p>
-      <w:pPr>
-        <w:spacing w:after="3"/>
-        <w:ind w:left="10" w:right="6756" w:hanging="10"/>
-      </w:pPr>
-      <w:r>
-        <w:rPr>
-          <w:rFonts w:cs="Calibri"/>
-          <w:color w:val="0D0D0D"/>
-          <w:sz w:val="24"/>
-        </w:rPr>
-        <w:t>// -------- Variables --------</w:t>
-      </w:r>
-      <w:r>
-        <w:rPr>
-          <w:rFonts w:cs="Calibri"/>
-          <w:color w:val="0D0D0D"/>
-          <w:sz w:val="24"/>
-        </w:rPr>
-        <w:t xml:space="preserve"> float height, weight, bmi, z_score; int attendance; float prev_weight = 0; float ref_weight = 12.0; </w:t>
-      </w:r>
-    </w:p>
-    <w:p>
-      <w:pPr>
-        <w:spacing w:after="3"/>
-        <w:ind w:left="10" w:right="2435" w:hanging="10"/>
-      </w:pPr>
-      <w:r>
-        <w:rPr>
-          <w:rFonts w:cs="Calibri"/>
-          <w:color w:val="0D0D0D"/>
-          <w:sz w:val="24"/>
-        </w:rPr>
-        <w:t xml:space="preserve">String status = "Normal"; </w:t>
-      </w:r>
-    </w:p>
-    <w:p>
-      <w:pPr>
-        <w:spacing w:after="0"/>
-        <w:ind w:left="15"/>
-      </w:pPr>
-      <w:r>
-        <w:rPr>
-          <w:rFonts w:cs="Calibri"/>
-          <w:color w:val="0D0D0D"/>
-          <w:sz w:val="24"/>
-        </w:rPr>
-        <w:t xml:space="preserve"> </w:t>
-      </w:r>
-    </w:p>
-    <w:p>
-      <w:pPr>
-        <w:spacing w:after="2"/>
-        <w:ind w:left="10" w:right="6272" w:hanging="10"/>
-        <w:jc w:val="both"/>
-      </w:pPr>
-      <w:r>
-        <w:rPr>
-          <w:rFonts w:cs="Calibri"/>
-          <w:color w:val="0D0D0D"/>
-          <w:sz w:val="24"/>
-        </w:rPr>
-        <w:t xml:space="preserve">// -------- SENSOR TASK -------- void TaskSensor(void *pvParameters) {   while (1) { </w:t>
-      </w:r>
-    </w:p>
-    <w:p>
-      <w:pPr>
-        <w:spacing w:after="0"/>
-        <w:ind w:left="15"/>
-      </w:pPr>
-      <w:r>
-        <w:rPr>
-          <w:rFonts w:cs="Calibri"/>
-          <w:color w:val="0D0D0D"/>
-          <w:sz w:val="24"/>
-        </w:rPr>
-        <w:t xml:space="preserve"> </w:t>
-      </w:r>
-    </w:p>
-    <w:p>
-      <w:pPr>
-        <w:spacing w:after="3"/>
-        <w:ind w:left="10" w:right="6634" w:hanging="10"/>
-      </w:pPr>
-      <w:r>
-        <w:rPr>
-          <w:rFonts w:cs="Calibri"/>
-          <w:color w:val="0D0D0D"/>
-          <w:sz w:val="24"/>
-        </w:rPr>
-        <w:t xml:space="preserve">    height = random(80,120);     weig</w:t>
-      </w:r>
-      <w:r>
-        <w:rPr>
-          <w:rFonts w:cs="Calibri"/>
-          <w:color w:val="0D0D0D"/>
-          <w:sz w:val="24"/>
-        </w:rPr>
-        <w:t xml:space="preserve">ht = random(8,18); </w:t>
-      </w:r>
-    </w:p>
-    <w:p>
-      <w:pPr>
-        <w:spacing w:after="3"/>
-        <w:ind w:left="10" w:right="2435" w:hanging="10"/>
-      </w:pPr>
-      <w:r>
-        <w:rPr>
-          <w:rFonts w:cs="Calibri"/>
-          <w:color w:val="0D0D0D"/>
-          <w:sz w:val="24"/>
-        </w:rPr>
-        <w:t xml:space="preserve">    attendance = random(0,2); </w:t>
-      </w:r>
-    </w:p>
-    <w:p>
-      <w:pPr>
-        <w:spacing w:after="0"/>
-        <w:ind w:left="15"/>
-      </w:pPr>
-      <w:r>
-        <w:rPr>
-          <w:rFonts w:cs="Calibri"/>
-          <w:color w:val="0D0D0D"/>
-          <w:sz w:val="24"/>
-        </w:rPr>
-        <w:t xml:space="preserve"> </w:t>
-      </w:r>
-    </w:p>
-    <w:p>
-      <w:pPr>
-        <w:spacing w:after="3"/>
-        <w:ind w:left="10" w:right="2435" w:hanging="10"/>
-      </w:pPr>
-      <w:r>
-        <w:rPr>
-          <w:rFonts w:cs="Calibri"/>
-          <w:color w:val="0D0D0D"/>
-          <w:sz w:val="24"/>
-        </w:rPr>
-        <w:t xml:space="preserve">    float height_m = height / 100.0; </w:t>
-      </w:r>
-    </w:p>
-    <w:p>
-      <w:pPr>
-        <w:spacing w:after="0"/>
-        <w:ind w:left="15"/>
-      </w:pPr>
-      <w:r>
-        <w:rPr>
-          <w:rFonts w:cs="Calibri"/>
-          <w:color w:val="0D0D0D"/>
-          <w:sz w:val="24"/>
-        </w:rPr>
-        <w:t xml:space="preserve"> </w:t>
-      </w:r>
-    </w:p>
-    <w:p>
-      <w:pPr>
-        <w:spacing w:after="3"/>
-        <w:ind w:left="10" w:right="2435" w:hanging="10"/>
-      </w:pPr>
-      <w:r>
-        <w:rPr>
-          <w:rFonts w:cs="Calibri"/>
-          <w:color w:val="0D0D0D"/>
-          <w:sz w:val="24"/>
-        </w:rPr>
-        <w:t xml:space="preserve">    bmi = weight / (height_m * height_m); </w:t>
-      </w:r>
-    </w:p>
-    <w:p>
-      <w:pPr>
-        <w:spacing w:after="3"/>
-        <w:ind w:left="10" w:right="2435" w:hanging="10"/>
-      </w:pPr>
-      <w:r>
-        <w:rPr>
-          <w:rFonts w:cs="Calibri"/>
-          <w:color w:val="0D0D0D"/>
-          <w:sz w:val="24"/>
-        </w:rPr>
-        <w:lastRenderedPageBreak/>
-        <w:t xml:space="preserve">    z_score = (weight - ref_weight) / 2.0; </w:t>
-      </w:r>
-    </w:p>
-    <w:p>
-      <w:pPr>
-        <w:spacing w:after="0"/>
-        <w:ind w:left="15"/>
-      </w:pPr>
-      <w:r>
-        <w:rPr>
-          <w:rFonts w:cs="Calibri"/>
-          <w:color w:val="0D0D0D"/>
-          <w:sz w:val="24"/>
-        </w:rPr>
-        <w:t xml:space="preserve"> </w:t>
-      </w:r>
-    </w:p>
-    <w:p>
-      <w:pPr>
-        <w:spacing w:after="3"/>
-        <w:ind w:left="10" w:right="7895" w:hanging="10"/>
-      </w:pPr>
-      <w:r>
-        <w:rPr>
-          <w:rFonts w:cs="Calibri"/>
-          <w:color w:val="0D0D0D"/>
-          <w:sz w:val="24"/>
-        </w:rPr>
-        <w:t xml:space="preserve">    // AI Classification     if (z_score &lt; -2) { </w:t>
-      </w:r>
-    </w:p>
-    <w:p>
-      <w:pPr>
-        <w:spacing w:after="3"/>
-        <w:ind w:left="10" w:right="2435" w:hanging="10"/>
-      </w:pPr>
-      <w:r>
-        <w:rPr>
-          <w:rFonts w:cs="Calibri"/>
-          <w:color w:val="0D0D0D"/>
-          <w:sz w:val="24"/>
-        </w:rPr>
-        <w:t xml:space="preserve">      </w:t>
-      </w:r>
-      <w:r>
-        <w:rPr>
-          <w:rFonts w:cs="Calibri"/>
-          <w:color w:val="0D0D0D"/>
-          <w:sz w:val="24"/>
-        </w:rPr>
-        <w:t xml:space="preserve">status = "Severe Malnutrition"; </w:t>
-      </w:r>
-    </w:p>
-    <w:p>
-      <w:pPr>
-        <w:spacing w:after="3"/>
-        <w:ind w:left="10" w:right="2435" w:hanging="10"/>
-      </w:pPr>
-      <w:r>
-        <w:rPr>
-          <w:rFonts w:cs="Calibri"/>
-          <w:color w:val="0D0D0D"/>
-          <w:sz w:val="24"/>
-        </w:rPr>
-        <w:t xml:space="preserve">    } </w:t>
-      </w:r>
-    </w:p>
-    <w:p>
-      <w:pPr>
-        <w:spacing w:after="3"/>
-        <w:ind w:left="10" w:right="5424" w:hanging="10"/>
-      </w:pPr>
-      <w:r>
-        <w:rPr>
-          <w:rFonts w:cs="Calibri"/>
-          <w:color w:val="0D0D0D"/>
-          <w:sz w:val="24"/>
-        </w:rPr>
-        <w:t xml:space="preserve">    else if (z_score &gt;= -2 &amp;&amp; z_score &lt; -1) {       status = "Moderate Risk"; </w:t>
-      </w:r>
-    </w:p>
-    <w:p>
-      <w:pPr>
-        <w:spacing w:after="3"/>
-        <w:ind w:left="10" w:right="2435" w:hanging="10"/>
-      </w:pPr>
-      <w:r>
-        <w:rPr>
-          <w:rFonts w:cs="Calibri"/>
-          <w:color w:val="0D0D0D"/>
-          <w:sz w:val="24"/>
-        </w:rPr>
-        <w:t xml:space="preserve">    } </w:t>
-      </w:r>
-    </w:p>
-    <w:p>
-      <w:pPr>
-        <w:spacing w:after="3"/>
-        <w:ind w:left="10" w:right="7936" w:hanging="10"/>
-      </w:pPr>
-      <w:r>
-        <w:rPr>
-          <w:rFonts w:cs="Calibri"/>
-          <w:color w:val="0D0D0D"/>
-          <w:sz w:val="24"/>
-        </w:rPr>
-        <w:t xml:space="preserve">    else {       status = "Normal"; </w:t>
-      </w:r>
-    </w:p>
-    <w:p>
-      <w:pPr>
-        <w:spacing w:after="3"/>
-        <w:ind w:left="10" w:right="2435" w:hanging="10"/>
-      </w:pPr>
-      <w:r>
-        <w:rPr>
-          <w:rFonts w:cs="Calibri"/>
-          <w:color w:val="0D0D0D"/>
-          <w:sz w:val="24"/>
-        </w:rPr>
-        <w:t xml:space="preserve">    } </w:t>
-      </w:r>
-    </w:p>
-    <w:p>
-      <w:pPr>
-        <w:spacing w:after="4"/>
-        <w:ind w:left="15"/>
-      </w:pPr>
-      <w:r>
-        <w:rPr>
-          <w:rFonts w:cs="Calibri"/>
-          <w:color w:val="0D0D0D"/>
-          <w:sz w:val="24"/>
-        </w:rPr>
-        <w:t xml:space="preserve"> </w:t>
-      </w:r>
-    </w:p>
-    <w:p>
-      <w:pPr>
-        <w:spacing w:after="3"/>
-        <w:ind w:left="10" w:right="2435" w:hanging="10"/>
-      </w:pPr>
-      <w:r>
-        <w:rPr>
-          <w:rFonts w:cs="Calibri"/>
-          <w:color w:val="0D0D0D"/>
-          <w:sz w:val="24"/>
-        </w:rPr>
-        <w:t xml:space="preserve">    vTaskDelay(2000 / portTICK_PERIOD_MS); </w:t>
-      </w:r>
-    </w:p>
-    <w:p>
-      <w:pPr>
-        <w:spacing w:after="3"/>
-        <w:ind w:left="10" w:right="2435" w:hanging="10"/>
-      </w:pPr>
-      <w:r>
-        <w:rPr>
-          <w:rFonts w:cs="Calibri"/>
-          <w:color w:val="0D0D0D"/>
-          <w:sz w:val="24"/>
-        </w:rPr>
-        <w:t xml:space="preserve">  } </w:t>
-      </w:r>
-    </w:p>
-    <w:p>
-      <w:pPr>
-        <w:spacing w:after="3"/>
-        <w:ind w:left="10" w:right="2435" w:hanging="10"/>
-      </w:pPr>
-      <w:r>
-        <w:rPr>
-          <w:rFonts w:cs="Calibri"/>
-          <w:color w:val="0D0D0D"/>
-          <w:sz w:val="24"/>
-        </w:rPr>
-        <w:t xml:space="preserve">} </w:t>
-      </w:r>
-    </w:p>
-    <w:p>
-      <w:pPr>
-        <w:spacing w:after="0"/>
-        <w:ind w:left="15"/>
-      </w:pPr>
-      <w:r>
-        <w:rPr>
-          <w:rFonts w:cs="Calibri"/>
-          <w:color w:val="0D0D0D"/>
-          <w:sz w:val="24"/>
-        </w:rPr>
-        <w:t xml:space="preserve"> </w:t>
-      </w:r>
-    </w:p>
-    <w:p>
-      <w:pPr>
-        <w:spacing w:after="2"/>
-        <w:ind w:left="10" w:right="6453" w:hanging="10"/>
-        <w:jc w:val="both"/>
-      </w:pPr>
-      <w:r>
-        <w:rPr>
-          <w:rFonts w:cs="Calibri"/>
-          <w:color w:val="0D0D0D"/>
-          <w:sz w:val="24"/>
-        </w:rPr>
-        <w:t>// -------- ALERT TASK -------</w:t>
-      </w:r>
-      <w:r>
-        <w:rPr>
-          <w:rFonts w:cs="Calibri"/>
-          <w:color w:val="0D0D0D"/>
-          <w:sz w:val="24"/>
-        </w:rPr>
-        <w:t xml:space="preserve">- void TaskAlert(void *pvParameters) {   while (1) { </w:t>
-      </w:r>
-    </w:p>
-    <w:p>
-      <w:pPr>
-        <w:spacing w:after="0"/>
-        <w:ind w:left="15"/>
-      </w:pPr>
-      <w:r>
-        <w:rPr>
-          <w:rFonts w:cs="Calibri"/>
-          <w:color w:val="0D0D0D"/>
-          <w:sz w:val="24"/>
-        </w:rPr>
-        <w:t xml:space="preserve"> </w:t>
-      </w:r>
-    </w:p>
-    <w:p>
-      <w:pPr>
-        <w:spacing w:after="3"/>
-        <w:ind w:left="10" w:right="5298" w:hanging="10"/>
-      </w:pPr>
-      <w:r>
-        <w:rPr>
-          <w:rFonts w:cs="Calibri"/>
-          <w:color w:val="0D0D0D"/>
-          <w:sz w:val="24"/>
-        </w:rPr>
-        <w:t xml:space="preserve">    if (status == "Severe Malnutrition") {       Serial.println("Severe Alert!");       digitalWrite(BUZZER, HIGH);       vTaskDelay(1000 / portTICK_PERIOD_MS); </w:t>
-      </w:r>
-    </w:p>
-    <w:p>
-      <w:pPr>
-        <w:spacing w:after="3"/>
-        <w:ind w:left="10" w:right="2435" w:hanging="10"/>
-      </w:pPr>
-      <w:r>
-        <w:rPr>
-          <w:rFonts w:cs="Calibri"/>
-          <w:color w:val="0D0D0D"/>
-          <w:sz w:val="24"/>
-        </w:rPr>
-        <w:t xml:space="preserve">      </w:t>
-      </w:r>
-      <w:r>
-        <w:rPr>
-          <w:rFonts w:cs="Calibri"/>
-          <w:color w:val="0D0D0D"/>
-          <w:sz w:val="24"/>
-        </w:rPr>
-        <w:t xml:space="preserve">digitalWrite(BUZZER, LOW); </w:t>
-      </w:r>
-    </w:p>
-    <w:p>
-      <w:pPr>
-        <w:spacing w:after="3"/>
-        <w:ind w:left="10" w:right="2435" w:hanging="10"/>
-      </w:pPr>
-      <w:r>
-        <w:rPr>
-          <w:rFonts w:cs="Calibri"/>
-          <w:color w:val="0D0D0D"/>
-          <w:sz w:val="24"/>
-        </w:rPr>
-        <w:t xml:space="preserve">    } </w:t>
-      </w:r>
-    </w:p>
-    <w:p>
-      <w:pPr>
-        <w:spacing w:after="3"/>
-        <w:ind w:left="10" w:right="5418" w:hanging="10"/>
-      </w:pPr>
-      <w:r>
-        <w:rPr>
-          <w:rFonts w:cs="Calibri"/>
-          <w:color w:val="0D0D0D"/>
-          <w:sz w:val="24"/>
-        </w:rPr>
-        <w:t xml:space="preserve">    else if (status == "Moderate Risk") {       Serial.println(" Moderate Alert!");       digitalWrite(BUZZER, HIGH);       vTaskDelay(300 / portTICK_PERIOD_MS); </w:t>
-      </w:r>
-    </w:p>
-    <w:p>
-      <w:pPr>
-        <w:spacing w:after="3"/>
-        <w:ind w:left="10" w:right="2435" w:hanging="10"/>
-      </w:pPr>
-      <w:r>
-        <w:rPr>
-          <w:rFonts w:cs="Calibri"/>
-          <w:color w:val="0D0D0D"/>
-          <w:sz w:val="24"/>
-        </w:rPr>
-        <w:t xml:space="preserve">      digitalWrite(BUZZER, LOW); </w:t>
-      </w:r>
-    </w:p>
-    <w:p>
-      <w:pPr>
-        <w:spacing w:after="3"/>
-        <w:ind w:left="10" w:right="2435" w:hanging="10"/>
-      </w:pPr>
-      <w:r>
-        <w:rPr>
-          <w:rFonts w:cs="Calibri"/>
-          <w:color w:val="0D0D0D"/>
-          <w:sz w:val="24"/>
-        </w:rPr>
-        <w:t xml:space="preserve">    } </w:t>
-      </w:r>
-    </w:p>
-    <w:p>
-      <w:pPr>
-        <w:spacing w:after="0"/>
-        <w:ind w:left="15"/>
-      </w:pPr>
-      <w:r>
-        <w:rPr>
-          <w:rFonts w:cs="Calibri"/>
-          <w:color w:val="0D0D0D"/>
-          <w:sz w:val="24"/>
-        </w:rPr>
-        <w:t xml:space="preserve"> </w:t>
-      </w:r>
-    </w:p>
-    <w:p>
-      <w:pPr>
-        <w:spacing w:after="3"/>
-        <w:ind w:left="10" w:right="2435" w:hanging="10"/>
-      </w:pPr>
-      <w:r>
-        <w:rPr>
-          <w:rFonts w:cs="Calibri"/>
-          <w:color w:val="0D0D0D"/>
-          <w:sz w:val="24"/>
-        </w:rPr>
-        <w:t xml:space="preserve">    if ((weight</w:t>
-      </w:r>
-      <w:r>
-        <w:rPr>
-          <w:rFonts w:cs="Calibri"/>
-          <w:color w:val="0D0D0D"/>
-          <w:sz w:val="24"/>
-        </w:rPr>
-        <w:t xml:space="preserve"> - prev_weight) &lt; 0.2) { </w:t>
-      </w:r>
-    </w:p>
-    <w:p>
-      <w:pPr>
-        <w:spacing w:after="3"/>
-        <w:ind w:left="10" w:right="2435" w:hanging="10"/>
-      </w:pPr>
-      <w:r>
-        <w:rPr>
-          <w:rFonts w:cs="Calibri"/>
-          <w:color w:val="0D0D0D"/>
-          <w:sz w:val="24"/>
-        </w:rPr>
-        <w:t xml:space="preserve">      Serial.println("Slow Growth"); </w:t>
-      </w:r>
-    </w:p>
-    <w:p>
-      <w:pPr>
-        <w:spacing w:after="3"/>
-        <w:ind w:left="10" w:right="2435" w:hanging="10"/>
-      </w:pPr>
-      <w:r>
-        <w:rPr>
-          <w:rFonts w:cs="Calibri"/>
-          <w:color w:val="0D0D0D"/>
-          <w:sz w:val="24"/>
-        </w:rPr>
-        <w:t xml:space="preserve">    } </w:t>
-      </w:r>
-    </w:p>
-    <w:p>
-      <w:pPr>
-        <w:spacing w:after="0"/>
-        <w:ind w:left="15"/>
-      </w:pPr>
-      <w:r>
-        <w:rPr>
-          <w:rFonts w:cs="Calibri"/>
-          <w:color w:val="0D0D0D"/>
-          <w:sz w:val="24"/>
-        </w:rPr>
-        <w:t xml:space="preserve"> </w:t>
-      </w:r>
-    </w:p>
-    <w:p>
-      <w:pPr>
-        <w:spacing w:after="3"/>
-        <w:ind w:left="10" w:right="2435" w:hanging="10"/>
-      </w:pPr>
-      <w:r>
-        <w:rPr>
-          <w:rFonts w:cs="Calibri"/>
-          <w:color w:val="0D0D0D"/>
-          <w:sz w:val="24"/>
-        </w:rPr>
-        <w:t xml:space="preserve">    if (attendance == 0) { </w:t>
-      </w:r>
-    </w:p>
-    <w:p>
-      <w:pPr>
-        <w:spacing w:after="3"/>
-        <w:ind w:left="10" w:right="2435" w:hanging="10"/>
-      </w:pPr>
-      <w:r>
-        <w:rPr>
-          <w:rFonts w:cs="Calibri"/>
-          <w:color w:val="0D0D0D"/>
-          <w:sz w:val="24"/>
-        </w:rPr>
-        <w:t xml:space="preserve">      Serial.println(" Low Attendance"); </w:t>
-      </w:r>
-    </w:p>
-    <w:p>
-      <w:pPr>
-        <w:spacing w:after="3"/>
-        <w:ind w:left="10" w:right="2435" w:hanging="10"/>
-      </w:pPr>
-      <w:r>
-        <w:rPr>
-          <w:rFonts w:cs="Calibri"/>
-          <w:color w:val="0D0D0D"/>
-          <w:sz w:val="24"/>
-        </w:rPr>
-        <w:t xml:space="preserve">    } </w:t>
-      </w:r>
-    </w:p>
-    <w:p>
-      <w:pPr>
-        <w:spacing w:after="0"/>
-        <w:ind w:left="15"/>
-      </w:pPr>
-      <w:r>
-        <w:rPr>
-          <w:rFonts w:cs="Calibri"/>
-          <w:color w:val="0D0D0D"/>
-          <w:sz w:val="24"/>
-        </w:rPr>
-        <w:t xml:space="preserve"> </w:t>
-      </w:r>
-    </w:p>
-    <w:p>
-      <w:pPr>
-        <w:spacing w:after="3"/>
-        <w:ind w:left="10" w:right="2435" w:hanging="10"/>
-      </w:pPr>
-      <w:r>
-        <w:rPr>
-          <w:rFonts w:cs="Calibri"/>
-          <w:color w:val="0D0D0D"/>
-          <w:sz w:val="24"/>
-        </w:rPr>
-        <w:t xml:space="preserve">    prev_weight = weight; </w:t>
-      </w:r>
-    </w:p>
-    <w:p>
-      <w:pPr>
-        <w:spacing w:after="0"/>
-        <w:ind w:left="15"/>
-      </w:pPr>
-      <w:r>
-        <w:rPr>
-          <w:rFonts w:cs="Calibri"/>
-          <w:color w:val="0D0D0D"/>
-          <w:sz w:val="24"/>
-        </w:rPr>
-        <w:t xml:space="preserve"> </w:t>
-      </w:r>
-    </w:p>
-    <w:p>
-      <w:pPr>
-        <w:spacing w:after="3"/>
-        <w:ind w:left="10" w:right="2435" w:hanging="10"/>
-      </w:pPr>
-      <w:r>
-        <w:rPr>
-          <w:rFonts w:cs="Calibri"/>
-          <w:color w:val="0D0D0D"/>
-          <w:sz w:val="24"/>
-        </w:rPr>
-        <w:lastRenderedPageBreak/>
-        <w:t xml:space="preserve">    vTaskDelay(2000 / portTICK_PERIOD_MS); </w:t>
-      </w:r>
-    </w:p>
-    <w:p>
-      <w:pPr>
-        <w:spacing w:after="3"/>
-        <w:ind w:left="10" w:right="2435" w:hanging="10"/>
-      </w:pPr>
-      <w:r>
-        <w:rPr>
-          <w:rFonts w:cs="Calibri"/>
-          <w:color w:val="0D0D0D"/>
-          <w:sz w:val="24"/>
-        </w:rPr>
-        <w:t xml:space="preserve">  } </w:t>
-      </w:r>
-    </w:p>
-    <w:p>
-      <w:pPr>
-        <w:spacing w:after="3"/>
-        <w:ind w:left="10" w:right="2435" w:hanging="10"/>
-      </w:pPr>
-      <w:r>
-        <w:rPr>
-          <w:rFonts w:cs="Calibri"/>
-          <w:color w:val="0D0D0D"/>
-          <w:sz w:val="24"/>
-        </w:rPr>
-        <w:t xml:space="preserve">} </w:t>
-      </w:r>
-    </w:p>
-    <w:p>
-      <w:pPr>
-        <w:spacing w:after="4"/>
-        <w:ind w:left="15"/>
-      </w:pPr>
-      <w:r>
-        <w:rPr>
-          <w:rFonts w:cs="Calibri"/>
-          <w:color w:val="0D0D0D"/>
-          <w:sz w:val="24"/>
-        </w:rPr>
-        <w:t xml:space="preserve"> </w:t>
-      </w:r>
-    </w:p>
-    <w:p>
-      <w:pPr>
-        <w:spacing w:after="2"/>
-        <w:ind w:left="10" w:right="6403" w:hanging="10"/>
-        <w:jc w:val="both"/>
-      </w:pPr>
-      <w:r>
-        <w:rPr>
-          <w:rFonts w:cs="Calibri"/>
-          <w:color w:val="0D0D0D"/>
-          <w:sz w:val="24"/>
-        </w:rPr>
-        <w:t xml:space="preserve">// -------- </w:t>
-      </w:r>
-      <w:r>
-        <w:rPr>
-          <w:rFonts w:cs="Calibri"/>
-          <w:color w:val="0D0D0D"/>
-          <w:sz w:val="24"/>
-        </w:rPr>
-        <w:t xml:space="preserve">BLYNK TASK -------- void TaskBlynk(void *pvParameters) {   while (1) { </w:t>
-      </w:r>
-    </w:p>
-    <w:p>
-      <w:pPr>
-        <w:spacing w:after="3"/>
-        <w:ind w:left="10" w:right="2435" w:hanging="10"/>
-      </w:pPr>
-      <w:r>
-        <w:rPr>
-          <w:rFonts w:cs="Calibri"/>
-          <w:color w:val="0D0D0D"/>
-          <w:sz w:val="24"/>
-        </w:rPr>
-        <w:t xml:space="preserve">    Blynk.run(); </w:t>
-      </w:r>
-    </w:p>
-    <w:p>
-      <w:pPr>
-        <w:spacing w:after="0"/>
-        <w:ind w:left="15"/>
-      </w:pPr>
-      <w:r>
-        <w:rPr>
-          <w:rFonts w:cs="Calibri"/>
-          <w:color w:val="0D0D0D"/>
-          <w:sz w:val="24"/>
-        </w:rPr>
-        <w:t xml:space="preserve"> </w:t>
-      </w:r>
-    </w:p>
-    <w:p>
-      <w:pPr>
-        <w:spacing w:after="3"/>
-        <w:ind w:left="10" w:right="2435" w:hanging="10"/>
-      </w:pPr>
-      <w:r>
-        <w:rPr>
-          <w:rFonts w:cs="Calibri"/>
-          <w:color w:val="0D0D0D"/>
-          <w:sz w:val="24"/>
-        </w:rPr>
-        <w:t xml:space="preserve">    Blynk.virtualWrite(V0, height); </w:t>
-      </w:r>
-    </w:p>
-    <w:p>
-      <w:pPr>
-        <w:spacing w:after="3"/>
-        <w:ind w:left="10" w:right="2435" w:hanging="10"/>
-      </w:pPr>
-      <w:r>
-        <w:rPr>
-          <w:rFonts w:cs="Calibri"/>
-          <w:color w:val="0D0D0D"/>
-          <w:sz w:val="24"/>
-        </w:rPr>
-        <w:t xml:space="preserve">    Blynk.virtualWrite(V1, weight); </w:t>
-      </w:r>
-    </w:p>
-    <w:p>
-      <w:pPr>
-        <w:spacing w:after="3"/>
-        <w:ind w:left="10" w:right="2435" w:hanging="10"/>
-      </w:pPr>
-      <w:r>
-        <w:rPr>
-          <w:rFonts w:cs="Calibri"/>
-          <w:color w:val="0D0D0D"/>
-          <w:sz w:val="24"/>
-        </w:rPr>
-        <w:t xml:space="preserve">    Blynk.virtualWrite(V2, bmi); </w:t>
-      </w:r>
-    </w:p>
-    <w:p>
-      <w:pPr>
-        <w:spacing w:after="3"/>
-        <w:ind w:left="10" w:right="2435" w:hanging="10"/>
-      </w:pPr>
-      <w:r>
-        <w:rPr>
-          <w:rFonts w:cs="Calibri"/>
-          <w:color w:val="0D0D0D"/>
-          <w:sz w:val="24"/>
-        </w:rPr>
-        <w:t xml:space="preserve">    Blynk.virtualWrite(V3, z_score); </w:t>
-      </w:r>
-    </w:p>
-    <w:p>
-      <w:pPr>
-        <w:spacing w:after="3"/>
-        <w:ind w:left="10" w:right="2435" w:hanging="10"/>
-      </w:pPr>
-      <w:r>
-        <w:rPr>
-          <w:rFonts w:cs="Calibri"/>
-          <w:color w:val="0D0D0D"/>
-          <w:sz w:val="24"/>
-        </w:rPr>
-        <w:t xml:space="preserve">    Blynk.virtualW</w:t>
-      </w:r>
-      <w:r>
-        <w:rPr>
-          <w:rFonts w:cs="Calibri"/>
-          <w:color w:val="0D0D0D"/>
-          <w:sz w:val="24"/>
-        </w:rPr>
-        <w:t xml:space="preserve">rite(V5, attendance); </w:t>
-      </w:r>
-    </w:p>
-    <w:p>
-      <w:pPr>
-        <w:spacing w:after="0"/>
-        <w:ind w:left="15"/>
-      </w:pPr>
-      <w:r>
-        <w:rPr>
-          <w:rFonts w:cs="Calibri"/>
-          <w:color w:val="0D0D0D"/>
-          <w:sz w:val="24"/>
-        </w:rPr>
-        <w:t xml:space="preserve"> </w:t>
-      </w:r>
-    </w:p>
-    <w:p>
-      <w:pPr>
-        <w:spacing w:after="3"/>
-        <w:ind w:left="10" w:right="2435" w:hanging="10"/>
-      </w:pPr>
-      <w:r>
-        <w:rPr>
-          <w:rFonts w:cs="Calibri"/>
-          <w:color w:val="0D0D0D"/>
-          <w:sz w:val="24"/>
-        </w:rPr>
-        <w:t xml:space="preserve">    vTaskDelay(2000 / portTICK_PERIOD_MS); </w:t>
-      </w:r>
-    </w:p>
-    <w:p>
-      <w:pPr>
-        <w:spacing w:after="3"/>
-        <w:ind w:left="10" w:right="2435" w:hanging="10"/>
-      </w:pPr>
-      <w:r>
-        <w:rPr>
-          <w:rFonts w:cs="Calibri"/>
-          <w:color w:val="0D0D0D"/>
-          <w:sz w:val="24"/>
-        </w:rPr>
-        <w:t xml:space="preserve">  } </w:t>
-      </w:r>
-    </w:p>
-    <w:p>
-      <w:pPr>
-        <w:spacing w:after="3"/>
-        <w:ind w:left="10" w:right="2435" w:hanging="10"/>
-      </w:pPr>
-      <w:r>
-        <w:rPr>
-          <w:rFonts w:cs="Calibri"/>
-          <w:color w:val="0D0D0D"/>
-          <w:sz w:val="24"/>
-        </w:rPr>
-        <w:t xml:space="preserve">} </w:t>
-      </w:r>
-    </w:p>
-    <w:p>
-      <w:pPr>
-        <w:spacing w:after="0"/>
-        <w:ind w:left="15"/>
-      </w:pPr>
-      <w:r>
-        <w:rPr>
-          <w:rFonts w:cs="Calibri"/>
-          <w:color w:val="0D0D0D"/>
-          <w:sz w:val="24"/>
-        </w:rPr>
-        <w:t xml:space="preserve"> </w:t>
-      </w:r>
-    </w:p>
-    <w:p>
-      <w:pPr>
-        <w:spacing w:after="2"/>
-        <w:ind w:left="10" w:right="5798" w:hanging="10"/>
-        <w:jc w:val="both"/>
-      </w:pPr>
-      <w:r>
-        <w:rPr>
-          <w:rFonts w:cs="Calibri"/>
-          <w:color w:val="0D0D0D"/>
-          <w:sz w:val="24"/>
-        </w:rPr>
-        <w:t xml:space="preserve">// -------- THINGSPEAK TASK -------- void TaskThingSpeak(void *pvParameters) {   while (1) { </w:t>
-      </w:r>
-    </w:p>
-    <w:p>
-      <w:pPr>
-        <w:spacing w:after="0"/>
-        <w:ind w:left="15"/>
-      </w:pPr>
-      <w:r>
-        <w:rPr>
-          <w:rFonts w:cs="Calibri"/>
-          <w:color w:val="0D0D0D"/>
-          <w:sz w:val="24"/>
-        </w:rPr>
-        <w:t xml:space="preserve"> </w:t>
-      </w:r>
-    </w:p>
-    <w:p>
-      <w:pPr>
-        <w:spacing w:after="3"/>
-        <w:ind w:left="10" w:right="2435" w:hanging="10"/>
-      </w:pPr>
-      <w:r>
-        <w:rPr>
-          <w:rFonts w:cs="Calibri"/>
-          <w:color w:val="0D0D0D"/>
-          <w:sz w:val="24"/>
-        </w:rPr>
-        <w:t xml:space="preserve">    if (WiFi.status() == WL_CONNECTED) { </w:t>
-      </w:r>
-    </w:p>
-    <w:p>
-      <w:pPr>
-        <w:spacing w:after="4"/>
-        <w:ind w:left="15"/>
-      </w:pPr>
-      <w:r>
-        <w:rPr>
-          <w:rFonts w:cs="Calibri"/>
-          <w:color w:val="0D0D0D"/>
-          <w:sz w:val="24"/>
-        </w:rPr>
-        <w:t xml:space="preserve"> </w:t>
-      </w:r>
-    </w:p>
-    <w:p>
-      <w:pPr>
-        <w:spacing w:after="3"/>
-        <w:ind w:left="10" w:right="2435" w:hanging="10"/>
-      </w:pPr>
-      <w:r>
-        <w:rPr>
-          <w:rFonts w:cs="Calibri"/>
-          <w:color w:val="0D0D0D"/>
-          <w:sz w:val="24"/>
-        </w:rPr>
-        <w:t xml:space="preserve">      HTTPClient http; </w:t>
-      </w:r>
-    </w:p>
-    <w:p>
-      <w:pPr>
-        <w:spacing w:after="0"/>
-        <w:ind w:left="15"/>
-      </w:pPr>
-      <w:r>
-        <w:rPr>
-          <w:rFonts w:cs="Calibri"/>
-          <w:color w:val="0D0D0D"/>
-          <w:sz w:val="24"/>
-        </w:rPr>
-        <w:t xml:space="preserve"> </w:t>
-      </w:r>
-    </w:p>
-    <w:p>
-      <w:pPr>
-        <w:spacing w:after="3"/>
-        <w:ind w:left="10" w:right="2435" w:hanging="10"/>
-      </w:pPr>
-      <w:r>
-        <w:rPr>
-          <w:rFonts w:cs="Calibri"/>
-          <w:color w:val="0D0D0D"/>
-          <w:sz w:val="24"/>
-        </w:rPr>
-        <w:t xml:space="preserve">      Strin</w:t>
-      </w:r>
-      <w:r>
-        <w:rPr>
-          <w:rFonts w:cs="Calibri"/>
-          <w:color w:val="0D0D0D"/>
-          <w:sz w:val="24"/>
-        </w:rPr>
-        <w:t xml:space="preserve">g url = server + "?api_key=" + apiKey + </w:t>
-      </w:r>
-    </w:p>
-    <w:p>
-      <w:pPr>
-        <w:spacing w:after="3"/>
-        <w:ind w:left="10" w:right="2435" w:hanging="10"/>
-      </w:pPr>
-      <w:r>
-        <w:rPr>
-          <w:rFonts w:cs="Calibri"/>
-          <w:color w:val="0D0D0D"/>
-          <w:sz w:val="24"/>
-        </w:rPr>
-        <w:t xml:space="preserve">                   "&amp;field1=" + String(height) + </w:t>
-      </w:r>
-    </w:p>
-    <w:p>
-      <w:pPr>
-        <w:spacing w:after="3"/>
-        <w:ind w:left="10" w:right="2435" w:hanging="10"/>
-      </w:pPr>
-      <w:r>
-        <w:rPr>
-          <w:rFonts w:cs="Calibri"/>
-          <w:color w:val="0D0D0D"/>
-          <w:sz w:val="24"/>
-        </w:rPr>
-        <w:t xml:space="preserve">                   "&amp;field2=" + String(weight) + </w:t>
-      </w:r>
-    </w:p>
-    <w:p>
-      <w:pPr>
-        <w:spacing w:after="3"/>
-        <w:ind w:left="10" w:right="2435" w:hanging="10"/>
-      </w:pPr>
-      <w:r>
-        <w:rPr>
-          <w:rFonts w:cs="Calibri"/>
-          <w:color w:val="0D0D0D"/>
-          <w:sz w:val="24"/>
-        </w:rPr>
-        <w:t xml:space="preserve">                   "&amp;field3=" + String(bmi) + </w:t>
-      </w:r>
-    </w:p>
-    <w:p>
-      <w:pPr>
-        <w:spacing w:after="3"/>
-        <w:ind w:left="10" w:right="2435" w:hanging="10"/>
-      </w:pPr>
-      <w:r>
-        <w:rPr>
-          <w:rFonts w:cs="Calibri"/>
-          <w:color w:val="0D0D0D"/>
-          <w:sz w:val="24"/>
-        </w:rPr>
-        <w:t xml:space="preserve">                   </w:t>
-      </w:r>
-      <w:r>
-        <w:rPr>
-          <w:rFonts w:cs="Calibri"/>
-          <w:color w:val="0D0D0D"/>
-          <w:sz w:val="24"/>
-        </w:rPr>
-        <w:t xml:space="preserve">"&amp;field4=" + String(z_score) + </w:t>
-      </w:r>
-    </w:p>
-    <w:p>
-      <w:pPr>
-        <w:spacing w:after="3"/>
-        <w:ind w:left="10" w:right="2435" w:hanging="10"/>
-      </w:pPr>
-      <w:r>
-        <w:rPr>
-          <w:rFonts w:cs="Calibri"/>
-          <w:color w:val="0D0D0D"/>
-          <w:sz w:val="24"/>
-        </w:rPr>
-        <w:t xml:space="preserve">                   "&amp;field5=" + String(attendance)+ </w:t>
-      </w:r>
-    </w:p>
-    <w:p>
-      <w:pPr>
-        <w:spacing w:after="4"/>
-        <w:ind w:left="15"/>
-      </w:pPr>
-      <w:r>
-        <w:rPr>
-          <w:rFonts w:cs="Calibri"/>
-          <w:color w:val="0D0D0D"/>
-          <w:sz w:val="24"/>
-        </w:rPr>
-        <w:t xml:space="preserve">                    </w:t>
-      </w:r>
-    </w:p>
-    <w:p>
-      <w:pPr>
-        <w:spacing w:after="0"/>
-        <w:ind w:left="15"/>
-      </w:pPr>
-      <w:r>
-        <w:rPr>
-          <w:rFonts w:cs="Calibri"/>
-          <w:color w:val="0D0D0D"/>
-          <w:sz w:val="24"/>
-        </w:rPr>
-        <w:t xml:space="preserve"> </w:t>
-      </w:r>
-    </w:p>
-    <w:p>
-      <w:pPr>
-        <w:spacing w:after="3"/>
-        <w:ind w:left="10" w:right="2435" w:hanging="10"/>
-      </w:pPr>
-      <w:r>
-        <w:rPr>
-          <w:rFonts w:cs="Calibri"/>
-          <w:color w:val="0D0D0D"/>
-          <w:sz w:val="24"/>
-        </w:rPr>
-        <w:t xml:space="preserve">      http.begin(url); </w:t>
-      </w:r>
-    </w:p>
-    <w:p>
-      <w:pPr>
-        <w:spacing w:after="3"/>
-        <w:ind w:left="10" w:right="2435" w:hanging="10"/>
-      </w:pPr>
-      <w:r>
-        <w:rPr>
-          <w:rFonts w:cs="Calibri"/>
-          <w:color w:val="0D0D0D"/>
-          <w:sz w:val="24"/>
-        </w:rPr>
-        <w:t xml:space="preserve">      int httpCode = http.GET(); </w:t>
-      </w:r>
-    </w:p>
-    <w:p>
-      <w:pPr>
-        <w:spacing w:after="4"/>
-        <w:ind w:left="15"/>
-      </w:pPr>
-      <w:r>
-        <w:rPr>
-          <w:rFonts w:cs="Calibri"/>
-          <w:color w:val="0D0D0D"/>
-          <w:sz w:val="24"/>
-        </w:rPr>
-        <w:t xml:space="preserve"> </w:t>
-      </w:r>
-    </w:p>
-    <w:p>
-      <w:pPr>
-        <w:spacing w:after="3"/>
-        <w:ind w:left="10" w:right="2435" w:hanging="10"/>
-      </w:pPr>
-      <w:r>
-        <w:rPr>
-          <w:rFonts w:cs="Calibri"/>
-          <w:color w:val="0D0D0D"/>
-          <w:sz w:val="24"/>
-        </w:rPr>
-        <w:t xml:space="preserve">      Serial.print("HTTP Response: "); </w:t>
-      </w:r>
-    </w:p>
-    <w:p>
-      <w:pPr>
-        <w:spacing w:after="3"/>
-        <w:ind w:left="10" w:right="2435" w:hanging="10"/>
-      </w:pPr>
-      <w:r>
-        <w:rPr>
-          <w:rFonts w:cs="Calibri"/>
-          <w:color w:val="0D0D0D"/>
-          <w:sz w:val="24"/>
-        </w:rPr>
-        <w:t xml:space="preserve">      </w:t>
-      </w:r>
-      <w:r>
-        <w:rPr>
-          <w:rFonts w:cs="Calibri"/>
-          <w:color w:val="0D0D0D"/>
-          <w:sz w:val="24"/>
-        </w:rPr>
-        <w:t xml:space="preserve">Serial.println(httpCode); </w:t>
-      </w:r>
-    </w:p>
-    <w:p>
-      <w:pPr>
-        <w:spacing w:after="0"/>
-        <w:ind w:left="15"/>
-      </w:pPr>
-      <w:r>
-        <w:rPr>
-          <w:rFonts w:cs="Calibri"/>
-          <w:color w:val="0D0D0D"/>
-          <w:sz w:val="24"/>
-        </w:rPr>
-        <w:t xml:space="preserve"> </w:t>
-      </w:r>
-    </w:p>
-    <w:p>
-      <w:pPr>
-        <w:spacing w:after="3"/>
-        <w:ind w:left="10" w:right="2435" w:hanging="10"/>
-      </w:pPr>
-      <w:r>
-        <w:rPr>
-          <w:rFonts w:cs="Calibri"/>
-          <w:color w:val="0D0D0D"/>
-          <w:sz w:val="24"/>
-        </w:rPr>
-        <w:t xml:space="preserve">      http.end(); </w:t>
-      </w:r>
-    </w:p>
-    <w:p>
-      <w:pPr>
-        <w:spacing w:after="3"/>
-        <w:ind w:left="10" w:right="2435" w:hanging="10"/>
-      </w:pPr>
-      <w:r>
-        <w:rPr>
-          <w:rFonts w:cs="Calibri"/>
-          <w:color w:val="0D0D0D"/>
-          <w:sz w:val="24"/>
-        </w:rPr>
-        <w:t xml:space="preserve">    } </w:t>
-      </w:r>
-    </w:p>
-    <w:p>
-      <w:pPr>
-        <w:spacing w:after="0"/>
-        <w:ind w:left="15"/>
-      </w:pPr>
-      <w:r>
-        <w:rPr>
-          <w:rFonts w:cs="Calibri"/>
-          <w:color w:val="0D0D0D"/>
-          <w:sz w:val="24"/>
-        </w:rPr>
-        <w:t xml:space="preserve"> </w:t>
-      </w:r>
-    </w:p>
-    <w:p>
-      <w:pPr>
-        <w:spacing w:after="3"/>
-        <w:ind w:left="10" w:right="2435" w:hanging="10"/>
-      </w:pPr>
-      <w:r>
-        <w:rPr>
-          <w:rFonts w:cs="Calibri"/>
-          <w:color w:val="0D0D0D"/>
-          <w:sz w:val="24"/>
-        </w:rPr>
-        <w:lastRenderedPageBreak/>
-        <w:t xml:space="preserve">    vTaskDelay(15000 / portTICK_PERIOD_MS); </w:t>
-      </w:r>
-    </w:p>
-    <w:p>
-      <w:pPr>
-        <w:spacing w:after="3"/>
-        <w:ind w:left="10" w:right="2435" w:hanging="10"/>
-      </w:pPr>
-      <w:r>
-        <w:rPr>
-          <w:rFonts w:cs="Calibri"/>
-          <w:color w:val="0D0D0D"/>
-          <w:sz w:val="24"/>
-        </w:rPr>
-        <w:t xml:space="preserve">  } </w:t>
-      </w:r>
-    </w:p>
-    <w:p>
-      <w:pPr>
-        <w:spacing w:after="3"/>
-        <w:ind w:left="10" w:right="2435" w:hanging="10"/>
-      </w:pPr>
-      <w:r>
-        <w:rPr>
-          <w:rFonts w:cs="Calibri"/>
-          <w:color w:val="0D0D0D"/>
-          <w:sz w:val="24"/>
-        </w:rPr>
-        <w:t xml:space="preserve">} </w:t>
-      </w:r>
-    </w:p>
-    <w:p>
-      <w:pPr>
-        <w:spacing w:after="0"/>
-        <w:ind w:left="15"/>
-      </w:pPr>
-      <w:r>
-        <w:rPr>
-          <w:rFonts w:cs="Calibri"/>
-          <w:color w:val="0D0D0D"/>
-          <w:sz w:val="24"/>
-        </w:rPr>
-        <w:t xml:space="preserve"> </w:t>
-      </w:r>
-    </w:p>
-    <w:p>
-      <w:pPr>
-        <w:spacing w:after="2"/>
-        <w:ind w:left="10" w:right="6233" w:hanging="10"/>
-        <w:jc w:val="both"/>
-      </w:pPr>
-      <w:r>
-        <w:rPr>
-          <w:rFonts w:cs="Calibri"/>
-          <w:color w:val="0D0D0D"/>
-          <w:sz w:val="24"/>
-        </w:rPr>
-        <w:t xml:space="preserve">// -------- DISPLAY TASK -------- void TaskDisplay(void *pvParameters) {   while (1) { </w:t>
-      </w:r>
-    </w:p>
-    <w:p>
-      <w:pPr>
-        <w:spacing w:after="0"/>
-        <w:ind w:left="15"/>
-      </w:pPr>
-      <w:r>
-        <w:rPr>
-          <w:rFonts w:cs="Calibri"/>
-          <w:color w:val="0D0D0D"/>
-          <w:sz w:val="24"/>
-        </w:rPr>
-        <w:t xml:space="preserve"> </w:t>
-      </w:r>
-    </w:p>
-    <w:p>
-      <w:pPr>
-        <w:spacing w:after="3"/>
-        <w:ind w:left="10" w:right="2435" w:hanging="10"/>
-      </w:pPr>
-      <w:r>
-        <w:rPr>
-          <w:rFonts w:cs="Calibri"/>
-          <w:color w:val="0D0D0D"/>
-          <w:sz w:val="24"/>
-        </w:rPr>
-        <w:t xml:space="preserve">    Serial.println("------ DATA ------"); </w:t>
-      </w:r>
-    </w:p>
-    <w:p>
-      <w:pPr>
-        <w:spacing w:after="3"/>
-        <w:ind w:left="10" w:right="2435" w:hanging="10"/>
-      </w:pPr>
-      <w:r>
-        <w:rPr>
-          <w:rFonts w:cs="Calibri"/>
-          <w:color w:val="0D0D0D"/>
-          <w:sz w:val="24"/>
-        </w:rPr>
-        <w:t xml:space="preserve">    Serial.</w:t>
-      </w:r>
-      <w:r>
-        <w:rPr>
-          <w:rFonts w:cs="Calibri"/>
-          <w:color w:val="0D0D0D"/>
-          <w:sz w:val="24"/>
-        </w:rPr>
-        <w:t xml:space="preserve">print("Height: "); Serial.println(height); </w:t>
-      </w:r>
-    </w:p>
-    <w:p>
-      <w:pPr>
-        <w:spacing w:after="3"/>
-        <w:ind w:left="10" w:right="2435" w:hanging="10"/>
-      </w:pPr>
-      <w:r>
-        <w:rPr>
-          <w:rFonts w:cs="Calibri"/>
-          <w:color w:val="0D0D0D"/>
-          <w:sz w:val="24"/>
-        </w:rPr>
-        <w:t xml:space="preserve">    Serial.print("Weight: "); Serial.println(weight); </w:t>
-      </w:r>
-    </w:p>
-    <w:p>
-      <w:pPr>
-        <w:spacing w:after="3"/>
-        <w:ind w:left="10" w:right="2435" w:hanging="10"/>
-      </w:pPr>
-      <w:r>
-        <w:rPr>
-          <w:rFonts w:cs="Calibri"/>
-          <w:color w:val="0D0D0D"/>
-          <w:sz w:val="24"/>
-        </w:rPr>
-        <w:t xml:space="preserve">    Serial.print("BMI: "); Serial.println(bmi); </w:t>
-      </w:r>
-    </w:p>
-    <w:p>
-      <w:pPr>
-        <w:spacing w:after="3"/>
-        <w:ind w:left="10" w:right="2435" w:hanging="10"/>
-      </w:pPr>
-      <w:r>
-        <w:rPr>
-          <w:rFonts w:cs="Calibri"/>
-          <w:color w:val="0D0D0D"/>
-          <w:sz w:val="24"/>
-        </w:rPr>
-        <w:t xml:space="preserve">    Serial.print("Z-Score: "); Serial.println(z_score); </w:t>
-      </w:r>
-    </w:p>
-    <w:p>
-      <w:pPr>
-        <w:spacing w:after="3"/>
-        <w:ind w:left="10" w:right="2435" w:hanging="10"/>
-      </w:pPr>
-      <w:r>
-        <w:rPr>
-          <w:rFonts w:cs="Calibri"/>
-          <w:color w:val="0D0D0D"/>
-          <w:sz w:val="24"/>
-        </w:rPr>
-        <w:t xml:space="preserve">    </w:t>
-      </w:r>
-      <w:r>
-        <w:rPr>
-          <w:rFonts w:cs="Calibri"/>
-          <w:color w:val="0D0D0D"/>
-          <w:sz w:val="24"/>
-        </w:rPr>
-        <w:t xml:space="preserve">Serial.print("Attendance: "); Serial.println(attendance); </w:t>
-      </w:r>
-    </w:p>
-    <w:p>
-      <w:pPr>
-        <w:spacing w:after="3"/>
-        <w:ind w:left="10" w:right="2435" w:hanging="10"/>
-      </w:pPr>
-      <w:r>
-        <w:rPr>
-          <w:rFonts w:cs="Calibri"/>
-          <w:color w:val="0D0D0D"/>
-          <w:sz w:val="24"/>
-        </w:rPr>
-        <w:t xml:space="preserve">    Serial.print("Status: "); Serial.println(status); </w:t>
-      </w:r>
-    </w:p>
-    <w:p>
-      <w:pPr>
-        <w:spacing w:after="3"/>
-        <w:ind w:left="10" w:right="2435" w:hanging="10"/>
-      </w:pPr>
-      <w:r>
-        <w:rPr>
-          <w:rFonts w:cs="Calibri"/>
-          <w:color w:val="0D0D0D"/>
-          <w:sz w:val="24"/>
-        </w:rPr>
-        <w:t xml:space="preserve">    Serial.println("------------------"); </w:t>
-      </w:r>
-    </w:p>
-    <w:p>
-      <w:pPr>
-        <w:spacing w:after="0"/>
-        <w:ind w:left="15"/>
-      </w:pPr>
-      <w:r>
-        <w:rPr>
-          <w:rFonts w:cs="Calibri"/>
-          <w:color w:val="0D0D0D"/>
-          <w:sz w:val="24"/>
-        </w:rPr>
-        <w:t xml:space="preserve"> </w:t>
-      </w:r>
-    </w:p>
-    <w:p>
-      <w:pPr>
-        <w:spacing w:after="3"/>
-        <w:ind w:left="10" w:right="2435" w:hanging="10"/>
-      </w:pPr>
-      <w:r>
-        <w:rPr>
-          <w:rFonts w:cs="Calibri"/>
-          <w:color w:val="0D0D0D"/>
-          <w:sz w:val="24"/>
-        </w:rPr>
-        <w:t xml:space="preserve">    vTaskDelay(3000 / portTICK_PERIOD_MS); </w:t>
-      </w:r>
-    </w:p>
-    <w:p>
-      <w:pPr>
-        <w:spacing w:after="3"/>
-        <w:ind w:left="10" w:right="2435" w:hanging="10"/>
-      </w:pPr>
-      <w:r>
-        <w:rPr>
-          <w:rFonts w:cs="Calibri"/>
-          <w:color w:val="0D0D0D"/>
-          <w:sz w:val="24"/>
-        </w:rPr>
-        <w:t xml:space="preserve">  } </w:t>
-      </w:r>
-    </w:p>
-    <w:p>
-      <w:pPr>
-        <w:spacing w:after="3"/>
-        <w:ind w:left="10" w:right="2435" w:hanging="10"/>
-      </w:pPr>
-      <w:r>
-        <w:rPr>
-          <w:rFonts w:cs="Calibri"/>
-          <w:color w:val="0D0D0D"/>
-          <w:sz w:val="24"/>
-        </w:rPr>
-        <w:t xml:space="preserve">} </w:t>
-      </w:r>
-    </w:p>
-    <w:p>
-      <w:pPr>
-        <w:spacing w:after="0"/>
-        <w:ind w:left="15"/>
-      </w:pPr>
-      <w:r>
-        <w:rPr>
-          <w:rFonts w:cs="Calibri"/>
-          <w:color w:val="0D0D0D"/>
-          <w:sz w:val="24"/>
-        </w:rPr>
-        <w:t xml:space="preserve"> </w:t>
-      </w:r>
-    </w:p>
-    <w:p>
-      <w:pPr>
-        <w:spacing w:after="3"/>
-        <w:ind w:left="10" w:right="7448" w:hanging="10"/>
-      </w:pPr>
-      <w:r>
-        <w:rPr>
-          <w:rFonts w:cs="Calibri"/>
-          <w:color w:val="0D0D0D"/>
-          <w:sz w:val="24"/>
-        </w:rPr>
-        <w:t xml:space="preserve">// -------- SETUP -------- void setup() {  </w:t>
-      </w:r>
-      <w:r>
-        <w:rPr>
-          <w:rFonts w:cs="Calibri"/>
-          <w:color w:val="0D0D0D"/>
-          <w:sz w:val="24"/>
-        </w:rPr>
-        <w:t xml:space="preserve"> Serial.begin(115200); </w:t>
-      </w:r>
-    </w:p>
-    <w:p>
-      <w:pPr>
-        <w:spacing w:after="3"/>
-        <w:ind w:left="10" w:right="2435" w:hanging="10"/>
-      </w:pPr>
-      <w:r>
-        <w:rPr>
-          <w:rFonts w:cs="Calibri"/>
-          <w:color w:val="0D0D0D"/>
-          <w:sz w:val="24"/>
-        </w:rPr>
-        <w:t xml:space="preserve">  pinMode(BUZZER, OUTPUT); </w:t>
-      </w:r>
-    </w:p>
-    <w:p>
-      <w:pPr>
-        <w:spacing w:after="0"/>
-        <w:ind w:left="15"/>
-      </w:pPr>
-      <w:r>
-        <w:rPr>
-          <w:rFonts w:cs="Calibri"/>
-          <w:color w:val="0D0D0D"/>
-          <w:sz w:val="24"/>
-        </w:rPr>
-        <w:t xml:space="preserve"> </w:t>
-      </w:r>
-    </w:p>
-    <w:p>
-      <w:pPr>
-        <w:spacing w:after="3"/>
-        <w:ind w:left="10" w:right="2435" w:hanging="10"/>
-      </w:pPr>
-      <w:r>
-        <w:rPr>
-          <w:rFonts w:cs="Calibri"/>
-          <w:color w:val="0D0D0D"/>
-          <w:sz w:val="24"/>
-        </w:rPr>
-        <w:t xml:space="preserve">  WiFi.begin(ssid, password); </w:t>
-      </w:r>
-    </w:p>
-    <w:p>
-      <w:pPr>
-        <w:spacing w:after="3"/>
-        <w:ind w:left="10" w:right="2435" w:hanging="10"/>
-      </w:pPr>
-      <w:r>
-        <w:rPr>
-          <w:rFonts w:cs="Calibri"/>
-          <w:color w:val="0D0D0D"/>
-          <w:sz w:val="24"/>
-        </w:rPr>
-        <w:t xml:space="preserve">  Blynk.begin(auth, ssid, password); </w:t>
-      </w:r>
-    </w:p>
-    <w:p>
-      <w:pPr>
-        <w:spacing w:after="0"/>
-        <w:ind w:left="15"/>
-      </w:pPr>
-      <w:r>
-        <w:rPr>
-          <w:rFonts w:cs="Calibri"/>
-          <w:color w:val="0D0D0D"/>
-          <w:sz w:val="24"/>
-        </w:rPr>
-        <w:t xml:space="preserve"> </w:t>
-      </w:r>
-    </w:p>
-    <w:p>
-      <w:pPr>
-        <w:spacing w:after="3"/>
-        <w:ind w:left="10" w:right="2435" w:hanging="10"/>
-      </w:pPr>
-      <w:r>
-        <w:rPr>
-          <w:rFonts w:cs="Calibri"/>
-          <w:color w:val="0D0D0D"/>
-          <w:sz w:val="24"/>
-        </w:rPr>
-        <w:t xml:space="preserve">  while (WiFi.status() != WL_CONNECTED) { </w:t>
-      </w:r>
-    </w:p>
-    <w:p>
-      <w:pPr>
-        <w:spacing w:after="3"/>
-        <w:ind w:left="10" w:right="2435" w:hanging="10"/>
-      </w:pPr>
-      <w:r>
-        <w:rPr>
-          <w:rFonts w:cs="Calibri"/>
-          <w:color w:val="0D0D0D"/>
-          <w:sz w:val="24"/>
-        </w:rPr>
-        <w:t xml:space="preserve">    delay(500); </w:t>
-      </w:r>
-    </w:p>
-    <w:p>
-      <w:pPr>
-        <w:spacing w:after="3"/>
-        <w:ind w:left="10" w:right="2435" w:hanging="10"/>
-      </w:pPr>
-      <w:r>
-        <w:rPr>
-          <w:rFonts w:cs="Calibri"/>
-          <w:color w:val="0D0D0D"/>
-          <w:sz w:val="24"/>
-        </w:rPr>
-        <w:t xml:space="preserve">    Serial.println("Connecting WiFi..."); </w:t>
-      </w:r>
-    </w:p>
-    <w:p>
-      <w:pPr>
-        <w:spacing w:after="3"/>
-        <w:ind w:left="10" w:right="2435" w:hanging="10"/>
-      </w:pPr>
-      <w:r>
-        <w:rPr>
-          <w:rFonts w:cs="Calibri"/>
-          <w:color w:val="0D0D0D"/>
-          <w:sz w:val="24"/>
-        </w:rPr>
-        <w:t xml:space="preserve">  } </w:t>
-      </w:r>
-    </w:p>
-    <w:p>
-      <w:pPr>
-        <w:spacing w:after="0"/>
-        <w:ind w:left="15"/>
-      </w:pPr>
-      <w:r>
-        <w:rPr>
-          <w:rFonts w:cs="Calibri"/>
-          <w:color w:val="0D0D0D"/>
-          <w:sz w:val="24"/>
-        </w:rPr>
-        <w:t xml:space="preserve"> </w:t>
-      </w:r>
-    </w:p>
-    <w:p>
-      <w:pPr>
-        <w:spacing w:after="3"/>
-        <w:ind w:left="10" w:right="2435" w:hanging="10"/>
-      </w:pPr>
-      <w:r>
-        <w:rPr>
-          <w:rFonts w:cs="Calibri"/>
-          <w:color w:val="0D0D0D"/>
-          <w:sz w:val="24"/>
-        </w:rPr>
-        <w:t xml:space="preserve">  Serial.println("WiF</w:t>
-      </w:r>
-      <w:r>
-        <w:rPr>
-          <w:rFonts w:cs="Calibri"/>
-          <w:color w:val="0D0D0D"/>
-          <w:sz w:val="24"/>
-        </w:rPr>
-        <w:t xml:space="preserve">i Connected"); </w:t>
-      </w:r>
-    </w:p>
-    <w:p>
-      <w:pPr>
-        <w:spacing w:after="0"/>
-        <w:ind w:left="15"/>
-      </w:pPr>
-      <w:r>
-        <w:rPr>
-          <w:rFonts w:cs="Calibri"/>
-          <w:color w:val="0D0D0D"/>
-          <w:sz w:val="24"/>
-        </w:rPr>
-        <w:t xml:space="preserve"> </w:t>
-      </w:r>
-    </w:p>
-    <w:p>
-      <w:pPr>
-        <w:spacing w:after="3"/>
-        <w:ind w:left="10" w:right="2435" w:hanging="10"/>
-      </w:pPr>
-      <w:r>
-        <w:rPr>
-          <w:rFonts w:cs="Calibri"/>
-          <w:color w:val="0D0D0D"/>
-          <w:sz w:val="24"/>
-        </w:rPr>
-        <w:t xml:space="preserve">  // Create RTOS Tasks </w:t>
-      </w:r>
-    </w:p>
-    <w:p>
-      <w:pPr>
-        <w:spacing w:after="3"/>
-        <w:ind w:left="10" w:right="2435" w:hanging="10"/>
-      </w:pPr>
-      <w:r>
-        <w:rPr>
-          <w:rFonts w:cs="Calibri"/>
-          <w:color w:val="0D0D0D"/>
-          <w:sz w:val="24"/>
-        </w:rPr>
-        <w:t xml:space="preserve">  xTaskCreate(TaskSensor, "Sensor", 2048, NULL, 1, NULL);   xTaskCreate(TaskAlert, "Alert", 2048, NULL, 1, NULL);   </w:t>
-      </w:r>
-      <w:r>
-        <w:rPr>
-          <w:rFonts w:cs="Calibri"/>
-          <w:color w:val="0D0D0D"/>
-          <w:sz w:val="24"/>
-        </w:rPr>
-        <w:t xml:space="preserve">xTaskCreate(TaskBlynk, "Blynk", 4096, NULL, 1, NULL);   xTaskCreate(TaskThingSpeak, "ThingSpeak", 4096, NULL, 1, NULL);   xTaskCreate(TaskDisplay, "Display", 2048, NULL, 1, NULL); </w:t>
-      </w:r>
-    </w:p>
-    <w:p>
-      <w:pPr>
-        <w:spacing w:after="3"/>
-        <w:ind w:left="10" w:right="2435" w:hanging="10"/>
-      </w:pPr>
-      <w:r>
-        <w:rPr>
-          <w:rFonts w:cs="Calibri"/>
-          <w:color w:val="0D0D0D"/>
-          <w:sz w:val="24"/>
-        </w:rPr>
-        <w:t xml:space="preserve">} </w:t>
-      </w:r>
-    </w:p>
-    <w:p>
-      <w:pPr>
-        <w:spacing w:after="0"/>
-        <w:ind w:left="15"/>
-      </w:pPr>
-      <w:r>
-        <w:rPr>
-          <w:rFonts w:cs="Calibri"/>
-          <w:color w:val="0D0D0D"/>
-          <w:sz w:val="24"/>
-        </w:rPr>
-        <w:t xml:space="preserve"> </w:t>
-      </w:r>
-    </w:p>
-    <w:p>
-      <w:pPr>
-        <w:spacing w:after="3"/>
-        <w:ind w:left="10" w:right="2435" w:hanging="10"/>
-      </w:pPr>
-      <w:r>
-        <w:rPr>
-          <w:rFonts w:cs="Calibri"/>
-          <w:color w:val="0D0D0D"/>
-          <w:sz w:val="24"/>
-        </w:rPr>
-        <w:lastRenderedPageBreak/>
-        <w:t xml:space="preserve">void loop() { </w:t>
-      </w:r>
-    </w:p>
-    <w:p>
-      <w:pPr>
-        <w:spacing w:after="3"/>
-        <w:ind w:left="10" w:right="2435" w:hanging="10"/>
-      </w:pPr>
-      <w:r>
-        <w:rPr>
-          <w:rFonts w:cs="Calibri"/>
-          <w:color w:val="0D0D0D"/>
-          <w:sz w:val="24"/>
-        </w:rPr>
-        <w:t xml:space="preserve">  // Empty (RTOS running) </w:t>
-      </w:r>
-    </w:p>
-    <w:p>
-      <w:pPr>
-        <w:spacing w:after="179"/>
-        <w:ind w:left="10" w:right="2435" w:hanging="10"/>
-      </w:pPr>
-      <w:r>
-        <w:rPr>
-          <w:rFonts w:cs="Calibri"/>
-          <w:color w:val="0D0D0D"/>
-          <w:sz w:val="24"/>
-        </w:rPr>
-        <w:t xml:space="preserve">} </w:t>
-      </w:r>
-    </w:p>
-    <w:p>
-      <w:pPr>
-        <w:spacing w:after="0"/>
-        <w:ind w:left="15"/>
-      </w:pPr>
-      <w:r>
-        <w:rPr>
-          <w:rFonts w:ascii="Times New Roman" w:eastAsia="Times New Roman" w:hAnsi="Times New Roman"/>
-          <w:color w:val="0D0D0D"/>
-          <w:sz w:val="44"/>
-        </w:rPr>
-        <w:t xml:space="preserve"> </w:t>
+        <w:rPr>
+          <w:rFonts w:cs="Calibri"/>
+          <w:color w:val="0D0D0D"/>
+          <w:sz w:val="24"/>
+        </w:rPr>
+      </w:pPr>
+      <w:r>
+        <w:rPr>
+          <w:rFonts w:cs="Calibri"/>
+          <w:color w:val="0D0D0D"/>
+          <w:sz w:val="24"/>
+        </w:rPr>
+        <w:t>#define BLYNK_TEMPLATE_ID "YOUR_TEMPLATE_ID"</w:t>
+      </w:r>
+    </w:p>
+    <w:p>
+      <w:pPr>
+        <w:spacing w:after="4"/>
+        <w:ind w:left="15"/>
+        <w:rPr>
+          <w:rFonts w:cs="Calibri"/>
+          <w:color w:val="0D0D0D"/>
+          <w:sz w:val="24"/>
+        </w:rPr>
+      </w:pPr>
+      <w:r>
+        <w:rPr>
+          <w:rFonts w:cs="Calibri"/>
+          <w:color w:val="0D0D0D"/>
+          <w:sz w:val="24"/>
+        </w:rPr>
+        <w:t>#define BLYNK_TEMPLATE_NAME "esp32"</w:t>
+      </w:r>
+    </w:p>
+    <w:p>
+      <w:pPr>
+        <w:spacing w:after="4"/>
+        <w:ind w:left="15"/>
+        <w:rPr>
+          <w:rFonts w:cs="Calibri"/>
+          <w:color w:val="0D0D0D"/>
+          <w:sz w:val="24"/>
+        </w:rPr>
+      </w:pPr>
+      <w:r>
+        <w:rPr>
+          <w:rFonts w:cs="Calibri"/>
+          <w:color w:val="0D0D0D"/>
+          <w:sz w:val="24"/>
+        </w:rPr>
+        <w:t>#define BLYNK_AUTH_TOKEN "YOUR_BLYNK_AUTH_TOKEN"</w:t>
+      </w:r>
+    </w:p>
+    <w:p>
+      <w:pPr>
+        <w:spacing w:after="4"/>
+        <w:ind w:left="15"/>
+        <w:rPr>
+          <w:rFonts w:cs="Calibri"/>
+          <w:color w:val="0D0D0D"/>
+          <w:sz w:val="24"/>
+        </w:rPr>
+      </w:pPr>
+    </w:p>
+    <w:p>
+      <w:pPr>
+        <w:spacing w:after="4"/>
+        <w:ind w:left="15"/>
+        <w:rPr>
+          <w:rFonts w:cs="Calibri"/>
+          <w:color w:val="0D0D0D"/>
+          <w:sz w:val="24"/>
+        </w:rPr>
+      </w:pPr>
+      <w:r>
+        <w:rPr>
+          <w:rFonts w:cs="Calibri"/>
+          <w:color w:val="0D0D0D"/>
+          <w:sz w:val="24"/>
+        </w:rPr>
+        <w:t>#define BLYNK_PRINT Serial</w:t>
+      </w:r>
+    </w:p>
+    <w:p>
+      <w:pPr>
+        <w:spacing w:after="4"/>
+        <w:ind w:left="15"/>
+        <w:rPr>
+          <w:rFonts w:cs="Calibri"/>
+          <w:color w:val="0D0D0D"/>
+          <w:sz w:val="24"/>
+        </w:rPr>
+      </w:pPr>
+    </w:p>
+    <w:p>
+      <w:pPr>
+        <w:spacing w:after="4"/>
+        <w:ind w:left="15"/>
+        <w:rPr>
+          <w:rFonts w:cs="Calibri"/>
+          <w:color w:val="0D0D0D"/>
+          <w:sz w:val="24"/>
+        </w:rPr>
+      </w:pPr>
+      <w:r>
+        <w:rPr>
+          <w:rFonts w:cs="Calibri"/>
+          <w:color w:val="0D0D0D"/>
+          <w:sz w:val="24"/>
+        </w:rPr>
+        <w:t>#include &lt;WiFi.h&gt;</w:t>
+      </w:r>
+    </w:p>
+    <w:p>
+      <w:pPr>
+        <w:spacing w:after="4"/>
+        <w:ind w:left="15"/>
+        <w:rPr>
+          <w:rFonts w:cs="Calibri"/>
+          <w:color w:val="0D0D0D"/>
+          <w:sz w:val="24"/>
+        </w:rPr>
+      </w:pPr>
+      <w:r>
+        <w:rPr>
+          <w:rFonts w:cs="Calibri"/>
+          <w:color w:val="0D0D0D"/>
+          <w:sz w:val="24"/>
+        </w:rPr>
+        <w:t>#include &lt;BlynkSimpleEsp32.h&gt;</w:t>
+      </w:r>
+    </w:p>
+    <w:p>
+      <w:pPr>
+        <w:spacing w:after="4"/>
+        <w:ind w:left="15"/>
+        <w:rPr>
+          <w:rFonts w:cs="Calibri"/>
+          <w:color w:val="0D0D0D"/>
+          <w:sz w:val="24"/>
+        </w:rPr>
+      </w:pPr>
+    </w:p>
+    <w:p>
+      <w:pPr>
+        <w:spacing w:after="4"/>
+        <w:ind w:left="15"/>
+        <w:rPr>
+          <w:rFonts w:cs="Calibri"/>
+          <w:color w:val="0D0D0D"/>
+          <w:sz w:val="24"/>
+        </w:rPr>
+      </w:pPr>
+      <w:r>
+        <w:rPr>
+          <w:rFonts w:cs="Calibri"/>
+          <w:color w:val="0D0D0D"/>
+          <w:sz w:val="24"/>
+        </w:rPr>
+        <w:t>// ---------- WIFI CONFIGURATION ----------</w:t>
+      </w:r>
+    </w:p>
+    <w:p>
+      <w:pPr>
+        <w:spacing w:after="4"/>
+        <w:ind w:left="15"/>
+        <w:rPr>
+          <w:rFonts w:cs="Calibri"/>
+          <w:color w:val="0D0D0D"/>
+          <w:sz w:val="24"/>
+        </w:rPr>
+      </w:pPr>
+      <w:r>
+        <w:rPr>
+          <w:rFonts w:cs="Calibri"/>
+          <w:color w:val="0D0D0D"/>
+          <w:sz w:val="24"/>
+        </w:rPr>
+        <w:t xml:space="preserve">char ssid[] = "Wokwi-GUEST"; </w:t>
+      </w:r>
+    </w:p>
+    <w:p>
+      <w:pPr>
+        <w:spacing w:after="4"/>
+        <w:ind w:left="15"/>
+        <w:rPr>
+          <w:rFonts w:cs="Calibri"/>
+          <w:color w:val="0D0D0D"/>
+          <w:sz w:val="24"/>
+        </w:rPr>
+      </w:pPr>
+      <w:r>
+        <w:rPr>
+          <w:rFonts w:cs="Calibri"/>
+          <w:color w:val="0D0D0D"/>
+          <w:sz w:val="24"/>
+        </w:rPr>
+        <w:t>char pass[] = "";</w:t>
+      </w:r>
+    </w:p>
+    <w:p>
+      <w:pPr>
+        <w:spacing w:after="4"/>
+        <w:ind w:left="15"/>
+        <w:rPr>
+          <w:rFonts w:cs="Calibri"/>
+          <w:color w:val="0D0D0D"/>
+          <w:sz w:val="24"/>
+        </w:rPr>
+      </w:pPr>
+    </w:p>
+    <w:p>
+      <w:pPr>
+        <w:spacing w:after="4"/>
+        <w:ind w:left="15"/>
+        <w:rPr>
+          <w:rFonts w:cs="Calibri"/>
+          <w:color w:val="0D0D0D"/>
+          <w:sz w:val="24"/>
+        </w:rPr>
+      </w:pPr>
+      <w:r>
+        <w:rPr>
+          <w:rFonts w:cs="Calibri"/>
+          <w:color w:val="0D0D0D"/>
+          <w:sz w:val="24"/>
+        </w:rPr>
+        <w:t>// ---------- THINGSPEAK CONFIGURATION ----------</w:t>
+      </w:r>
+    </w:p>
+    <w:p>
+      <w:pPr>
+        <w:spacing w:after="4"/>
+        <w:ind w:left="15"/>
+        <w:rPr>
+          <w:rFonts w:cs="Calibri"/>
+          <w:color w:val="0D0D0D"/>
+          <w:sz w:val="24"/>
+        </w:rPr>
+      </w:pPr>
+      <w:r>
+        <w:rPr>
+          <w:rFonts w:cs="Calibri"/>
+          <w:color w:val="0D0D0D"/>
+          <w:sz w:val="24"/>
+        </w:rPr>
+        <w:t>String apiKey = "YOUR_THINGSPEAK_API_KEY";</w:t>
+      </w:r>
+    </w:p>
+    <w:p>
+      <w:pPr>
+        <w:spacing w:after="4"/>
+        <w:ind w:left="15"/>
+        <w:rPr>
+          <w:rFonts w:cs="Calibri"/>
+          <w:color w:val="0D0D0D"/>
+          <w:sz w:val="24"/>
+        </w:rPr>
+      </w:pPr>
+      <w:r>
+        <w:rPr>
+          <w:rFonts w:cs="Calibri"/>
+          <w:color w:val="0D0D0D"/>
+          <w:sz w:val="24"/>
+        </w:rPr>
+        <w:t>const char* server = "api.thingspeak.com";</w:t>
+      </w:r>
+    </w:p>
+    <w:p>
+      <w:pPr>
+        <w:spacing w:after="4"/>
+        <w:ind w:left="15"/>
+        <w:rPr>
+          <w:rFonts w:cs="Calibri"/>
+          <w:color w:val="0D0D0D"/>
+          <w:sz w:val="24"/>
+        </w:rPr>
+      </w:pPr>
+    </w:p>
+    <w:p>
+      <w:pPr>
+        <w:spacing w:after="4"/>
+        <w:ind w:left="15"/>
+        <w:rPr>
+          <w:rFonts w:cs="Calibri"/>
+          <w:color w:val="0D0D0D"/>
+          <w:sz w:val="24"/>
+        </w:rPr>
+      </w:pPr>
+      <w:r>
+        <w:rPr>
+          <w:rFonts w:cs="Calibri"/>
+          <w:color w:val="0D0D0D"/>
+          <w:sz w:val="24"/>
+        </w:rPr>
+        <w:t>// ---------- VARIABLES ----------</w:t>
+      </w:r>
+    </w:p>
+    <w:p>
+      <w:pPr>
+        <w:spacing w:after="4"/>
+        <w:ind w:left="15"/>
+        <w:rPr>
+          <w:rFonts w:cs="Calibri"/>
+          <w:color w:val="0D0D0D"/>
+          <w:sz w:val="24"/>
+        </w:rPr>
+      </w:pPr>
+      <w:r>
+        <w:rPr>
+          <w:rFonts w:cs="Calibri"/>
+          <w:color w:val="0D0D0D"/>
+          <w:sz w:val="24"/>
+        </w:rPr>
+        <w:t>float height_cm = 100.0;</w:t>
+      </w:r>
+    </w:p>
+    <w:p>
+      <w:pPr>
+        <w:spacing w:after="4"/>
+        <w:ind w:left="15"/>
+        <w:rPr>
+          <w:rFonts w:cs="Calibri"/>
+          <w:color w:val="0D0D0D"/>
+          <w:sz w:val="24"/>
+        </w:rPr>
+      </w:pPr>
+      <w:r>
+        <w:rPr>
+          <w:rFonts w:cs="Calibri"/>
+          <w:color w:val="0D0D0D"/>
+          <w:sz w:val="24"/>
+        </w:rPr>
+        <w:t>float weight_kg = 15.0;</w:t>
+      </w:r>
+    </w:p>
+    <w:p>
+      <w:pPr>
+        <w:spacing w:after="4"/>
+        <w:ind w:left="15"/>
+        <w:rPr>
+          <w:rFonts w:cs="Calibri"/>
+          <w:color w:val="0D0D0D"/>
+          <w:sz w:val="24"/>
+        </w:rPr>
+      </w:pPr>
+      <w:r>
+        <w:rPr>
+          <w:rFonts w:cs="Calibri"/>
+          <w:color w:val="0D0D0D"/>
+          <w:sz w:val="24"/>
+        </w:rPr>
+        <w:t>float bmi = 0.0;</w:t>
+      </w:r>
+    </w:p>
+    <w:p>
+      <w:pPr>
+        <w:spacing w:after="4"/>
+        <w:ind w:left="15"/>
+        <w:rPr>
+          <w:rFonts w:cs="Calibri"/>
+          <w:color w:val="0D0D0D"/>
+          <w:sz w:val="24"/>
+        </w:rPr>
+      </w:pPr>
+      <w:r>
+        <w:rPr>
+          <w:rFonts w:cs="Calibri"/>
+          <w:color w:val="0D0D0D"/>
+          <w:sz w:val="24"/>
+        </w:rPr>
+        <w:t>float zScore = 0.0;</w:t>
+      </w:r>
+    </w:p>
+    <w:p>
+      <w:pPr>
+        <w:spacing w:after="4"/>
+        <w:ind w:left="15"/>
+        <w:rPr>
+          <w:rFonts w:cs="Calibri"/>
+          <w:color w:val="0D0D0D"/>
+          <w:sz w:val="24"/>
+        </w:rPr>
+      </w:pPr>
+      <w:r>
+        <w:rPr>
+          <w:rFonts w:cs="Calibri"/>
+          <w:color w:val="0D0D0D"/>
+          <w:sz w:val="24"/>
+        </w:rPr>
+        <w:t>float predictedWeight = 0.0;</w:t>
+      </w:r>
+    </w:p>
+    <w:p>
+      <w:pPr>
+        <w:spacing w:after="4"/>
+        <w:ind w:left="15"/>
+        <w:rPr>
+          <w:rFonts w:cs="Calibri"/>
+          <w:color w:val="0D0D0D"/>
+          <w:sz w:val="24"/>
+        </w:rPr>
+      </w:pPr>
+    </w:p>
+    <w:p>
+      <w:pPr>
+        <w:spacing w:after="4"/>
+        <w:ind w:left="15"/>
+        <w:rPr>
+          <w:rFonts w:cs="Calibri"/>
+          <w:color w:val="0D0D0D"/>
+          <w:sz w:val="24"/>
+        </w:rPr>
+      </w:pPr>
+      <w:r>
+        <w:rPr>
+          <w:rFonts w:cs="Calibri"/>
+          <w:color w:val="0D0D0D"/>
+          <w:sz w:val="24"/>
+        </w:rPr>
+        <w:t>String bmiStatus = "";</w:t>
+      </w:r>
+    </w:p>
+    <w:p>
+      <w:pPr>
+        <w:spacing w:after="4"/>
+        <w:ind w:left="15"/>
+        <w:rPr>
+          <w:rFonts w:cs="Calibri"/>
+          <w:color w:val="0D0D0D"/>
+          <w:sz w:val="24"/>
+        </w:rPr>
+      </w:pPr>
+      <w:r>
+        <w:rPr>
+          <w:rFonts w:cs="Calibri"/>
+          <w:color w:val="0D0D0D"/>
+          <w:sz w:val="24"/>
+        </w:rPr>
+        <w:t>String riskLevel = "";</w:t>
+      </w:r>
+    </w:p>
+    <w:p>
+      <w:pPr>
+        <w:spacing w:after="4"/>
+        <w:ind w:left="15"/>
+        <w:rPr>
+          <w:rFonts w:cs="Calibri"/>
+          <w:color w:val="0D0D0D"/>
+          <w:sz w:val="24"/>
+        </w:rPr>
+      </w:pPr>
+    </w:p>
+    <w:p>
+      <w:pPr>
+        <w:spacing w:after="4"/>
+        <w:ind w:left="15"/>
+        <w:rPr>
+          <w:rFonts w:cs="Calibri"/>
+          <w:color w:val="0D0D0D"/>
+          <w:sz w:val="24"/>
+        </w:rPr>
+      </w:pPr>
+      <w:r>
+        <w:rPr>
+          <w:rFonts w:cs="Calibri"/>
+          <w:color w:val="0D0D0D"/>
+          <w:sz w:val="24"/>
+        </w:rPr>
+        <w:t>int attendance = 0;</w:t>
+      </w:r>
+    </w:p>
+    <w:p>
+      <w:pPr>
+        <w:spacing w:after="4"/>
+        <w:ind w:left="15"/>
+        <w:rPr>
+          <w:rFonts w:cs="Calibri"/>
+          <w:color w:val="0D0D0D"/>
+          <w:sz w:val="24"/>
+        </w:rPr>
+      </w:pPr>
+      <w:r>
+        <w:rPr>
+          <w:rFonts w:cs="Calibri"/>
+          <w:color w:val="0D0D0D"/>
+          <w:sz w:val="24"/>
+        </w:rPr>
+        <w:t>bool alertSent = false;</w:t>
+      </w:r>
+    </w:p>
+    <w:p>
+      <w:pPr>
+        <w:spacing w:after="4"/>
+        <w:ind w:left="15"/>
+        <w:rPr>
+          <w:rFonts w:cs="Calibri"/>
+          <w:color w:val="0D0D0D"/>
+          <w:sz w:val="24"/>
+        </w:rPr>
+      </w:pPr>
+    </w:p>
+    <w:p>
+      <w:pPr>
+        <w:spacing w:after="4"/>
+        <w:ind w:left="15"/>
+        <w:rPr>
+          <w:rFonts w:cs="Calibri"/>
+          <w:color w:val="0D0D0D"/>
+          <w:sz w:val="24"/>
+        </w:rPr>
+      </w:pPr>
+      <w:r>
+        <w:rPr>
+          <w:rFonts w:cs="Calibri"/>
+          <w:color w:val="0D0D0D"/>
+          <w:sz w:val="24"/>
+        </w:rPr>
+        <w:t>// ---------- BMI CALCULATION ----------</w:t>
+      </w:r>
+    </w:p>
+    <w:p>
+      <w:pPr>
+        <w:spacing w:after="4"/>
+        <w:ind w:left="15"/>
+        <w:rPr>
+          <w:rFonts w:cs="Calibri"/>
+          <w:color w:val="0D0D0D"/>
+          <w:sz w:val="24"/>
+        </w:rPr>
+      </w:pPr>
+      <w:r>
+        <w:rPr>
+          <w:rFonts w:cs="Calibri"/>
+          <w:color w:val="0D0D0D"/>
+          <w:sz w:val="24"/>
+        </w:rPr>
+        <w:t>float calculateBMI(float weight, float height) {</w:t>
+      </w:r>
+    </w:p>
+    <w:p>
+      <w:pPr>
+        <w:spacing w:after="4"/>
+        <w:ind w:left="15"/>
+        <w:rPr>
+          <w:rFonts w:cs="Calibri"/>
+          <w:color w:val="0D0D0D"/>
+          <w:sz w:val="24"/>
+        </w:rPr>
+      </w:pPr>
+    </w:p>
+    <w:p>
+      <w:pPr>
+        <w:spacing w:after="4"/>
+        <w:ind w:left="15"/>
+        <w:rPr>
+          <w:rFonts w:cs="Calibri"/>
+          <w:color w:val="0D0D0D"/>
+          <w:sz w:val="24"/>
+        </w:rPr>
+      </w:pPr>
+      <w:r>
+        <w:rPr>
+          <w:rFonts w:cs="Calibri"/>
+          <w:color w:val="0D0D0D"/>
+          <w:sz w:val="24"/>
+        </w:rPr>
+        <w:t xml:space="preserve">  float height_m = height / 100.0;</w:t>
+      </w:r>
+    </w:p>
+    <w:p>
+      <w:pPr>
+        <w:spacing w:after="4"/>
+        <w:ind w:left="15"/>
+        <w:rPr>
+          <w:rFonts w:cs="Calibri"/>
+          <w:color w:val="0D0D0D"/>
+          <w:sz w:val="24"/>
+        </w:rPr>
+      </w:pPr>
+    </w:p>
+    <w:p>
+      <w:pPr>
+        <w:spacing w:after="4"/>
+        <w:ind w:left="15"/>
+        <w:rPr>
+          <w:rFonts w:cs="Calibri"/>
+          <w:color w:val="0D0D0D"/>
+          <w:sz w:val="24"/>
+        </w:rPr>
+      </w:pPr>
+      <w:r>
+        <w:rPr>
+          <w:rFonts w:cs="Calibri"/>
+          <w:color w:val="0D0D0D"/>
+          <w:sz w:val="24"/>
+        </w:rPr>
+        <w:t xml:space="preserve">  if (height_m &lt;= 0)</w:t>
+      </w:r>
+    </w:p>
+    <w:p>
+      <w:pPr>
+        <w:spacing w:after="4"/>
+        <w:ind w:left="15"/>
+        <w:rPr>
+          <w:rFonts w:cs="Calibri"/>
+          <w:color w:val="0D0D0D"/>
+          <w:sz w:val="24"/>
+        </w:rPr>
+      </w:pPr>
+      <w:r>
+        <w:rPr>
+          <w:rFonts w:cs="Calibri"/>
+          <w:color w:val="0D0D0D"/>
+          <w:sz w:val="24"/>
+        </w:rPr>
+        <w:t xml:space="preserve">    return 0;</w:t>
+      </w:r>
+    </w:p>
+    <w:p>
+      <w:pPr>
+        <w:spacing w:after="4"/>
+        <w:ind w:left="15"/>
+        <w:rPr>
+          <w:rFonts w:cs="Calibri"/>
+          <w:color w:val="0D0D0D"/>
+          <w:sz w:val="24"/>
+        </w:rPr>
+      </w:pPr>
+    </w:p>
+    <w:p>
+      <w:pPr>
+        <w:spacing w:after="4"/>
+        <w:ind w:left="15"/>
+        <w:rPr>
+          <w:rFonts w:cs="Calibri"/>
+          <w:color w:val="0D0D0D"/>
+          <w:sz w:val="24"/>
+        </w:rPr>
+      </w:pPr>
+      <w:r>
+        <w:rPr>
+          <w:rFonts w:cs="Calibri"/>
+          <w:color w:val="0D0D0D"/>
+          <w:sz w:val="24"/>
+        </w:rPr>
+        <w:t xml:space="preserve">  return weight / (height_m * height_m);</w:t>
+      </w:r>
+    </w:p>
+    <w:p>
+      <w:pPr>
+        <w:spacing w:after="4"/>
+        <w:ind w:left="15"/>
+        <w:rPr>
+          <w:rFonts w:cs="Calibri"/>
+          <w:color w:val="0D0D0D"/>
+          <w:sz w:val="24"/>
+        </w:rPr>
+      </w:pPr>
+      <w:r>
+        <w:rPr>
+          <w:rFonts w:cs="Calibri"/>
+          <w:color w:val="0D0D0D"/>
+          <w:sz w:val="24"/>
+        </w:rPr>
+        <w:t>}</w:t>
+      </w:r>
+    </w:p>
+    <w:p>
+      <w:pPr>
+        <w:spacing w:after="4"/>
+        <w:ind w:left="15"/>
+        <w:rPr>
+          <w:rFonts w:cs="Calibri"/>
+          <w:color w:val="0D0D0D"/>
+          <w:sz w:val="24"/>
+        </w:rPr>
+      </w:pPr>
+    </w:p>
+    <w:p>
+      <w:pPr>
+        <w:spacing w:after="4"/>
+        <w:ind w:left="15"/>
+        <w:rPr>
+          <w:rFonts w:cs="Calibri"/>
+          <w:color w:val="0D0D0D"/>
+          <w:sz w:val="24"/>
+        </w:rPr>
+      </w:pPr>
+      <w:r>
+        <w:rPr>
+          <w:rFonts w:cs="Calibri"/>
+          <w:color w:val="0D0D0D"/>
+          <w:sz w:val="24"/>
+        </w:rPr>
+        <w:t>// ---------- Z-SCORE CALCULATION ----------</w:t>
+      </w:r>
+    </w:p>
+    <w:p>
+      <w:pPr>
+        <w:spacing w:after="4"/>
+        <w:ind w:left="15"/>
+        <w:rPr>
+          <w:rFonts w:cs="Calibri"/>
+          <w:color w:val="0D0D0D"/>
+          <w:sz w:val="24"/>
+        </w:rPr>
+      </w:pPr>
+      <w:r>
+        <w:rPr>
+          <w:rFonts w:cs="Calibri"/>
+          <w:color w:val="0D0D0D"/>
+          <w:sz w:val="24"/>
+        </w:rPr>
+        <w:t>float calculateZScore(float height, float weight) {</w:t>
+      </w:r>
+    </w:p>
+    <w:p>
+      <w:pPr>
+        <w:spacing w:after="4"/>
+        <w:ind w:left="15"/>
+        <w:rPr>
+          <w:rFonts w:cs="Calibri"/>
+          <w:color w:val="0D0D0D"/>
+          <w:sz w:val="24"/>
+        </w:rPr>
+      </w:pPr>
+    </w:p>
+    <w:p>
+      <w:pPr>
+        <w:spacing w:after="4"/>
+        <w:ind w:left="15"/>
+        <w:rPr>
+          <w:rFonts w:cs="Calibri"/>
+          <w:color w:val="0D0D0D"/>
+          <w:sz w:val="24"/>
+        </w:rPr>
+      </w:pPr>
+      <w:r>
+        <w:rPr>
+          <w:rFonts w:cs="Calibri"/>
+          <w:color w:val="0D0D0D"/>
+          <w:sz w:val="24"/>
+        </w:rPr>
+        <w:t xml:space="preserve">  // Sample Z-score logic</w:t>
+      </w:r>
+    </w:p>
+    <w:p>
+      <w:pPr>
+        <w:spacing w:after="4"/>
+        <w:ind w:left="15"/>
+        <w:rPr>
+          <w:rFonts w:cs="Calibri"/>
+          <w:color w:val="0D0D0D"/>
+          <w:sz w:val="24"/>
+        </w:rPr>
+      </w:pPr>
+      <w:r>
+        <w:rPr>
+          <w:rFonts w:cs="Calibri"/>
+          <w:color w:val="0D0D0D"/>
+          <w:sz w:val="24"/>
+        </w:rPr>
+        <w:t xml:space="preserve">  return (weight - 12.5);</w:t>
+      </w:r>
+    </w:p>
+    <w:p>
+      <w:pPr>
+        <w:spacing w:after="4"/>
+        <w:ind w:left="15"/>
+        <w:rPr>
+          <w:rFonts w:cs="Calibri"/>
+          <w:color w:val="0D0D0D"/>
+          <w:sz w:val="24"/>
+        </w:rPr>
+      </w:pPr>
+      <w:r>
+        <w:rPr>
+          <w:rFonts w:cs="Calibri"/>
+          <w:color w:val="0D0D0D"/>
+          <w:sz w:val="24"/>
+        </w:rPr>
+        <w:t>}</w:t>
+      </w:r>
+    </w:p>
+    <w:p>
+      <w:pPr>
+        <w:spacing w:after="4"/>
+        <w:ind w:left="15"/>
+        <w:rPr>
+          <w:rFonts w:cs="Calibri"/>
+          <w:color w:val="0D0D0D"/>
+          <w:sz w:val="24"/>
+        </w:rPr>
+      </w:pPr>
+    </w:p>
+    <w:p>
+      <w:pPr>
+        <w:spacing w:after="4"/>
+        <w:ind w:left="15"/>
+        <w:rPr>
+          <w:rFonts w:cs="Calibri"/>
+          <w:color w:val="0D0D0D"/>
+          <w:sz w:val="24"/>
+        </w:rPr>
+      </w:pPr>
+      <w:r>
+        <w:rPr>
+          <w:rFonts w:cs="Calibri"/>
+          <w:color w:val="0D0D0D"/>
+          <w:sz w:val="24"/>
+        </w:rPr>
+        <w:t>// ---------- BMI STATUS ----------</w:t>
+      </w:r>
+    </w:p>
+    <w:p>
+      <w:pPr>
+        <w:spacing w:after="4"/>
+        <w:ind w:left="15"/>
+        <w:rPr>
+          <w:rFonts w:cs="Calibri"/>
+          <w:color w:val="0D0D0D"/>
+          <w:sz w:val="24"/>
+        </w:rPr>
+      </w:pPr>
+      <w:r>
+        <w:rPr>
+          <w:rFonts w:cs="Calibri"/>
+          <w:color w:val="0D0D0D"/>
+          <w:sz w:val="24"/>
+        </w:rPr>
+        <w:t>String getBMIStatus(float bmi) {</w:t>
+      </w:r>
+    </w:p>
+    <w:p>
+      <w:pPr>
+        <w:spacing w:after="4"/>
+        <w:ind w:left="15"/>
+        <w:rPr>
+          <w:rFonts w:cs="Calibri"/>
+          <w:color w:val="0D0D0D"/>
+          <w:sz w:val="24"/>
+        </w:rPr>
+      </w:pPr>
+    </w:p>
+    <w:p>
+      <w:pPr>
+        <w:spacing w:after="4"/>
+        <w:ind w:left="15"/>
+        <w:rPr>
+          <w:rFonts w:cs="Calibri"/>
+          <w:color w:val="0D0D0D"/>
+          <w:sz w:val="24"/>
+        </w:rPr>
+      </w:pPr>
+      <w:r>
+        <w:rPr>
+          <w:rFonts w:cs="Calibri"/>
+          <w:color w:val="0D0D0D"/>
+          <w:sz w:val="24"/>
+        </w:rPr>
+        <w:t xml:space="preserve">  if (bmi &lt; 14)</w:t>
+      </w:r>
+    </w:p>
+    <w:p>
+      <w:pPr>
+        <w:spacing w:after="4"/>
+        <w:ind w:left="15"/>
+        <w:rPr>
+          <w:rFonts w:cs="Calibri"/>
+          <w:color w:val="0D0D0D"/>
+          <w:sz w:val="24"/>
+        </w:rPr>
+      </w:pPr>
+      <w:r>
+        <w:rPr>
+          <w:rFonts w:cs="Calibri"/>
+          <w:color w:val="0D0D0D"/>
+          <w:sz w:val="24"/>
+        </w:rPr>
+        <w:t xml:space="preserve">    return "Severe";</w:t>
+      </w:r>
+    </w:p>
+    <w:p>
+      <w:pPr>
+        <w:spacing w:after="4"/>
+        <w:ind w:left="15"/>
+        <w:rPr>
+          <w:rFonts w:cs="Calibri"/>
+          <w:color w:val="0D0D0D"/>
+          <w:sz w:val="24"/>
+        </w:rPr>
+      </w:pPr>
+    </w:p>
+    <w:p>
+      <w:pPr>
+        <w:spacing w:after="4"/>
+        <w:ind w:left="15"/>
+        <w:rPr>
+          <w:rFonts w:cs="Calibri"/>
+          <w:color w:val="0D0D0D"/>
+          <w:sz w:val="24"/>
+        </w:rPr>
+      </w:pPr>
+      <w:r>
+        <w:rPr>
+          <w:rFonts w:cs="Calibri"/>
+          <w:color w:val="0D0D0D"/>
+          <w:sz w:val="24"/>
+        </w:rPr>
+        <w:t xml:space="preserve">  else if (bmi &lt; 15)</w:t>
+      </w:r>
+    </w:p>
+    <w:p>
+      <w:pPr>
+        <w:spacing w:after="4"/>
+        <w:ind w:left="15"/>
+        <w:rPr>
+          <w:rFonts w:cs="Calibri"/>
+          <w:color w:val="0D0D0D"/>
+          <w:sz w:val="24"/>
+        </w:rPr>
+      </w:pPr>
+      <w:r>
+        <w:rPr>
+          <w:rFonts w:cs="Calibri"/>
+          <w:color w:val="0D0D0D"/>
+          <w:sz w:val="24"/>
+        </w:rPr>
+        <w:t xml:space="preserve">    return "Moderate";</w:t>
+      </w:r>
+    </w:p>
+    <w:p>
+      <w:pPr>
+        <w:spacing w:after="4"/>
+        <w:ind w:left="15"/>
+        <w:rPr>
+          <w:rFonts w:cs="Calibri"/>
+          <w:color w:val="0D0D0D"/>
+          <w:sz w:val="24"/>
+        </w:rPr>
+      </w:pPr>
+    </w:p>
+    <w:p>
+      <w:pPr>
+        <w:spacing w:after="4"/>
+        <w:ind w:left="15"/>
+        <w:rPr>
+          <w:rFonts w:cs="Calibri"/>
+          <w:color w:val="0D0D0D"/>
+          <w:sz w:val="24"/>
+        </w:rPr>
+      </w:pPr>
+      <w:r>
+        <w:rPr>
+          <w:rFonts w:cs="Calibri"/>
+          <w:color w:val="0D0D0D"/>
+          <w:sz w:val="24"/>
+        </w:rPr>
+        <w:t xml:space="preserve">  else if (bmi &lt; 18.5)</w:t>
+      </w:r>
+    </w:p>
+    <w:p>
+      <w:pPr>
+        <w:spacing w:after="4"/>
+        <w:ind w:left="15"/>
+        <w:rPr>
+          <w:rFonts w:cs="Calibri"/>
+          <w:color w:val="0D0D0D"/>
+          <w:sz w:val="24"/>
+        </w:rPr>
+      </w:pPr>
+      <w:r>
+        <w:rPr>
+          <w:rFonts w:cs="Calibri"/>
+          <w:color w:val="0D0D0D"/>
+          <w:sz w:val="24"/>
+        </w:rPr>
+        <w:t xml:space="preserve">    return "Underweight";</w:t>
+      </w:r>
+    </w:p>
+    <w:p>
+      <w:pPr>
+        <w:spacing w:after="4"/>
+        <w:ind w:left="15"/>
+        <w:rPr>
+          <w:rFonts w:cs="Calibri"/>
+          <w:color w:val="0D0D0D"/>
+          <w:sz w:val="24"/>
+        </w:rPr>
+      </w:pPr>
+    </w:p>
+    <w:p>
+      <w:pPr>
+        <w:spacing w:after="4"/>
+        <w:ind w:left="15"/>
+        <w:rPr>
+          <w:rFonts w:cs="Calibri"/>
+          <w:color w:val="0D0D0D"/>
+          <w:sz w:val="24"/>
+        </w:rPr>
+      </w:pPr>
+      <w:r>
+        <w:rPr>
+          <w:rFonts w:cs="Calibri"/>
+          <w:color w:val="0D0D0D"/>
+          <w:sz w:val="24"/>
+        </w:rPr>
+        <w:t xml:space="preserve">  else</w:t>
+      </w:r>
+    </w:p>
+    <w:p>
+      <w:pPr>
+        <w:spacing w:after="4"/>
+        <w:ind w:left="15"/>
+        <w:rPr>
+          <w:rFonts w:cs="Calibri"/>
+          <w:color w:val="0D0D0D"/>
+          <w:sz w:val="24"/>
+        </w:rPr>
+      </w:pPr>
+      <w:r>
+        <w:rPr>
+          <w:rFonts w:cs="Calibri"/>
+          <w:color w:val="0D0D0D"/>
+          <w:sz w:val="24"/>
+        </w:rPr>
+        <w:t xml:space="preserve">    return "Normal";</w:t>
+      </w:r>
+    </w:p>
+    <w:p>
+      <w:pPr>
+        <w:spacing w:after="4"/>
+        <w:ind w:left="15"/>
+        <w:rPr>
+          <w:rFonts w:cs="Calibri"/>
+          <w:color w:val="0D0D0D"/>
+          <w:sz w:val="24"/>
+        </w:rPr>
+      </w:pPr>
+      <w:r>
+        <w:rPr>
+          <w:rFonts w:cs="Calibri"/>
+          <w:color w:val="0D0D0D"/>
+          <w:sz w:val="24"/>
+        </w:rPr>
+        <w:t>}</w:t>
+      </w:r>
+    </w:p>
+    <w:p>
+      <w:pPr>
+        <w:spacing w:after="4"/>
+        <w:ind w:left="15"/>
+        <w:rPr>
+          <w:rFonts w:cs="Calibri"/>
+          <w:color w:val="0D0D0D"/>
+          <w:sz w:val="24"/>
+        </w:rPr>
+      </w:pPr>
+    </w:p>
+    <w:p>
+      <w:pPr>
+        <w:spacing w:after="4"/>
+        <w:ind w:left="15"/>
+        <w:rPr>
+          <w:rFonts w:cs="Calibri"/>
+          <w:color w:val="0D0D0D"/>
+          <w:sz w:val="24"/>
+        </w:rPr>
+      </w:pPr>
+      <w:r>
+        <w:rPr>
+          <w:rFonts w:cs="Calibri"/>
+          <w:color w:val="0D0D0D"/>
+          <w:sz w:val="24"/>
+        </w:rPr>
+        <w:t>// ---------- SMART PREDICTION ----------</w:t>
+      </w:r>
+    </w:p>
+    <w:p>
+      <w:pPr>
+        <w:spacing w:after="4"/>
+        <w:ind w:left="15"/>
+        <w:rPr>
+          <w:rFonts w:cs="Calibri"/>
+          <w:color w:val="0D0D0D"/>
+          <w:sz w:val="24"/>
+        </w:rPr>
+      </w:pPr>
+      <w:r>
+        <w:rPr>
+          <w:rFonts w:cs="Calibri"/>
+          <w:color w:val="0D0D0D"/>
+          <w:sz w:val="24"/>
+        </w:rPr>
+        <w:t>float predictWeight(float height) {</w:t>
+      </w:r>
+    </w:p>
+    <w:p>
+      <w:pPr>
+        <w:spacing w:after="4"/>
+        <w:ind w:left="15"/>
+        <w:rPr>
+          <w:rFonts w:cs="Calibri"/>
+          <w:color w:val="0D0D0D"/>
+          <w:sz w:val="24"/>
+        </w:rPr>
+      </w:pPr>
+    </w:p>
+    <w:p>
+      <w:pPr>
+        <w:spacing w:after="4"/>
+        <w:ind w:left="15"/>
+        <w:rPr>
+          <w:rFonts w:cs="Calibri"/>
+          <w:color w:val="0D0D0D"/>
+          <w:sz w:val="24"/>
+        </w:rPr>
+      </w:pPr>
+      <w:r>
+        <w:rPr>
+          <w:rFonts w:cs="Calibri"/>
+          <w:color w:val="0D0D0D"/>
+          <w:sz w:val="24"/>
+        </w:rPr>
+        <w:t xml:space="preserve">  return (height - 100) * 0.9;</w:t>
+      </w:r>
+    </w:p>
+    <w:p>
+      <w:pPr>
+        <w:spacing w:after="4"/>
+        <w:ind w:left="15"/>
+        <w:rPr>
+          <w:rFonts w:cs="Calibri"/>
+          <w:color w:val="0D0D0D"/>
+          <w:sz w:val="24"/>
+        </w:rPr>
+      </w:pPr>
+      <w:r>
+        <w:rPr>
+          <w:rFonts w:cs="Calibri"/>
+          <w:color w:val="0D0D0D"/>
+          <w:sz w:val="24"/>
+        </w:rPr>
+        <w:t>}</w:t>
+      </w:r>
+    </w:p>
+    <w:p>
+      <w:pPr>
+        <w:spacing w:after="4"/>
+        <w:ind w:left="15"/>
+        <w:rPr>
+          <w:rFonts w:cs="Calibri"/>
+          <w:color w:val="0D0D0D"/>
+          <w:sz w:val="24"/>
+        </w:rPr>
+      </w:pPr>
+    </w:p>
+    <w:p>
+      <w:pPr>
+        <w:spacing w:after="4"/>
+        <w:ind w:left="15"/>
+        <w:rPr>
+          <w:rFonts w:cs="Calibri"/>
+          <w:color w:val="0D0D0D"/>
+          <w:sz w:val="24"/>
+        </w:rPr>
+      </w:pPr>
+      <w:r>
+        <w:rPr>
+          <w:rFonts w:cs="Calibri"/>
+          <w:color w:val="0D0D0D"/>
+          <w:sz w:val="24"/>
+        </w:rPr>
+        <w:t>// ---------- HEALTH RISK ANALYSIS ----------</w:t>
+      </w:r>
+    </w:p>
+    <w:p>
+      <w:pPr>
+        <w:spacing w:after="4"/>
+        <w:ind w:left="15"/>
+        <w:rPr>
+          <w:rFonts w:cs="Calibri"/>
+          <w:color w:val="0D0D0D"/>
+          <w:sz w:val="24"/>
+        </w:rPr>
+      </w:pPr>
+      <w:r>
+        <w:rPr>
+          <w:rFonts w:cs="Calibri"/>
+          <w:color w:val="0D0D0D"/>
+          <w:sz w:val="24"/>
+        </w:rPr>
+        <w:t>String getRiskLevel(float actual, float predicted) {</w:t>
+      </w:r>
+    </w:p>
+    <w:p>
+      <w:pPr>
+        <w:spacing w:after="4"/>
+        <w:ind w:left="15"/>
+        <w:rPr>
+          <w:rFonts w:cs="Calibri"/>
+          <w:color w:val="0D0D0D"/>
+          <w:sz w:val="24"/>
+        </w:rPr>
+      </w:pPr>
+    </w:p>
+    <w:p>
+      <w:pPr>
+        <w:spacing w:after="4"/>
+        <w:ind w:left="15"/>
+        <w:rPr>
+          <w:rFonts w:cs="Calibri"/>
+          <w:color w:val="0D0D0D"/>
+          <w:sz w:val="24"/>
+        </w:rPr>
+      </w:pPr>
+      <w:r>
+        <w:rPr>
+          <w:rFonts w:cs="Calibri"/>
+          <w:color w:val="0D0D0D"/>
+          <w:sz w:val="24"/>
+        </w:rPr>
+        <w:t xml:space="preserve">  if (actual &lt; predicted - 2)</w:t>
+      </w:r>
+    </w:p>
+    <w:p>
+      <w:pPr>
+        <w:spacing w:after="4"/>
+        <w:ind w:left="15"/>
+        <w:rPr>
+          <w:rFonts w:cs="Calibri"/>
+          <w:color w:val="0D0D0D"/>
+          <w:sz w:val="24"/>
+        </w:rPr>
+      </w:pPr>
+      <w:r>
+        <w:rPr>
+          <w:rFonts w:cs="Calibri"/>
+          <w:color w:val="0D0D0D"/>
+          <w:sz w:val="24"/>
+        </w:rPr>
+        <w:t xml:space="preserve">    return "Underweight Risk";</w:t>
+      </w:r>
+    </w:p>
+    <w:p>
+      <w:pPr>
+        <w:spacing w:after="4"/>
+        <w:ind w:left="15"/>
+        <w:rPr>
+          <w:rFonts w:cs="Calibri"/>
+          <w:color w:val="0D0D0D"/>
+          <w:sz w:val="24"/>
+        </w:rPr>
+      </w:pPr>
+    </w:p>
+    <w:p>
+      <w:pPr>
+        <w:spacing w:after="4"/>
+        <w:ind w:left="15"/>
+        <w:rPr>
+          <w:rFonts w:cs="Calibri"/>
+          <w:color w:val="0D0D0D"/>
+          <w:sz w:val="24"/>
+        </w:rPr>
+      </w:pPr>
+      <w:r>
+        <w:rPr>
+          <w:rFonts w:cs="Calibri"/>
+          <w:color w:val="0D0D0D"/>
+          <w:sz w:val="24"/>
+        </w:rPr>
+        <w:t xml:space="preserve">  else if (actual &gt; predicted + 2)</w:t>
+      </w:r>
+    </w:p>
+    <w:p>
+      <w:pPr>
+        <w:spacing w:after="4"/>
+        <w:ind w:left="15"/>
+        <w:rPr>
+          <w:rFonts w:cs="Calibri"/>
+          <w:color w:val="0D0D0D"/>
+          <w:sz w:val="24"/>
+        </w:rPr>
+      </w:pPr>
+      <w:r>
+        <w:rPr>
+          <w:rFonts w:cs="Calibri"/>
+          <w:color w:val="0D0D0D"/>
+          <w:sz w:val="24"/>
+        </w:rPr>
+        <w:t xml:space="preserve">    return "Overweight";</w:t>
+      </w:r>
+    </w:p>
+    <w:p>
+      <w:pPr>
+        <w:spacing w:after="4"/>
+        <w:ind w:left="15"/>
+        <w:rPr>
+          <w:rFonts w:cs="Calibri"/>
+          <w:color w:val="0D0D0D"/>
+          <w:sz w:val="24"/>
+        </w:rPr>
+      </w:pPr>
+    </w:p>
+    <w:p>
+      <w:pPr>
+        <w:spacing w:after="4"/>
+        <w:ind w:left="15"/>
+        <w:rPr>
+          <w:rFonts w:cs="Calibri"/>
+          <w:color w:val="0D0D0D"/>
+          <w:sz w:val="24"/>
+        </w:rPr>
+      </w:pPr>
+      <w:r>
+        <w:rPr>
+          <w:rFonts w:cs="Calibri"/>
+          <w:color w:val="0D0D0D"/>
+          <w:sz w:val="24"/>
+        </w:rPr>
+        <w:t xml:space="preserve">  else</w:t>
+      </w:r>
+    </w:p>
+    <w:p>
+      <w:pPr>
+        <w:spacing w:after="4"/>
+        <w:ind w:left="15"/>
+        <w:rPr>
+          <w:rFonts w:cs="Calibri"/>
+          <w:color w:val="0D0D0D"/>
+          <w:sz w:val="24"/>
+        </w:rPr>
+      </w:pPr>
+      <w:r>
+        <w:rPr>
+          <w:rFonts w:cs="Calibri"/>
+          <w:color w:val="0D0D0D"/>
+          <w:sz w:val="24"/>
+        </w:rPr>
+        <w:t xml:space="preserve">    return "Healthy";</w:t>
+      </w:r>
+    </w:p>
+    <w:p>
+      <w:pPr>
+        <w:spacing w:after="4"/>
+        <w:ind w:left="15"/>
+        <w:rPr>
+          <w:rFonts w:cs="Calibri"/>
+          <w:color w:val="0D0D0D"/>
+          <w:sz w:val="24"/>
+        </w:rPr>
+      </w:pPr>
+      <w:r>
+        <w:rPr>
+          <w:rFonts w:cs="Calibri"/>
+          <w:color w:val="0D0D0D"/>
+          <w:sz w:val="24"/>
+        </w:rPr>
+        <w:t>}</w:t>
+      </w:r>
+    </w:p>
+    <w:p>
+      <w:pPr>
+        <w:spacing w:after="4"/>
+        <w:ind w:left="15"/>
+        <w:rPr>
+          <w:rFonts w:cs="Calibri"/>
+          <w:color w:val="0D0D0D"/>
+          <w:sz w:val="24"/>
+        </w:rPr>
+      </w:pPr>
+    </w:p>
+    <w:p>
+      <w:pPr>
+        <w:spacing w:after="4"/>
+        <w:ind w:left="15"/>
+        <w:rPr>
+          <w:rFonts w:cs="Calibri"/>
+          <w:color w:val="0D0D0D"/>
+          <w:sz w:val="24"/>
+        </w:rPr>
+      </w:pPr>
+      <w:r>
+        <w:rPr>
+          <w:rFonts w:cs="Calibri"/>
+          <w:color w:val="0D0D0D"/>
+          <w:sz w:val="24"/>
+        </w:rPr>
+        <w:t>// ---------- SETUP ----------</w:t>
+      </w:r>
+    </w:p>
+    <w:p>
+      <w:pPr>
+        <w:spacing w:after="4"/>
+        <w:ind w:left="15"/>
+        <w:rPr>
+          <w:rFonts w:cs="Calibri"/>
+          <w:color w:val="0D0D0D"/>
+          <w:sz w:val="24"/>
+        </w:rPr>
+      </w:pPr>
+      <w:r>
+        <w:rPr>
+          <w:rFonts w:cs="Calibri"/>
+          <w:color w:val="0D0D0D"/>
+          <w:sz w:val="24"/>
+        </w:rPr>
+        <w:t>void setup() {</w:t>
+      </w:r>
+    </w:p>
+    <w:p>
+      <w:pPr>
+        <w:spacing w:after="4"/>
+        <w:ind w:left="15"/>
+        <w:rPr>
+          <w:rFonts w:cs="Calibri"/>
+          <w:color w:val="0D0D0D"/>
+          <w:sz w:val="24"/>
+        </w:rPr>
+      </w:pPr>
+    </w:p>
+    <w:p>
+      <w:pPr>
+        <w:spacing w:after="4"/>
+        <w:ind w:left="15"/>
+        <w:rPr>
+          <w:rFonts w:cs="Calibri"/>
+          <w:color w:val="0D0D0D"/>
+          <w:sz w:val="24"/>
+        </w:rPr>
+      </w:pPr>
+      <w:r>
+        <w:rPr>
+          <w:rFonts w:cs="Calibri"/>
+          <w:color w:val="0D0D0D"/>
+          <w:sz w:val="24"/>
+        </w:rPr>
+        <w:t xml:space="preserve">  Serial.begin(115200);</w:t>
+      </w:r>
+    </w:p>
+    <w:p>
+      <w:pPr>
+        <w:spacing w:after="4"/>
+        <w:ind w:left="15"/>
+        <w:rPr>
+          <w:rFonts w:cs="Calibri"/>
+          <w:color w:val="0D0D0D"/>
+          <w:sz w:val="24"/>
+        </w:rPr>
+      </w:pPr>
+    </w:p>
+    <w:p>
+      <w:pPr>
+        <w:spacing w:after="4"/>
+        <w:ind w:left="15"/>
+        <w:rPr>
+          <w:rFonts w:cs="Calibri"/>
+          <w:color w:val="0D0D0D"/>
+          <w:sz w:val="24"/>
+        </w:rPr>
+      </w:pPr>
+      <w:r>
+        <w:rPr>
+          <w:rFonts w:cs="Calibri"/>
+          <w:color w:val="0D0D0D"/>
+          <w:sz w:val="24"/>
+        </w:rPr>
+        <w:t xml:space="preserve">  // WiFi Connection</w:t>
+      </w:r>
+    </w:p>
+    <w:p>
+      <w:pPr>
+        <w:spacing w:after="4"/>
+        <w:ind w:left="15"/>
+        <w:rPr>
+          <w:rFonts w:cs="Calibri"/>
+          <w:color w:val="0D0D0D"/>
+          <w:sz w:val="24"/>
+        </w:rPr>
+      </w:pPr>
+      <w:r>
+        <w:rPr>
+          <w:rFonts w:cs="Calibri"/>
+          <w:color w:val="0D0D0D"/>
+          <w:sz w:val="24"/>
+        </w:rPr>
+        <w:t xml:space="preserve">  WiFi.begin(ssid, pass);</w:t>
+      </w:r>
+    </w:p>
+    <w:p>
+      <w:pPr>
+        <w:spacing w:after="4"/>
+        <w:ind w:left="15"/>
+        <w:rPr>
+          <w:rFonts w:cs="Calibri"/>
+          <w:color w:val="0D0D0D"/>
+          <w:sz w:val="24"/>
+        </w:rPr>
+      </w:pPr>
+    </w:p>
+    <w:p>
+      <w:pPr>
+        <w:spacing w:after="4"/>
+        <w:ind w:left="15"/>
+        <w:rPr>
+          <w:rFonts w:cs="Calibri"/>
+          <w:color w:val="0D0D0D"/>
+          <w:sz w:val="24"/>
+        </w:rPr>
+      </w:pPr>
+      <w:r>
+        <w:rPr>
+          <w:rFonts w:cs="Calibri"/>
+          <w:color w:val="0D0D0D"/>
+          <w:sz w:val="24"/>
+        </w:rPr>
+        <w:t xml:space="preserve">  Serial.print("Connecting to WiFi");</w:t>
+      </w:r>
+    </w:p>
+    <w:p>
+      <w:pPr>
+        <w:spacing w:after="4"/>
+        <w:ind w:left="15"/>
+        <w:rPr>
+          <w:rFonts w:cs="Calibri"/>
+          <w:color w:val="0D0D0D"/>
+          <w:sz w:val="24"/>
+        </w:rPr>
+      </w:pPr>
+    </w:p>
+    <w:p>
+      <w:pPr>
+        <w:spacing w:after="4"/>
+        <w:ind w:left="15"/>
+        <w:rPr>
+          <w:rFonts w:cs="Calibri"/>
+          <w:color w:val="0D0D0D"/>
+          <w:sz w:val="24"/>
+        </w:rPr>
+      </w:pPr>
+      <w:r>
+        <w:rPr>
+          <w:rFonts w:cs="Calibri"/>
+          <w:color w:val="0D0D0D"/>
+          <w:sz w:val="24"/>
+        </w:rPr>
+        <w:t xml:space="preserve">  while (WiFi.status() != WL_CONNECTED) {</w:t>
+      </w:r>
+    </w:p>
+    <w:p>
+      <w:pPr>
+        <w:spacing w:after="4"/>
+        <w:ind w:left="15"/>
+        <w:rPr>
+          <w:rFonts w:cs="Calibri"/>
+          <w:color w:val="0D0D0D"/>
+          <w:sz w:val="24"/>
+        </w:rPr>
+      </w:pPr>
+    </w:p>
+    <w:p>
+      <w:pPr>
+        <w:spacing w:after="4"/>
+        <w:ind w:left="15"/>
+        <w:rPr>
+          <w:rFonts w:cs="Calibri"/>
+          <w:color w:val="0D0D0D"/>
+          <w:sz w:val="24"/>
+        </w:rPr>
+      </w:pPr>
+      <w:r>
+        <w:rPr>
+          <w:rFonts w:cs="Calibri"/>
+          <w:color w:val="0D0D0D"/>
+          <w:sz w:val="24"/>
+        </w:rPr>
+        <w:t xml:space="preserve">    delay(500);</w:t>
+      </w:r>
+    </w:p>
+    <w:p>
+      <w:pPr>
+        <w:spacing w:after="4"/>
+        <w:ind w:left="15"/>
+        <w:rPr>
+          <w:rFonts w:cs="Calibri"/>
+          <w:color w:val="0D0D0D"/>
+          <w:sz w:val="24"/>
+        </w:rPr>
+      </w:pPr>
+      <w:r>
+        <w:rPr>
+          <w:rFonts w:cs="Calibri"/>
+          <w:color w:val="0D0D0D"/>
+          <w:sz w:val="24"/>
+        </w:rPr>
+        <w:t xml:space="preserve">    Serial.print(".");</w:t>
+      </w:r>
+    </w:p>
+    <w:p>
+      <w:pPr>
+        <w:spacing w:after="4"/>
+        <w:ind w:left="15"/>
+        <w:rPr>
+          <w:rFonts w:cs="Calibri"/>
+          <w:color w:val="0D0D0D"/>
+          <w:sz w:val="24"/>
+        </w:rPr>
+      </w:pPr>
+      <w:r>
+        <w:rPr>
+          <w:rFonts w:cs="Calibri"/>
+          <w:color w:val="0D0D0D"/>
+          <w:sz w:val="24"/>
+        </w:rPr>
+        <w:t xml:space="preserve">  }</w:t>
+      </w:r>
+    </w:p>
+    <w:p>
+      <w:pPr>
+        <w:spacing w:after="4"/>
+        <w:ind w:left="15"/>
+        <w:rPr>
+          <w:rFonts w:cs="Calibri"/>
+          <w:color w:val="0D0D0D"/>
+          <w:sz w:val="24"/>
+        </w:rPr>
+      </w:pPr>
+    </w:p>
+    <w:p>
+      <w:pPr>
+        <w:spacing w:after="4"/>
+        <w:ind w:left="15"/>
+        <w:rPr>
+          <w:rFonts w:cs="Calibri"/>
+          <w:color w:val="0D0D0D"/>
+          <w:sz w:val="24"/>
+        </w:rPr>
+      </w:pPr>
+      <w:r>
+        <w:rPr>
+          <w:rFonts w:cs="Calibri"/>
+          <w:color w:val="0D0D0D"/>
+          <w:sz w:val="24"/>
+        </w:rPr>
+        <w:t xml:space="preserve">  Serial.println("\nWiFi Connected Successfully!");</w:t>
+      </w:r>
+    </w:p>
+    <w:p>
+      <w:pPr>
+        <w:spacing w:after="4"/>
+        <w:ind w:left="15"/>
+        <w:rPr>
+          <w:rFonts w:cs="Calibri"/>
+          <w:color w:val="0D0D0D"/>
+          <w:sz w:val="24"/>
+        </w:rPr>
+      </w:pPr>
+    </w:p>
+    <w:p>
+      <w:pPr>
+        <w:spacing w:after="4"/>
+        <w:ind w:left="15"/>
+        <w:rPr>
+          <w:rFonts w:cs="Calibri"/>
+          <w:color w:val="0D0D0D"/>
+          <w:sz w:val="24"/>
+        </w:rPr>
+      </w:pPr>
+      <w:r>
+        <w:rPr>
+          <w:rFonts w:cs="Calibri"/>
+          <w:color w:val="0D0D0D"/>
+          <w:sz w:val="24"/>
+        </w:rPr>
+        <w:t xml:space="preserve">  // Blynk Initialization</w:t>
+      </w:r>
+    </w:p>
+    <w:p>
+      <w:pPr>
+        <w:spacing w:after="4"/>
+        <w:ind w:left="15"/>
+        <w:rPr>
+          <w:rFonts w:cs="Calibri"/>
+          <w:color w:val="0D0D0D"/>
+          <w:sz w:val="24"/>
+        </w:rPr>
+      </w:pPr>
+      <w:r>
+        <w:rPr>
+          <w:rFonts w:cs="Calibri"/>
+          <w:color w:val="0D0D0D"/>
+          <w:sz w:val="24"/>
+        </w:rPr>
+        <w:t xml:space="preserve">  Blynk.begin(BLYNK_AUTH_TOKEN, ssid, pass);</w:t>
+      </w:r>
+    </w:p>
+    <w:p>
+      <w:pPr>
+        <w:spacing w:after="4"/>
+        <w:ind w:left="15"/>
+        <w:rPr>
+          <w:rFonts w:cs="Calibri"/>
+          <w:color w:val="0D0D0D"/>
+          <w:sz w:val="24"/>
+        </w:rPr>
+      </w:pPr>
+    </w:p>
+    <w:p>
+      <w:pPr>
+        <w:spacing w:after="4"/>
+        <w:ind w:left="15"/>
+        <w:rPr>
+          <w:rFonts w:cs="Calibri"/>
+          <w:color w:val="0D0D0D"/>
+          <w:sz w:val="24"/>
+        </w:rPr>
+      </w:pPr>
+      <w:r>
+        <w:rPr>
+          <w:rFonts w:cs="Calibri"/>
+          <w:color w:val="0D0D0D"/>
+          <w:sz w:val="24"/>
+        </w:rPr>
+        <w:t xml:space="preserve">  // Random seed for simulation</w:t>
+      </w:r>
+    </w:p>
+    <w:p>
+      <w:pPr>
+        <w:spacing w:after="4"/>
+        <w:ind w:left="15"/>
+        <w:rPr>
+          <w:rFonts w:cs="Calibri"/>
+          <w:color w:val="0D0D0D"/>
+          <w:sz w:val="24"/>
+        </w:rPr>
+      </w:pPr>
+      <w:r>
+        <w:rPr>
+          <w:rFonts w:cs="Calibri"/>
+          <w:color w:val="0D0D0D"/>
+          <w:sz w:val="24"/>
+        </w:rPr>
+        <w:t xml:space="preserve">  randomSeed(analogRead(0));</w:t>
+      </w:r>
+    </w:p>
+    <w:p>
+      <w:pPr>
+        <w:spacing w:after="4"/>
+        <w:ind w:left="15"/>
+        <w:rPr>
+          <w:rFonts w:cs="Calibri"/>
+          <w:color w:val="0D0D0D"/>
+          <w:sz w:val="24"/>
+        </w:rPr>
+      </w:pPr>
+      <w:r>
+        <w:rPr>
+          <w:rFonts w:cs="Calibri"/>
+          <w:color w:val="0D0D0D"/>
+          <w:sz w:val="24"/>
+        </w:rPr>
+        <w:t>}</w:t>
+      </w:r>
+    </w:p>
+    <w:p>
+      <w:pPr>
+        <w:spacing w:after="4"/>
+        <w:ind w:left="15"/>
+        <w:rPr>
+          <w:rFonts w:cs="Calibri"/>
+          <w:color w:val="0D0D0D"/>
+          <w:sz w:val="24"/>
+        </w:rPr>
+      </w:pPr>
+    </w:p>
+    <w:p>
+      <w:pPr>
+        <w:spacing w:after="4"/>
+        <w:ind w:left="15"/>
+        <w:rPr>
+          <w:rFonts w:cs="Calibri"/>
+          <w:color w:val="0D0D0D"/>
+          <w:sz w:val="24"/>
+        </w:rPr>
+      </w:pPr>
+      <w:r>
+        <w:rPr>
+          <w:rFonts w:cs="Calibri"/>
+          <w:color w:val="0D0D0D"/>
+          <w:sz w:val="24"/>
+        </w:rPr>
+        <w:t>// ---------- SEND DATA TO THINGSPEAK ----------</w:t>
+      </w:r>
+    </w:p>
+    <w:p>
+      <w:pPr>
+        <w:spacing w:after="4"/>
+        <w:ind w:left="15"/>
+        <w:rPr>
+          <w:rFonts w:cs="Calibri"/>
+          <w:color w:val="0D0D0D"/>
+          <w:sz w:val="24"/>
+        </w:rPr>
+      </w:pPr>
+      <w:r>
+        <w:rPr>
+          <w:rFonts w:cs="Calibri"/>
+          <w:color w:val="0D0D0D"/>
+          <w:sz w:val="24"/>
+        </w:rPr>
+        <w:t>void sendToThingSpeak() {</w:t>
+      </w:r>
+    </w:p>
+    <w:p>
+      <w:pPr>
+        <w:spacing w:after="4"/>
+        <w:ind w:left="15"/>
+        <w:rPr>
+          <w:rFonts w:cs="Calibri"/>
+          <w:color w:val="0D0D0D"/>
+          <w:sz w:val="24"/>
+        </w:rPr>
+      </w:pPr>
+    </w:p>
+    <w:p>
+      <w:pPr>
+        <w:spacing w:after="4"/>
+        <w:ind w:left="15"/>
+        <w:rPr>
+          <w:rFonts w:cs="Calibri"/>
+          <w:color w:val="0D0D0D"/>
+          <w:sz w:val="24"/>
+        </w:rPr>
+      </w:pPr>
+      <w:r>
+        <w:rPr>
+          <w:rFonts w:cs="Calibri"/>
+          <w:color w:val="0D0D0D"/>
+          <w:sz w:val="24"/>
+        </w:rPr>
+        <w:t xml:space="preserve">  WiFiClient client;</w:t>
+      </w:r>
+    </w:p>
+    <w:p>
+      <w:pPr>
+        <w:spacing w:after="4"/>
+        <w:ind w:left="15"/>
+        <w:rPr>
+          <w:rFonts w:cs="Calibri"/>
+          <w:color w:val="0D0D0D"/>
+          <w:sz w:val="24"/>
+        </w:rPr>
+      </w:pPr>
+    </w:p>
+    <w:p>
+      <w:pPr>
+        <w:spacing w:after="4"/>
+        <w:ind w:left="15"/>
+        <w:rPr>
+          <w:rFonts w:cs="Calibri"/>
+          <w:color w:val="0D0D0D"/>
+          <w:sz w:val="24"/>
+        </w:rPr>
+      </w:pPr>
+      <w:r>
+        <w:rPr>
+          <w:rFonts w:cs="Calibri"/>
+          <w:color w:val="0D0D0D"/>
+          <w:sz w:val="24"/>
+        </w:rPr>
+        <w:t xml:space="preserve">  if (client.connect(server, 80)) {</w:t>
+      </w:r>
+    </w:p>
+    <w:p>
+      <w:pPr>
+        <w:spacing w:after="4"/>
+        <w:ind w:left="15"/>
+        <w:rPr>
+          <w:rFonts w:cs="Calibri"/>
+          <w:color w:val="0D0D0D"/>
+          <w:sz w:val="24"/>
+        </w:rPr>
+      </w:pPr>
+    </w:p>
+    <w:p>
+      <w:pPr>
+        <w:spacing w:after="4"/>
+        <w:ind w:left="15"/>
+        <w:rPr>
+          <w:rFonts w:cs="Calibri"/>
+          <w:color w:val="0D0D0D"/>
+          <w:sz w:val="24"/>
+        </w:rPr>
+      </w:pPr>
+      <w:r>
+        <w:rPr>
+          <w:rFonts w:cs="Calibri"/>
+          <w:color w:val="0D0D0D"/>
+          <w:sz w:val="24"/>
+        </w:rPr>
+        <w:t xml:space="preserve">    String postStr = apiKey;</w:t>
+      </w:r>
+    </w:p>
+    <w:p>
+      <w:pPr>
+        <w:spacing w:after="4"/>
+        <w:ind w:left="15"/>
+        <w:rPr>
+          <w:rFonts w:cs="Calibri"/>
+          <w:color w:val="0D0D0D"/>
+          <w:sz w:val="24"/>
+        </w:rPr>
+      </w:pPr>
+    </w:p>
+    <w:p>
+      <w:pPr>
+        <w:spacing w:after="4"/>
+        <w:ind w:left="15"/>
+        <w:rPr>
+          <w:rFonts w:cs="Calibri"/>
+          <w:color w:val="0D0D0D"/>
+          <w:sz w:val="24"/>
+        </w:rPr>
+      </w:pPr>
+      <w:r>
+        <w:rPr>
+          <w:rFonts w:cs="Calibri"/>
+          <w:color w:val="0D0D0D"/>
+          <w:sz w:val="24"/>
+        </w:rPr>
+        <w:t xml:space="preserve">    postStr += "&amp;field1=" + String(height_cm);</w:t>
+      </w:r>
+    </w:p>
+    <w:p>
+      <w:pPr>
+        <w:spacing w:after="4"/>
+        <w:ind w:left="15"/>
+        <w:rPr>
+          <w:rFonts w:cs="Calibri"/>
+          <w:color w:val="0D0D0D"/>
+          <w:sz w:val="24"/>
+        </w:rPr>
+      </w:pPr>
+      <w:r>
+        <w:rPr>
+          <w:rFonts w:cs="Calibri"/>
+          <w:color w:val="0D0D0D"/>
+          <w:sz w:val="24"/>
+        </w:rPr>
+        <w:t xml:space="preserve">    postStr += "&amp;field2=" + String(weight_kg);</w:t>
+      </w:r>
+    </w:p>
+    <w:p>
+      <w:pPr>
+        <w:spacing w:after="4"/>
+        <w:ind w:left="15"/>
+        <w:rPr>
+          <w:rFonts w:cs="Calibri"/>
+          <w:color w:val="0D0D0D"/>
+          <w:sz w:val="24"/>
+        </w:rPr>
+      </w:pPr>
+      <w:r>
+        <w:rPr>
+          <w:rFonts w:cs="Calibri"/>
+          <w:color w:val="0D0D0D"/>
+          <w:sz w:val="24"/>
+        </w:rPr>
+        <w:t xml:space="preserve">    postStr += "&amp;field3=" + String(bmi);</w:t>
+      </w:r>
+    </w:p>
+    <w:p>
+      <w:pPr>
+        <w:spacing w:after="4"/>
+        <w:ind w:left="15"/>
+        <w:rPr>
+          <w:rFonts w:cs="Calibri"/>
+          <w:color w:val="0D0D0D"/>
+          <w:sz w:val="24"/>
+        </w:rPr>
+      </w:pPr>
+      <w:r>
+        <w:rPr>
+          <w:rFonts w:cs="Calibri"/>
+          <w:color w:val="0D0D0D"/>
+          <w:sz w:val="24"/>
+        </w:rPr>
+        <w:t xml:space="preserve">    postStr += "&amp;field4=" + String(zScore);</w:t>
+      </w:r>
+    </w:p>
+    <w:p>
+      <w:pPr>
+        <w:spacing w:after="4"/>
+        <w:ind w:left="15"/>
+        <w:rPr>
+          <w:rFonts w:cs="Calibri"/>
+          <w:color w:val="0D0D0D"/>
+          <w:sz w:val="24"/>
+        </w:rPr>
+      </w:pPr>
+      <w:r>
+        <w:rPr>
+          <w:rFonts w:cs="Calibri"/>
+          <w:color w:val="0D0D0D"/>
+          <w:sz w:val="24"/>
+        </w:rPr>
+        <w:t xml:space="preserve">    postStr += "&amp;field5=" + String(attendance);</w:t>
+      </w:r>
+    </w:p>
+    <w:p>
+      <w:pPr>
+        <w:spacing w:after="4"/>
+        <w:ind w:left="15"/>
+        <w:rPr>
+          <w:rFonts w:cs="Calibri"/>
+          <w:color w:val="0D0D0D"/>
+          <w:sz w:val="24"/>
+        </w:rPr>
+      </w:pPr>
+      <w:r>
+        <w:rPr>
+          <w:rFonts w:cs="Calibri"/>
+          <w:color w:val="0D0D0D"/>
+          <w:sz w:val="24"/>
+        </w:rPr>
+        <w:t xml:space="preserve">    postStr += "&amp;field6=" + String(predictedWeight);</w:t>
+      </w:r>
+    </w:p>
+    <w:p>
+      <w:pPr>
+        <w:spacing w:after="4"/>
+        <w:ind w:left="15"/>
+        <w:rPr>
+          <w:rFonts w:cs="Calibri"/>
+          <w:color w:val="0D0D0D"/>
+          <w:sz w:val="24"/>
+        </w:rPr>
+      </w:pPr>
+    </w:p>
+    <w:p>
+      <w:pPr>
+        <w:spacing w:after="4"/>
+        <w:ind w:left="15"/>
+        <w:rPr>
+          <w:rFonts w:cs="Calibri"/>
+          <w:color w:val="0D0D0D"/>
+          <w:sz w:val="24"/>
+        </w:rPr>
+      </w:pPr>
+      <w:r>
+        <w:rPr>
+          <w:rFonts w:cs="Calibri"/>
+          <w:color w:val="0D0D0D"/>
+          <w:sz w:val="24"/>
+        </w:rPr>
+        <w:t xml:space="preserve">    postStr += "\r\n\r\n";</w:t>
+      </w:r>
+    </w:p>
+    <w:p>
+      <w:pPr>
+        <w:spacing w:after="4"/>
+        <w:ind w:left="15"/>
+        <w:rPr>
+          <w:rFonts w:cs="Calibri"/>
+          <w:color w:val="0D0D0D"/>
+          <w:sz w:val="24"/>
+        </w:rPr>
+      </w:pPr>
+    </w:p>
+    <w:p>
+      <w:pPr>
+        <w:spacing w:after="4"/>
+        <w:ind w:left="15"/>
+        <w:rPr>
+          <w:rFonts w:cs="Calibri"/>
+          <w:color w:val="0D0D0D"/>
+          <w:sz w:val="24"/>
+        </w:rPr>
+      </w:pPr>
+      <w:r>
+        <w:rPr>
+          <w:rFonts w:cs="Calibri"/>
+          <w:color w:val="0D0D0D"/>
+          <w:sz w:val="24"/>
+        </w:rPr>
+        <w:t xml:space="preserve">    client.print("POST /update HTTP/1.1\n");</w:t>
+      </w:r>
+    </w:p>
+    <w:p>
+      <w:pPr>
+        <w:spacing w:after="4"/>
+        <w:ind w:left="15"/>
+        <w:rPr>
+          <w:rFonts w:cs="Calibri"/>
+          <w:color w:val="0D0D0D"/>
+          <w:sz w:val="24"/>
+        </w:rPr>
+      </w:pPr>
+      <w:r>
+        <w:rPr>
+          <w:rFonts w:cs="Calibri"/>
+          <w:color w:val="0D0D0D"/>
+          <w:sz w:val="24"/>
+        </w:rPr>
+        <w:t xml:space="preserve">    client.print("Host: api.thingspeak.com\n");</w:t>
+      </w:r>
+    </w:p>
+    <w:p>
+      <w:pPr>
+        <w:spacing w:after="4"/>
+        <w:ind w:left="15"/>
+        <w:rPr>
+          <w:rFonts w:cs="Calibri"/>
+          <w:color w:val="0D0D0D"/>
+          <w:sz w:val="24"/>
+        </w:rPr>
+      </w:pPr>
+      <w:r>
+        <w:rPr>
+          <w:rFonts w:cs="Calibri"/>
+          <w:color w:val="0D0D0D"/>
+          <w:sz w:val="24"/>
+        </w:rPr>
+        <w:t xml:space="preserve">    client.print("Connection: close\n");</w:t>
+      </w:r>
+    </w:p>
+    <w:p>
+      <w:pPr>
+        <w:spacing w:after="4"/>
+        <w:ind w:left="15"/>
+        <w:rPr>
+          <w:rFonts w:cs="Calibri"/>
+          <w:color w:val="0D0D0D"/>
+          <w:sz w:val="24"/>
+        </w:rPr>
+      </w:pPr>
+      <w:r>
+        <w:rPr>
+          <w:rFonts w:cs="Calibri"/>
+          <w:color w:val="0D0D0D"/>
+          <w:sz w:val="24"/>
+        </w:rPr>
+        <w:t xml:space="preserve">    client.print("Content-Type: application/x-www-form-urlencoded\n");</w:t>
+      </w:r>
+    </w:p>
+    <w:p>
+      <w:pPr>
+        <w:spacing w:after="4"/>
+        <w:ind w:left="15"/>
+        <w:rPr>
+          <w:rFonts w:cs="Calibri"/>
+          <w:color w:val="0D0D0D"/>
+          <w:sz w:val="24"/>
+        </w:rPr>
+      </w:pPr>
+      <w:r>
+        <w:rPr>
+          <w:rFonts w:cs="Calibri"/>
+          <w:color w:val="0D0D0D"/>
+          <w:sz w:val="24"/>
+        </w:rPr>
+        <w:t xml:space="preserve">    client.print("Content-Length: ");</w:t>
+      </w:r>
+    </w:p>
+    <w:p>
+      <w:pPr>
+        <w:spacing w:after="4"/>
+        <w:ind w:left="15"/>
+        <w:rPr>
+          <w:rFonts w:cs="Calibri"/>
+          <w:color w:val="0D0D0D"/>
+          <w:sz w:val="24"/>
+        </w:rPr>
+      </w:pPr>
+      <w:r>
+        <w:rPr>
+          <w:rFonts w:cs="Calibri"/>
+          <w:color w:val="0D0D0D"/>
+          <w:sz w:val="24"/>
+        </w:rPr>
+        <w:t xml:space="preserve">    client.print(postStr.length());</w:t>
+      </w:r>
+    </w:p>
+    <w:p>
+      <w:pPr>
+        <w:spacing w:after="4"/>
+        <w:ind w:left="15"/>
+        <w:rPr>
+          <w:rFonts w:cs="Calibri"/>
+          <w:color w:val="0D0D0D"/>
+          <w:sz w:val="24"/>
+        </w:rPr>
+      </w:pPr>
+      <w:r>
+        <w:rPr>
+          <w:rFonts w:cs="Calibri"/>
+          <w:color w:val="0D0D0D"/>
+          <w:sz w:val="24"/>
+        </w:rPr>
+        <w:t xml:space="preserve">    client.print("\n\n");</w:t>
+      </w:r>
+    </w:p>
+    <w:p>
+      <w:pPr>
+        <w:spacing w:after="4"/>
+        <w:ind w:left="15"/>
+        <w:rPr>
+          <w:rFonts w:cs="Calibri"/>
+          <w:color w:val="0D0D0D"/>
+          <w:sz w:val="24"/>
+        </w:rPr>
+      </w:pPr>
+    </w:p>
+    <w:p>
+      <w:pPr>
+        <w:spacing w:after="4"/>
+        <w:ind w:left="15"/>
+        <w:rPr>
+          <w:rFonts w:cs="Calibri"/>
+          <w:color w:val="0D0D0D"/>
+          <w:sz w:val="24"/>
+        </w:rPr>
+      </w:pPr>
+      <w:r>
+        <w:rPr>
+          <w:rFonts w:cs="Calibri"/>
+          <w:color w:val="0D0D0D"/>
+          <w:sz w:val="24"/>
+        </w:rPr>
+        <w:t xml:space="preserve">    client.print(postStr);</w:t>
+      </w:r>
+    </w:p>
+    <w:p>
+      <w:pPr>
+        <w:spacing w:after="4"/>
+        <w:ind w:left="15"/>
+        <w:rPr>
+          <w:rFonts w:cs="Calibri"/>
+          <w:color w:val="0D0D0D"/>
+          <w:sz w:val="24"/>
+        </w:rPr>
+      </w:pPr>
+    </w:p>
+    <w:p>
+      <w:pPr>
+        <w:spacing w:after="4"/>
+        <w:ind w:left="15"/>
+        <w:rPr>
+          <w:rFonts w:cs="Calibri"/>
+          <w:color w:val="0D0D0D"/>
+          <w:sz w:val="24"/>
+        </w:rPr>
+      </w:pPr>
+      <w:r>
+        <w:rPr>
+          <w:rFonts w:cs="Calibri"/>
+          <w:color w:val="0D0D0D"/>
+          <w:sz w:val="24"/>
+        </w:rPr>
+        <w:t xml:space="preserve">    Serial.println("Data Uploaded to ThingSpeak!");</w:t>
+      </w:r>
+    </w:p>
+    <w:p>
+      <w:pPr>
+        <w:spacing w:after="4"/>
+        <w:ind w:left="15"/>
+        <w:rPr>
+          <w:rFonts w:cs="Calibri"/>
+          <w:color w:val="0D0D0D"/>
+          <w:sz w:val="24"/>
+        </w:rPr>
+      </w:pPr>
+      <w:r>
+        <w:rPr>
+          <w:rFonts w:cs="Calibri"/>
+          <w:color w:val="0D0D0D"/>
+          <w:sz w:val="24"/>
+        </w:rPr>
+        <w:t xml:space="preserve">  }</w:t>
+      </w:r>
+    </w:p>
+    <w:p>
+      <w:pPr>
+        <w:spacing w:after="4"/>
+        <w:ind w:left="15"/>
+        <w:rPr>
+          <w:rFonts w:cs="Calibri"/>
+          <w:color w:val="0D0D0D"/>
+          <w:sz w:val="24"/>
+        </w:rPr>
+      </w:pPr>
+      <w:r>
+        <w:rPr>
+          <w:rFonts w:cs="Calibri"/>
+          <w:color w:val="0D0D0D"/>
+          <w:sz w:val="24"/>
+        </w:rPr>
+        <w:t>}</w:t>
+      </w:r>
+    </w:p>
+    <w:p>
+      <w:pPr>
+        <w:spacing w:after="4"/>
+        <w:ind w:left="15"/>
+        <w:rPr>
+          <w:rFonts w:cs="Calibri"/>
+          <w:color w:val="0D0D0D"/>
+          <w:sz w:val="24"/>
+        </w:rPr>
+      </w:pPr>
+    </w:p>
+    <w:p>
+      <w:pPr>
+        <w:spacing w:after="4"/>
+        <w:ind w:left="15"/>
+        <w:rPr>
+          <w:rFonts w:cs="Calibri"/>
+          <w:color w:val="0D0D0D"/>
+          <w:sz w:val="24"/>
+        </w:rPr>
+      </w:pPr>
+      <w:r>
+        <w:rPr>
+          <w:rFonts w:cs="Calibri"/>
+          <w:color w:val="0D0D0D"/>
+          <w:sz w:val="24"/>
+        </w:rPr>
+        <w:t>// ---------- MAIN LOOP ----------</w:t>
+      </w:r>
+    </w:p>
+    <w:p>
+      <w:pPr>
+        <w:spacing w:after="4"/>
+        <w:ind w:left="15"/>
+        <w:rPr>
+          <w:rFonts w:cs="Calibri"/>
+          <w:color w:val="0D0D0D"/>
+          <w:sz w:val="24"/>
+        </w:rPr>
+      </w:pPr>
+      <w:r>
+        <w:rPr>
+          <w:rFonts w:cs="Calibri"/>
+          <w:color w:val="0D0D0D"/>
+          <w:sz w:val="24"/>
+        </w:rPr>
+        <w:t>void loop() {</w:t>
+      </w:r>
+    </w:p>
+    <w:p>
+      <w:pPr>
+        <w:spacing w:after="4"/>
+        <w:ind w:left="15"/>
+        <w:rPr>
+          <w:rFonts w:cs="Calibri"/>
+          <w:color w:val="0D0D0D"/>
+          <w:sz w:val="24"/>
+        </w:rPr>
+      </w:pPr>
+    </w:p>
+    <w:p>
+      <w:pPr>
+        <w:spacing w:after="4"/>
+        <w:ind w:left="15"/>
+        <w:rPr>
+          <w:rFonts w:cs="Calibri"/>
+          <w:color w:val="0D0D0D"/>
+          <w:sz w:val="24"/>
+        </w:rPr>
+      </w:pPr>
+      <w:r>
+        <w:rPr>
+          <w:rFonts w:cs="Calibri"/>
+          <w:color w:val="0D0D0D"/>
+          <w:sz w:val="24"/>
+        </w:rPr>
+        <w:t xml:space="preserve">  Blynk.run();</w:t>
+      </w:r>
+    </w:p>
+    <w:p>
+      <w:pPr>
+        <w:spacing w:after="4"/>
+        <w:ind w:left="15"/>
+        <w:rPr>
+          <w:rFonts w:cs="Calibri"/>
+          <w:color w:val="0D0D0D"/>
+          <w:sz w:val="24"/>
+        </w:rPr>
+      </w:pPr>
+    </w:p>
+    <w:p>
+      <w:pPr>
+        <w:spacing w:after="4"/>
+        <w:ind w:left="15"/>
+        <w:rPr>
+          <w:rFonts w:cs="Calibri"/>
+          <w:color w:val="0D0D0D"/>
+          <w:sz w:val="24"/>
+        </w:rPr>
+      </w:pPr>
+      <w:r>
+        <w:rPr>
+          <w:rFonts w:cs="Calibri"/>
+          <w:color w:val="0D0D0D"/>
+          <w:sz w:val="24"/>
+        </w:rPr>
+        <w:t xml:space="preserve">  // Simulated Sensor Values</w:t>
+      </w:r>
+    </w:p>
+    <w:p>
+      <w:pPr>
+        <w:spacing w:after="4"/>
+        <w:ind w:left="15"/>
+        <w:rPr>
+          <w:rFonts w:cs="Calibri"/>
+          <w:color w:val="0D0D0D"/>
+          <w:sz w:val="24"/>
+        </w:rPr>
+      </w:pPr>
+      <w:r>
+        <w:rPr>
+          <w:rFonts w:cs="Calibri"/>
+          <w:color w:val="0D0D0D"/>
+          <w:sz w:val="24"/>
+        </w:rPr>
+        <w:t xml:space="preserve">  height_cm += random(-2, 3);</w:t>
+      </w:r>
+    </w:p>
+    <w:p>
+      <w:pPr>
+        <w:spacing w:after="4"/>
+        <w:ind w:left="15"/>
+        <w:rPr>
+          <w:rFonts w:cs="Calibri"/>
+          <w:color w:val="0D0D0D"/>
+          <w:sz w:val="24"/>
+        </w:rPr>
+      </w:pPr>
+      <w:r>
+        <w:rPr>
+          <w:rFonts w:cs="Calibri"/>
+          <w:color w:val="0D0D0D"/>
+          <w:sz w:val="24"/>
+        </w:rPr>
+        <w:t xml:space="preserve">  weight_kg += random(-1, 2);</w:t>
+      </w:r>
+    </w:p>
+    <w:p>
+      <w:pPr>
+        <w:spacing w:after="4"/>
+        <w:ind w:left="15"/>
+        <w:rPr>
+          <w:rFonts w:cs="Calibri"/>
+          <w:color w:val="0D0D0D"/>
+          <w:sz w:val="24"/>
+        </w:rPr>
+      </w:pPr>
+    </w:p>
+    <w:p>
+      <w:pPr>
+        <w:spacing w:after="4"/>
+        <w:ind w:left="15"/>
+        <w:rPr>
+          <w:rFonts w:cs="Calibri"/>
+          <w:color w:val="0D0D0D"/>
+          <w:sz w:val="24"/>
+        </w:rPr>
+      </w:pPr>
+      <w:r>
+        <w:rPr>
+          <w:rFonts w:cs="Calibri"/>
+          <w:color w:val="0D0D0D"/>
+          <w:sz w:val="24"/>
+        </w:rPr>
+        <w:t xml:space="preserve">  // Sensor Value Limits</w:t>
+      </w:r>
+    </w:p>
+    <w:p>
+      <w:pPr>
+        <w:spacing w:after="4"/>
+        <w:ind w:left="15"/>
+        <w:rPr>
+          <w:rFonts w:cs="Calibri"/>
+          <w:color w:val="0D0D0D"/>
+          <w:sz w:val="24"/>
+        </w:rPr>
+      </w:pPr>
+      <w:r>
+        <w:rPr>
+          <w:rFonts w:cs="Calibri"/>
+          <w:color w:val="0D0D0D"/>
+          <w:sz w:val="24"/>
+        </w:rPr>
+        <w:t xml:space="preserve">  height_cm = constrain(height_cm, 80, 130);</w:t>
+      </w:r>
+    </w:p>
+    <w:p>
+      <w:pPr>
+        <w:spacing w:after="4"/>
+        <w:ind w:left="15"/>
+        <w:rPr>
+          <w:rFonts w:cs="Calibri"/>
+          <w:color w:val="0D0D0D"/>
+          <w:sz w:val="24"/>
+        </w:rPr>
+      </w:pPr>
+      <w:r>
+        <w:rPr>
+          <w:rFonts w:cs="Calibri"/>
+          <w:color w:val="0D0D0D"/>
+          <w:sz w:val="24"/>
+        </w:rPr>
+        <w:t xml:space="preserve">  weight_kg = constrain(weight_kg, 10, 25);</w:t>
+      </w:r>
+    </w:p>
+    <w:p>
+      <w:pPr>
+        <w:spacing w:after="4"/>
+        <w:ind w:left="15"/>
+        <w:rPr>
+          <w:rFonts w:cs="Calibri"/>
+          <w:color w:val="0D0D0D"/>
+          <w:sz w:val="24"/>
+        </w:rPr>
+      </w:pPr>
+    </w:p>
+    <w:p>
+      <w:pPr>
+        <w:spacing w:after="4"/>
+        <w:ind w:left="15"/>
+        <w:rPr>
+          <w:rFonts w:cs="Calibri"/>
+          <w:color w:val="0D0D0D"/>
+          <w:sz w:val="24"/>
+        </w:rPr>
+      </w:pPr>
+      <w:r>
+        <w:rPr>
+          <w:rFonts w:cs="Calibri"/>
+          <w:color w:val="0D0D0D"/>
+          <w:sz w:val="24"/>
+        </w:rPr>
+        <w:t xml:space="preserve">  // Simulated RFID Attendance</w:t>
+      </w:r>
+    </w:p>
+    <w:p>
+      <w:pPr>
+        <w:spacing w:after="4"/>
+        <w:ind w:left="15"/>
+        <w:rPr>
+          <w:rFonts w:cs="Calibri"/>
+          <w:color w:val="0D0D0D"/>
+          <w:sz w:val="24"/>
+        </w:rPr>
+      </w:pPr>
+      <w:r>
+        <w:rPr>
+          <w:rFonts w:cs="Calibri"/>
+          <w:color w:val="0D0D0D"/>
+          <w:sz w:val="24"/>
+        </w:rPr>
+        <w:t xml:space="preserve">  attendance = random(0, 2);</w:t>
+      </w:r>
+    </w:p>
+    <w:p>
+      <w:pPr>
+        <w:spacing w:after="4"/>
+        <w:ind w:left="15"/>
+        <w:rPr>
+          <w:rFonts w:cs="Calibri"/>
+          <w:color w:val="0D0D0D"/>
+          <w:sz w:val="24"/>
+        </w:rPr>
+      </w:pPr>
+    </w:p>
+    <w:p>
+      <w:pPr>
+        <w:spacing w:after="4"/>
+        <w:ind w:left="15"/>
+        <w:rPr>
+          <w:rFonts w:cs="Calibri"/>
+          <w:color w:val="0D0D0D"/>
+          <w:sz w:val="24"/>
+        </w:rPr>
+      </w:pPr>
+      <w:r>
+        <w:rPr>
+          <w:rFonts w:cs="Calibri"/>
+          <w:color w:val="0D0D0D"/>
+          <w:sz w:val="24"/>
+        </w:rPr>
+        <w:t xml:space="preserve">  // Calculations</w:t>
+      </w:r>
+    </w:p>
+    <w:p>
+      <w:pPr>
+        <w:spacing w:after="4"/>
+        <w:ind w:left="15"/>
+        <w:rPr>
+          <w:rFonts w:cs="Calibri"/>
+          <w:color w:val="0D0D0D"/>
+          <w:sz w:val="24"/>
+        </w:rPr>
+      </w:pPr>
+      <w:r>
+        <w:rPr>
+          <w:rFonts w:cs="Calibri"/>
+          <w:color w:val="0D0D0D"/>
+          <w:sz w:val="24"/>
+        </w:rPr>
+        <w:t xml:space="preserve">  bmi = calculateBMI(weight_kg, height_cm);</w:t>
+      </w:r>
+    </w:p>
+    <w:p>
+      <w:pPr>
+        <w:spacing w:after="4"/>
+        <w:ind w:left="15"/>
+        <w:rPr>
+          <w:rFonts w:cs="Calibri"/>
+          <w:color w:val="0D0D0D"/>
+          <w:sz w:val="24"/>
+        </w:rPr>
+      </w:pPr>
+      <w:r>
+        <w:rPr>
+          <w:rFonts w:cs="Calibri"/>
+          <w:color w:val="0D0D0D"/>
+          <w:sz w:val="24"/>
+        </w:rPr>
+        <w:t xml:space="preserve">  zScore = calculateZScore(height_cm, weight_kg);</w:t>
+      </w:r>
+    </w:p>
+    <w:p>
+      <w:pPr>
+        <w:spacing w:after="4"/>
+        <w:ind w:left="15"/>
+        <w:rPr>
+          <w:rFonts w:cs="Calibri"/>
+          <w:color w:val="0D0D0D"/>
+          <w:sz w:val="24"/>
+        </w:rPr>
+      </w:pPr>
+    </w:p>
+    <w:p>
+      <w:pPr>
+        <w:spacing w:after="4"/>
+        <w:ind w:left="15"/>
+        <w:rPr>
+          <w:rFonts w:cs="Calibri"/>
+          <w:color w:val="0D0D0D"/>
+          <w:sz w:val="24"/>
+        </w:rPr>
+      </w:pPr>
+      <w:r>
+        <w:rPr>
+          <w:rFonts w:cs="Calibri"/>
+          <w:color w:val="0D0D0D"/>
+          <w:sz w:val="24"/>
+        </w:rPr>
+        <w:t xml:space="preserve">  bmiStatus = getBMIStatus(bmi);</w:t>
+      </w:r>
+    </w:p>
+    <w:p>
+      <w:pPr>
+        <w:spacing w:after="4"/>
+        <w:ind w:left="15"/>
+        <w:rPr>
+          <w:rFonts w:cs="Calibri"/>
+          <w:color w:val="0D0D0D"/>
+          <w:sz w:val="24"/>
+        </w:rPr>
+      </w:pPr>
+    </w:p>
+    <w:p>
+      <w:pPr>
+        <w:spacing w:after="4"/>
+        <w:ind w:left="15"/>
+        <w:rPr>
+          <w:rFonts w:cs="Calibri"/>
+          <w:color w:val="0D0D0D"/>
+          <w:sz w:val="24"/>
+        </w:rPr>
+      </w:pPr>
+      <w:r>
+        <w:rPr>
+          <w:rFonts w:cs="Calibri"/>
+          <w:color w:val="0D0D0D"/>
+          <w:sz w:val="24"/>
+        </w:rPr>
+        <w:t xml:space="preserve">  // Smart Prediction Logic</w:t>
+      </w:r>
+    </w:p>
+    <w:p>
+      <w:pPr>
+        <w:spacing w:after="4"/>
+        <w:ind w:left="15"/>
+        <w:rPr>
+          <w:rFonts w:cs="Calibri"/>
+          <w:color w:val="0D0D0D"/>
+          <w:sz w:val="24"/>
+        </w:rPr>
+      </w:pPr>
+      <w:r>
+        <w:rPr>
+          <w:rFonts w:cs="Calibri"/>
+          <w:color w:val="0D0D0D"/>
+          <w:sz w:val="24"/>
+        </w:rPr>
+        <w:t xml:space="preserve">  predictedWeight = predictWeight(height_cm);</w:t>
+      </w:r>
+    </w:p>
+    <w:p>
+      <w:pPr>
+        <w:spacing w:after="4"/>
+        <w:ind w:left="15"/>
+        <w:rPr>
+          <w:rFonts w:cs="Calibri"/>
+          <w:color w:val="0D0D0D"/>
+          <w:sz w:val="24"/>
+        </w:rPr>
+      </w:pPr>
+      <w:r>
+        <w:rPr>
+          <w:rFonts w:cs="Calibri"/>
+          <w:color w:val="0D0D0D"/>
+          <w:sz w:val="24"/>
+        </w:rPr>
+        <w:t xml:space="preserve">  riskLevel = getRiskLevel(weight_kg, predictedWeight);</w:t>
+      </w:r>
+    </w:p>
+    <w:p>
+      <w:pPr>
+        <w:spacing w:after="4"/>
+        <w:ind w:left="15"/>
+        <w:rPr>
+          <w:rFonts w:cs="Calibri"/>
+          <w:color w:val="0D0D0D"/>
+          <w:sz w:val="24"/>
+        </w:rPr>
+      </w:pPr>
+    </w:p>
+    <w:p>
+      <w:pPr>
+        <w:spacing w:after="4"/>
+        <w:ind w:left="15"/>
+        <w:rPr>
+          <w:rFonts w:cs="Calibri"/>
+          <w:color w:val="0D0D0D"/>
+          <w:sz w:val="24"/>
+        </w:rPr>
+      </w:pPr>
+      <w:r>
+        <w:rPr>
+          <w:rFonts w:cs="Calibri"/>
+          <w:color w:val="0D0D0D"/>
+          <w:sz w:val="24"/>
+        </w:rPr>
+        <w:t xml:space="preserve">  // Alert Notification</w:t>
+      </w:r>
+    </w:p>
+    <w:p>
+      <w:pPr>
+        <w:spacing w:after="4"/>
+        <w:ind w:left="15"/>
+        <w:rPr>
+          <w:rFonts w:cs="Calibri"/>
+          <w:color w:val="0D0D0D"/>
+          <w:sz w:val="24"/>
+        </w:rPr>
+      </w:pPr>
+      <w:r>
+        <w:rPr>
+          <w:rFonts w:cs="Calibri"/>
+          <w:color w:val="0D0D0D"/>
+          <w:sz w:val="24"/>
+        </w:rPr>
+        <w:t xml:space="preserve">  if ((bmi &lt; 14 || riskLevel == "Underweight Risk") &amp;&amp; !alertSent) {</w:t>
+      </w:r>
+    </w:p>
+    <w:p>
+      <w:pPr>
+        <w:spacing w:after="4"/>
+        <w:ind w:left="15"/>
+        <w:rPr>
+          <w:rFonts w:cs="Calibri"/>
+          <w:color w:val="0D0D0D"/>
+          <w:sz w:val="24"/>
+        </w:rPr>
+      </w:pPr>
+    </w:p>
+    <w:p>
+      <w:pPr>
+        <w:spacing w:after="4"/>
+        <w:ind w:left="15"/>
+        <w:rPr>
+          <w:rFonts w:cs="Calibri"/>
+          <w:color w:val="0D0D0D"/>
+          <w:sz w:val="24"/>
+        </w:rPr>
+      </w:pPr>
+      <w:r>
+        <w:rPr>
+          <w:rFonts w:cs="Calibri"/>
+          <w:color w:val="0D0D0D"/>
+          <w:sz w:val="24"/>
+        </w:rPr>
+        <w:t xml:space="preserve">    Blynk.logEvent(</w:t>
+      </w:r>
+    </w:p>
+    <w:p>
+      <w:pPr>
+        <w:spacing w:after="4"/>
+        <w:ind w:left="15"/>
+        <w:rPr>
+          <w:rFonts w:cs="Calibri"/>
+          <w:color w:val="0D0D0D"/>
+          <w:sz w:val="24"/>
+        </w:rPr>
+      </w:pPr>
+      <w:r>
+        <w:rPr>
+          <w:rFonts w:cs="Calibri"/>
+          <w:color w:val="0D0D0D"/>
+          <w:sz w:val="24"/>
+        </w:rPr>
+        <w:t xml:space="preserve">      "malnutrition_alert",</w:t>
+      </w:r>
+    </w:p>
+    <w:p>
+      <w:pPr>
+        <w:spacing w:after="4"/>
+        <w:ind w:left="15"/>
+        <w:rPr>
+          <w:rFonts w:cs="Calibri"/>
+          <w:color w:val="0D0D0D"/>
+          <w:sz w:val="24"/>
+        </w:rPr>
+      </w:pPr>
+      <w:r>
+        <w:rPr>
+          <w:rFonts w:cs="Calibri"/>
+          <w:color w:val="0D0D0D"/>
+          <w:sz w:val="24"/>
+        </w:rPr>
+        <w:t xml:space="preserve">      "Child Health Risk Detected!"</w:t>
+      </w:r>
+    </w:p>
+    <w:p>
+      <w:pPr>
+        <w:spacing w:after="4"/>
+        <w:ind w:left="15"/>
+        <w:rPr>
+          <w:rFonts w:cs="Calibri"/>
+          <w:color w:val="0D0D0D"/>
+          <w:sz w:val="24"/>
+        </w:rPr>
+      </w:pPr>
+      <w:r>
+        <w:rPr>
+          <w:rFonts w:cs="Calibri"/>
+          <w:color w:val="0D0D0D"/>
+          <w:sz w:val="24"/>
+        </w:rPr>
+        <w:t xml:space="preserve">    );</w:t>
+      </w:r>
+    </w:p>
+    <w:p>
+      <w:pPr>
+        <w:spacing w:after="4"/>
+        <w:ind w:left="15"/>
+        <w:rPr>
+          <w:rFonts w:cs="Calibri"/>
+          <w:color w:val="0D0D0D"/>
+          <w:sz w:val="24"/>
+        </w:rPr>
+      </w:pPr>
+    </w:p>
+    <w:p>
+      <w:pPr>
+        <w:spacing w:after="4"/>
+        <w:ind w:left="15"/>
+        <w:rPr>
+          <w:rFonts w:cs="Calibri"/>
+          <w:color w:val="0D0D0D"/>
+          <w:sz w:val="24"/>
+        </w:rPr>
+      </w:pPr>
+      <w:r>
+        <w:rPr>
+          <w:rFonts w:cs="Calibri"/>
+          <w:color w:val="0D0D0D"/>
+          <w:sz w:val="24"/>
+        </w:rPr>
+        <w:t xml:space="preserve">    alertSent = true;</w:t>
+      </w:r>
+    </w:p>
+    <w:p>
+      <w:pPr>
+        <w:spacing w:after="4"/>
+        <w:ind w:left="15"/>
+        <w:rPr>
+          <w:rFonts w:cs="Calibri"/>
+          <w:color w:val="0D0D0D"/>
+          <w:sz w:val="24"/>
+        </w:rPr>
+      </w:pPr>
+      <w:r>
+        <w:rPr>
+          <w:rFonts w:cs="Calibri"/>
+          <w:color w:val="0D0D0D"/>
+          <w:sz w:val="24"/>
+        </w:rPr>
+        <w:t xml:space="preserve">  }</w:t>
+      </w:r>
+    </w:p>
+    <w:p>
+      <w:pPr>
+        <w:spacing w:after="4"/>
+        <w:ind w:left="15"/>
+        <w:rPr>
+          <w:rFonts w:cs="Calibri"/>
+          <w:color w:val="0D0D0D"/>
+          <w:sz w:val="24"/>
+        </w:rPr>
+      </w:pPr>
+    </w:p>
+    <w:p>
+      <w:pPr>
+        <w:spacing w:after="4"/>
+        <w:ind w:left="15"/>
+        <w:rPr>
+          <w:rFonts w:cs="Calibri"/>
+          <w:color w:val="0D0D0D"/>
+          <w:sz w:val="24"/>
+        </w:rPr>
+      </w:pPr>
+      <w:r>
+        <w:rPr>
+          <w:rFonts w:cs="Calibri"/>
+          <w:color w:val="0D0D0D"/>
+          <w:sz w:val="24"/>
+        </w:rPr>
+        <w:t xml:space="preserve">  // ---------- SERIAL MONITOR OUTPUT ----------</w:t>
+      </w:r>
+    </w:p>
+    <w:p>
+      <w:pPr>
+        <w:spacing w:after="4"/>
+        <w:ind w:left="15"/>
+        <w:rPr>
+          <w:rFonts w:cs="Calibri"/>
+          <w:color w:val="0D0D0D"/>
+          <w:sz w:val="24"/>
+        </w:rPr>
+      </w:pPr>
+      <w:r>
+        <w:rPr>
+          <w:rFonts w:cs="Calibri"/>
+          <w:color w:val="0D0D0D"/>
+          <w:sz w:val="24"/>
+        </w:rPr>
+        <w:t xml:space="preserve">  Serial.println("\n------ SMART ANGANWADI SYSTEM DATA ------");</w:t>
+      </w:r>
+    </w:p>
+    <w:p>
+      <w:pPr>
+        <w:spacing w:after="4"/>
+        <w:ind w:left="15"/>
+        <w:rPr>
+          <w:rFonts w:cs="Calibri"/>
+          <w:color w:val="0D0D0D"/>
+          <w:sz w:val="24"/>
+        </w:rPr>
+      </w:pPr>
+    </w:p>
+    <w:p>
+      <w:pPr>
+        <w:spacing w:after="4"/>
+        <w:ind w:left="15"/>
+        <w:rPr>
+          <w:rFonts w:cs="Calibri"/>
+          <w:color w:val="0D0D0D"/>
+          <w:sz w:val="24"/>
+        </w:rPr>
+      </w:pPr>
+      <w:r>
+        <w:rPr>
+          <w:rFonts w:cs="Calibri"/>
+          <w:color w:val="0D0D0D"/>
+          <w:sz w:val="24"/>
+        </w:rPr>
+        <w:t xml:space="preserve">  Serial.print("Height (cm): ");</w:t>
+      </w:r>
+    </w:p>
+    <w:p>
+      <w:pPr>
+        <w:spacing w:after="4"/>
+        <w:ind w:left="15"/>
+        <w:rPr>
+          <w:rFonts w:cs="Calibri"/>
+          <w:color w:val="0D0D0D"/>
+          <w:sz w:val="24"/>
+        </w:rPr>
+      </w:pPr>
+      <w:r>
+        <w:rPr>
+          <w:rFonts w:cs="Calibri"/>
+          <w:color w:val="0D0D0D"/>
+          <w:sz w:val="24"/>
+        </w:rPr>
+        <w:t xml:space="preserve">  Serial.println(height_cm);</w:t>
+      </w:r>
+    </w:p>
+    <w:p>
+      <w:pPr>
+        <w:spacing w:after="4"/>
+        <w:ind w:left="15"/>
+        <w:rPr>
+          <w:rFonts w:cs="Calibri"/>
+          <w:color w:val="0D0D0D"/>
+          <w:sz w:val="24"/>
+        </w:rPr>
+      </w:pPr>
+    </w:p>
+    <w:p>
+      <w:pPr>
+        <w:spacing w:after="4"/>
+        <w:ind w:left="15"/>
+        <w:rPr>
+          <w:rFonts w:cs="Calibri"/>
+          <w:color w:val="0D0D0D"/>
+          <w:sz w:val="24"/>
+        </w:rPr>
+      </w:pPr>
+      <w:r>
+        <w:rPr>
+          <w:rFonts w:cs="Calibri"/>
+          <w:color w:val="0D0D0D"/>
+          <w:sz w:val="24"/>
+        </w:rPr>
+        <w:t xml:space="preserve">  Serial.print("Weight (kg): ");</w:t>
+      </w:r>
+    </w:p>
+    <w:p>
+      <w:pPr>
+        <w:spacing w:after="4"/>
+        <w:ind w:left="15"/>
+        <w:rPr>
+          <w:rFonts w:cs="Calibri"/>
+          <w:color w:val="0D0D0D"/>
+          <w:sz w:val="24"/>
+        </w:rPr>
+      </w:pPr>
+      <w:r>
+        <w:rPr>
+          <w:rFonts w:cs="Calibri"/>
+          <w:color w:val="0D0D0D"/>
+          <w:sz w:val="24"/>
+        </w:rPr>
+        <w:t xml:space="preserve">  Serial.println(weight_kg);</w:t>
+      </w:r>
+    </w:p>
+    <w:p>
+      <w:pPr>
+        <w:spacing w:after="4"/>
+        <w:ind w:left="15"/>
+        <w:rPr>
+          <w:rFonts w:cs="Calibri"/>
+          <w:color w:val="0D0D0D"/>
+          <w:sz w:val="24"/>
+        </w:rPr>
+      </w:pPr>
+    </w:p>
+    <w:p>
+      <w:pPr>
+        <w:spacing w:after="4"/>
+        <w:ind w:left="15"/>
+        <w:rPr>
+          <w:rFonts w:cs="Calibri"/>
+          <w:color w:val="0D0D0D"/>
+          <w:sz w:val="24"/>
+        </w:rPr>
+      </w:pPr>
+      <w:r>
+        <w:rPr>
+          <w:rFonts w:cs="Calibri"/>
+          <w:color w:val="0D0D0D"/>
+          <w:sz w:val="24"/>
+        </w:rPr>
+        <w:t xml:space="preserve">  Serial.print("BMI Value: ");</w:t>
+      </w:r>
+    </w:p>
+    <w:p>
+      <w:pPr>
+        <w:spacing w:after="4"/>
+        <w:ind w:left="15"/>
+        <w:rPr>
+          <w:rFonts w:cs="Calibri"/>
+          <w:color w:val="0D0D0D"/>
+          <w:sz w:val="24"/>
+        </w:rPr>
+      </w:pPr>
+      <w:r>
+        <w:rPr>
+          <w:rFonts w:cs="Calibri"/>
+          <w:color w:val="0D0D0D"/>
+          <w:sz w:val="24"/>
+        </w:rPr>
+        <w:t xml:space="preserve">  Serial.println(bmi);</w:t>
+      </w:r>
+    </w:p>
+    <w:p>
+      <w:pPr>
+        <w:spacing w:after="4"/>
+        <w:ind w:left="15"/>
+        <w:rPr>
+          <w:rFonts w:cs="Calibri"/>
+          <w:color w:val="0D0D0D"/>
+          <w:sz w:val="24"/>
+        </w:rPr>
+      </w:pPr>
+    </w:p>
+    <w:p>
+      <w:pPr>
+        <w:spacing w:after="4"/>
+        <w:ind w:left="15"/>
+        <w:rPr>
+          <w:rFonts w:cs="Calibri"/>
+          <w:color w:val="0D0D0D"/>
+          <w:sz w:val="24"/>
+        </w:rPr>
+      </w:pPr>
+      <w:r>
+        <w:rPr>
+          <w:rFonts w:cs="Calibri"/>
+          <w:color w:val="0D0D0D"/>
+          <w:sz w:val="24"/>
+        </w:rPr>
+        <w:t xml:space="preserve">  Serial.print("Z-Score: ");</w:t>
+      </w:r>
+    </w:p>
+    <w:p>
+      <w:pPr>
+        <w:spacing w:after="4"/>
+        <w:ind w:left="15"/>
+        <w:rPr>
+          <w:rFonts w:cs="Calibri"/>
+          <w:color w:val="0D0D0D"/>
+          <w:sz w:val="24"/>
+        </w:rPr>
+      </w:pPr>
+      <w:r>
+        <w:rPr>
+          <w:rFonts w:cs="Calibri"/>
+          <w:color w:val="0D0D0D"/>
+          <w:sz w:val="24"/>
+        </w:rPr>
+        <w:t xml:space="preserve">  Serial.println(zScore);</w:t>
+      </w:r>
+    </w:p>
+    <w:p>
+      <w:pPr>
+        <w:spacing w:after="4"/>
+        <w:ind w:left="15"/>
+        <w:rPr>
+          <w:rFonts w:cs="Calibri"/>
+          <w:color w:val="0D0D0D"/>
+          <w:sz w:val="24"/>
+        </w:rPr>
+      </w:pPr>
+    </w:p>
+    <w:p>
+      <w:pPr>
+        <w:spacing w:after="4"/>
+        <w:ind w:left="15"/>
+        <w:rPr>
+          <w:rFonts w:cs="Calibri"/>
+          <w:color w:val="0D0D0D"/>
+          <w:sz w:val="24"/>
+        </w:rPr>
+      </w:pPr>
+      <w:r>
+        <w:rPr>
+          <w:rFonts w:cs="Calibri"/>
+          <w:color w:val="0D0D0D"/>
+          <w:sz w:val="24"/>
+        </w:rPr>
+        <w:t xml:space="preserve">  Serial.print("Attendance: ");</w:t>
+      </w:r>
+    </w:p>
+    <w:p>
+      <w:pPr>
+        <w:spacing w:after="4"/>
+        <w:ind w:left="15"/>
+        <w:rPr>
+          <w:rFonts w:cs="Calibri"/>
+          <w:color w:val="0D0D0D"/>
+          <w:sz w:val="24"/>
+        </w:rPr>
+      </w:pPr>
+      <w:r>
+        <w:rPr>
+          <w:rFonts w:cs="Calibri"/>
+          <w:color w:val="0D0D0D"/>
+          <w:sz w:val="24"/>
+        </w:rPr>
+        <w:t xml:space="preserve">  Serial.println(attendance);</w:t>
+      </w:r>
+    </w:p>
+    <w:p>
+      <w:pPr>
+        <w:spacing w:after="4"/>
+        <w:ind w:left="15"/>
+        <w:rPr>
+          <w:rFonts w:cs="Calibri"/>
+          <w:color w:val="0D0D0D"/>
+          <w:sz w:val="24"/>
+        </w:rPr>
+      </w:pPr>
+    </w:p>
+    <w:p>
+      <w:pPr>
+        <w:spacing w:after="4"/>
+        <w:ind w:left="15"/>
+        <w:rPr>
+          <w:rFonts w:cs="Calibri"/>
+          <w:color w:val="0D0D0D"/>
+          <w:sz w:val="24"/>
+        </w:rPr>
+      </w:pPr>
+      <w:r>
+        <w:rPr>
+          <w:rFonts w:cs="Calibri"/>
+          <w:color w:val="0D0D0D"/>
+          <w:sz w:val="24"/>
+        </w:rPr>
+        <w:t xml:space="preserve">  Serial.print("Predicted Weight: ");</w:t>
+      </w:r>
+    </w:p>
+    <w:p>
+      <w:pPr>
+        <w:spacing w:after="4"/>
+        <w:ind w:left="15"/>
+        <w:rPr>
+          <w:rFonts w:cs="Calibri"/>
+          <w:color w:val="0D0D0D"/>
+          <w:sz w:val="24"/>
+        </w:rPr>
+      </w:pPr>
+      <w:r>
+        <w:rPr>
+          <w:rFonts w:cs="Calibri"/>
+          <w:color w:val="0D0D0D"/>
+          <w:sz w:val="24"/>
+        </w:rPr>
+        <w:t xml:space="preserve">  Serial.println(predictedWeight);</w:t>
+      </w:r>
+    </w:p>
+    <w:p>
+      <w:pPr>
+        <w:spacing w:after="4"/>
+        <w:ind w:left="15"/>
+        <w:rPr>
+          <w:rFonts w:cs="Calibri"/>
+          <w:color w:val="0D0D0D"/>
+          <w:sz w:val="24"/>
+        </w:rPr>
+      </w:pPr>
+    </w:p>
+    <w:p>
+      <w:pPr>
+        <w:spacing w:after="4"/>
+        <w:ind w:left="15"/>
+        <w:rPr>
+          <w:rFonts w:cs="Calibri"/>
+          <w:color w:val="0D0D0D"/>
+          <w:sz w:val="24"/>
+        </w:rPr>
+      </w:pPr>
+      <w:r>
+        <w:rPr>
+          <w:rFonts w:cs="Calibri"/>
+          <w:color w:val="0D0D0D"/>
+          <w:sz w:val="24"/>
+        </w:rPr>
+        <w:t xml:space="preserve">  Serial.print("Risk Level: ");</w:t>
+      </w:r>
+    </w:p>
+    <w:p>
+      <w:pPr>
+        <w:spacing w:after="4"/>
+        <w:ind w:left="15"/>
+        <w:rPr>
+          <w:rFonts w:cs="Calibri"/>
+          <w:color w:val="0D0D0D"/>
+          <w:sz w:val="24"/>
+        </w:rPr>
+      </w:pPr>
+      <w:r>
+        <w:rPr>
+          <w:rFonts w:cs="Calibri"/>
+          <w:color w:val="0D0D0D"/>
+          <w:sz w:val="24"/>
+        </w:rPr>
+        <w:t xml:space="preserve">  Serial.println(riskLevel);</w:t>
+      </w:r>
+    </w:p>
+    <w:p>
+      <w:pPr>
+        <w:spacing w:after="4"/>
+        <w:ind w:left="15"/>
+        <w:rPr>
+          <w:rFonts w:cs="Calibri"/>
+          <w:color w:val="0D0D0D"/>
+          <w:sz w:val="24"/>
+        </w:rPr>
+      </w:pPr>
+    </w:p>
+    <w:p>
+      <w:pPr>
+        <w:spacing w:after="4"/>
+        <w:ind w:left="15"/>
+        <w:rPr>
+          <w:rFonts w:cs="Calibri"/>
+          <w:color w:val="0D0D0D"/>
+          <w:sz w:val="24"/>
+        </w:rPr>
+      </w:pPr>
+      <w:r>
+        <w:rPr>
+          <w:rFonts w:cs="Calibri"/>
+          <w:color w:val="0D0D0D"/>
+          <w:sz w:val="24"/>
+        </w:rPr>
+        <w:t xml:space="preserve">  // ---------- BLYNK DASHBOARD ----------</w:t>
+      </w:r>
+    </w:p>
+    <w:p>
+      <w:pPr>
+        <w:spacing w:after="4"/>
+        <w:ind w:left="15"/>
+        <w:rPr>
+          <w:rFonts w:cs="Calibri"/>
+          <w:color w:val="0D0D0D"/>
+          <w:sz w:val="24"/>
+        </w:rPr>
+      </w:pPr>
+      <w:r>
+        <w:rPr>
+          <w:rFonts w:cs="Calibri"/>
+          <w:color w:val="0D0D0D"/>
+          <w:sz w:val="24"/>
+        </w:rPr>
+        <w:t xml:space="preserve">  Blynk.virtualWrite(V0, height_cm);</w:t>
+      </w:r>
+    </w:p>
+    <w:p>
+      <w:pPr>
+        <w:spacing w:after="4"/>
+        <w:ind w:left="15"/>
+        <w:rPr>
+          <w:rFonts w:cs="Calibri"/>
+          <w:color w:val="0D0D0D"/>
+          <w:sz w:val="24"/>
+        </w:rPr>
+      </w:pPr>
+      <w:r>
+        <w:rPr>
+          <w:rFonts w:cs="Calibri"/>
+          <w:color w:val="0D0D0D"/>
+          <w:sz w:val="24"/>
+        </w:rPr>
+        <w:t xml:space="preserve">  Blynk.virtualWrite(V1, weight_kg);</w:t>
+      </w:r>
+    </w:p>
+    <w:p>
+      <w:pPr>
+        <w:spacing w:after="4"/>
+        <w:ind w:left="15"/>
+        <w:rPr>
+          <w:rFonts w:cs="Calibri"/>
+          <w:color w:val="0D0D0D"/>
+          <w:sz w:val="24"/>
+        </w:rPr>
+      </w:pPr>
+      <w:r>
+        <w:rPr>
+          <w:rFonts w:cs="Calibri"/>
+          <w:color w:val="0D0D0D"/>
+          <w:sz w:val="24"/>
+        </w:rPr>
+        <w:t xml:space="preserve">  Blynk.virtualWrite(V2, bmi);</w:t>
+      </w:r>
+    </w:p>
+    <w:p>
+      <w:pPr>
+        <w:spacing w:after="4"/>
+        <w:ind w:left="15"/>
+        <w:rPr>
+          <w:rFonts w:cs="Calibri"/>
+          <w:color w:val="0D0D0D"/>
+          <w:sz w:val="24"/>
+        </w:rPr>
+      </w:pPr>
+      <w:r>
+        <w:rPr>
+          <w:rFonts w:cs="Calibri"/>
+          <w:color w:val="0D0D0D"/>
+          <w:sz w:val="24"/>
+        </w:rPr>
+        <w:t xml:space="preserve">  Blynk.virtualWrite(V3, zScore);</w:t>
+      </w:r>
+    </w:p>
+    <w:p>
+      <w:pPr>
+        <w:spacing w:after="4"/>
+        <w:ind w:left="15"/>
+        <w:rPr>
+          <w:rFonts w:cs="Calibri"/>
+          <w:color w:val="0D0D0D"/>
+          <w:sz w:val="24"/>
+        </w:rPr>
+      </w:pPr>
+      <w:r>
+        <w:rPr>
+          <w:rFonts w:cs="Calibri"/>
+          <w:color w:val="0D0D0D"/>
+          <w:sz w:val="24"/>
+        </w:rPr>
+        <w:t xml:space="preserve">  Blynk.virtualWrite(V4, attendance);</w:t>
+      </w:r>
+    </w:p>
+    <w:p>
+      <w:pPr>
+        <w:spacing w:after="4"/>
+        <w:ind w:left="15"/>
+        <w:rPr>
+          <w:rFonts w:cs="Calibri"/>
+          <w:color w:val="0D0D0D"/>
+          <w:sz w:val="24"/>
+        </w:rPr>
+      </w:pPr>
+      <w:r>
+        <w:rPr>
+          <w:rFonts w:cs="Calibri"/>
+          <w:color w:val="0D0D0D"/>
+          <w:sz w:val="24"/>
+        </w:rPr>
+        <w:t xml:space="preserve">  Blynk.virtualWrite(V5, bmiStatus);</w:t>
+      </w:r>
+    </w:p>
+    <w:p>
+      <w:pPr>
+        <w:spacing w:after="4"/>
+        <w:ind w:left="15"/>
+        <w:rPr>
+          <w:rFonts w:cs="Calibri"/>
+          <w:color w:val="0D0D0D"/>
+          <w:sz w:val="24"/>
+        </w:rPr>
+      </w:pPr>
+      <w:r>
+        <w:rPr>
+          <w:rFonts w:cs="Calibri"/>
+          <w:color w:val="0D0D0D"/>
+          <w:sz w:val="24"/>
+        </w:rPr>
+        <w:t xml:space="preserve">  Blynk.virtualWrite(V6, predictedWeight);</w:t>
+      </w:r>
+    </w:p>
+    <w:p>
+      <w:pPr>
+        <w:spacing w:after="4"/>
+        <w:ind w:left="15"/>
+        <w:rPr>
+          <w:rFonts w:cs="Calibri"/>
+          <w:color w:val="0D0D0D"/>
+          <w:sz w:val="24"/>
+        </w:rPr>
+      </w:pPr>
+      <w:r>
+        <w:rPr>
+          <w:rFonts w:cs="Calibri"/>
+          <w:color w:val="0D0D0D"/>
+          <w:sz w:val="24"/>
+        </w:rPr>
+        <w:t xml:space="preserve">  Blynk.virtualWrite(V7, riskLevel);</w:t>
+      </w:r>
+    </w:p>
+    <w:p>
+      <w:pPr>
+        <w:spacing w:after="4"/>
+        <w:ind w:left="15"/>
+        <w:rPr>
+          <w:rFonts w:cs="Calibri"/>
+          <w:color w:val="0D0D0D"/>
+          <w:sz w:val="24"/>
+        </w:rPr>
+      </w:pPr>
+    </w:p>
+    <w:p>
+      <w:pPr>
+        <w:spacing w:after="4"/>
+        <w:ind w:left="15"/>
+        <w:rPr>
+          <w:rFonts w:cs="Calibri"/>
+          <w:color w:val="0D0D0D"/>
+          <w:sz w:val="24"/>
+        </w:rPr>
+      </w:pPr>
+      <w:r>
+        <w:rPr>
+          <w:rFonts w:cs="Calibri"/>
+          <w:color w:val="0D0D0D"/>
+          <w:sz w:val="24"/>
+        </w:rPr>
+        <w:t xml:space="preserve">  // ---------- THINGSPEAK ----------</w:t>
+      </w:r>
+    </w:p>
+    <w:p>
+      <w:pPr>
+        <w:spacing w:after="4"/>
+        <w:ind w:left="15"/>
+        <w:rPr>
+          <w:rFonts w:cs="Calibri"/>
+          <w:color w:val="0D0D0D"/>
+          <w:sz w:val="24"/>
+        </w:rPr>
+      </w:pPr>
+      <w:r>
+        <w:rPr>
+          <w:rFonts w:cs="Calibri"/>
+          <w:color w:val="0D0D0D"/>
+          <w:sz w:val="24"/>
+        </w:rPr>
+        <w:t xml:space="preserve">  sendToThingSpeak();</w:t>
+      </w:r>
+    </w:p>
+    <w:p>
+      <w:pPr>
+        <w:spacing w:after="4"/>
+        <w:ind w:left="15"/>
+        <w:rPr>
+          <w:rFonts w:cs="Calibri"/>
+          <w:color w:val="0D0D0D"/>
+          <w:sz w:val="24"/>
+        </w:rPr>
+      </w:pPr>
+    </w:p>
+    <w:p>
+      <w:pPr>
+        <w:spacing w:after="4"/>
+        <w:ind w:left="15"/>
+        <w:rPr>
+          <w:rFonts w:cs="Calibri"/>
+          <w:color w:val="0D0D0D"/>
+          <w:sz w:val="24"/>
+        </w:rPr>
+      </w:pPr>
+      <w:r>
+        <w:rPr>
+          <w:rFonts w:cs="Calibri"/>
+          <w:color w:val="0D0D0D"/>
+          <w:sz w:val="24"/>
+        </w:rPr>
+        <w:t xml:space="preserve">  delay(15000);</w:t>
+      </w:r>
+    </w:p>
+    <w:p>
+      <w:pPr>
+        <w:spacing w:after="4"/>
+        <w:ind w:left="15"/>
+        <w:rPr>
+          <w:rFonts w:cs="Calibri"/>
+          <w:color w:val="0D0D0D"/>
+          <w:sz w:val="24"/>
+        </w:rPr>
+      </w:pPr>
+      <w:r>
+        <w:rPr>
+          <w:rFonts w:cs="Calibri"/>
+          <w:color w:val="0D0D0D"/>
+          <w:sz w:val="24"/>
+        </w:rPr>
+        <w:t>}</w:t>
       </w:r>
     </w:p>
     <w:p>
@@ -7658,36 +8565,21 @@
       </w:pPr>
       <w:r>
         <w:rPr>
-          <w:rFonts w:ascii="Times New Roman" w:eastAsia="Times New Roman" w:hAnsi="Times New Roman"/>
-          <w:b/>
-          <w:color w:val="0D0D0D"/>
-          <w:sz w:val="44"/>
-        </w:rPr>
-        <w:t xml:space="preserve"> </w:t>
-      </w:r>
-    </w:p>
-    <w:p>
-      <w:pPr>
-        <w:spacing w:after="117"/>
-        <w:ind w:left="14"/>
-      </w:pPr>
-      <w:r>
-        <w:rPr>
           <w:noProof/>
         </w:rPr>
         <w:drawing>
-          <wp:anchor distT="0" distB="0" distL="114300" distR="114300" simplePos="0" relativeHeight="251659264" behindDoc="0" locked="0" layoutInCell="1" allowOverlap="1">
+          <wp:anchor distT="0" distB="0" distL="114300" distR="114300" simplePos="0" relativeHeight="251662336" behindDoc="0" locked="0" layoutInCell="1" allowOverlap="1">
             <wp:simplePos x="0" y="0"/>
             <wp:positionH relativeFrom="column">
-              <wp:posOffset>379095</wp:posOffset>
+              <wp:posOffset>-283210</wp:posOffset>
             </wp:positionH>
             <wp:positionV relativeFrom="paragraph">
-              <wp:posOffset>223520</wp:posOffset>
+              <wp:posOffset>107315</wp:posOffset>
             </wp:positionV>
-            <wp:extent cx="5246370" cy="6236970"/>
-            <wp:effectExtent l="0" t="0" r="0" b="0"/>
+            <wp:extent cx="6399530" cy="7378700"/>
+            <wp:effectExtent l="0" t="0" r="1270" b="0"/>
             <wp:wrapTopAndBottom/>
-            <wp:docPr id="1" name="Picture 1"/>
+            <wp:docPr id="4" name="Picture 4"/>
             <wp:cNvGraphicFramePr>
               <a:graphicFrameLocks xmlns:a="http://schemas.openxmlformats.org/drawingml/2006/main" noChangeAspect="1"/>
             </wp:cNvGraphicFramePr>
@@ -7695,7 +8587,7 @@
               <a:graphicData uri="http://schemas.openxmlformats.org/drawingml/2006/picture">
                 <pic:pic xmlns:pic="http://schemas.openxmlformats.org/drawingml/2006/picture">
                   <pic:nvPicPr>
-                    <pic:cNvPr id="1" name="Picture 1"/>
+                    <pic:cNvPr id="4" name="Picture 4"/>
                     <pic:cNvPicPr/>
                   </pic:nvPicPr>
                   <pic:blipFill>
@@ -7713,7 +8605,7 @@
                   <pic:spPr>
                     <a:xfrm>
                       <a:off x="0" y="0"/>
-                      <a:ext cx="5246370" cy="6236970"/>
+                      <a:ext cx="6399530" cy="7378700"/>
                     </a:xfrm>
                     <a:prstGeom prst="rect">
                       <a:avLst/>
@@ -7737,6 +8629,18 @@
         <w:spacing w:after="0"/>
         <w:ind w:left="15"/>
       </w:pPr>
+    </w:p>
+    <w:p>
+      <w:pPr>
+        <w:spacing w:after="117"/>
+        <w:ind w:left="14"/>
+      </w:pPr>
+    </w:p>
+    <w:p>
+      <w:pPr>
+        <w:spacing w:after="0"/>
+        <w:ind w:left="15"/>
+      </w:pPr>
       <w:r>
         <w:rPr>
           <w:rFonts w:ascii="Times New Roman" w:eastAsia="Times New Roman" w:hAnsi="Times New Roman"/>
@@ -7756,7 +8660,6 @@
         <w:rPr>
           <w:noProof/>
         </w:rPr>
-        <w:lastRenderedPageBreak/>
         <w:drawing>
           <wp:anchor distT="0" distB="0" distL="114300" distR="114300" simplePos="0" relativeHeight="251660288" behindDoc="0" locked="0" layoutInCell="1" allowOverlap="1">
             <wp:simplePos x="0" y="0"/>
@@ -7909,7 +8812,6 @@
         <w:ind w:left="10"/>
       </w:pPr>
       <w:r>
-        <w:lastRenderedPageBreak/>
         <w:t xml:space="preserve">11.Advantages </w:t>
       </w:r>
     </w:p>
@@ -7991,15 +8893,7 @@
           <w:color w:val="0D0D0D"/>
           <w:sz w:val="28"/>
         </w:rPr>
-        <w:t xml:space="preserve"> - AI predicts Normal / Risk / Critical</w:t>
-      </w:r>
-      <w:r>
-        <w:rPr>
-          <w:rFonts w:ascii="Times New Roman" w:eastAsia="Times New Roman" w:hAnsi="Times New Roman"/>
-          <w:color w:val="0D0D0D"/>
-          <w:sz w:val="28"/>
-        </w:rPr>
-        <w:t xml:space="preserve"> levels for quick action. </w:t>
+        <w:t xml:space="preserve"> - AI predicts Normal / Risk / Critical levels for quick action. </w:t>
       </w:r>
     </w:p>
     <w:p>
@@ -8047,15 +8941,7 @@
           <w:color w:val="0D0D0D"/>
           <w:sz w:val="28"/>
         </w:rPr>
-        <w:t xml:space="preserve">- </w:t>
-      </w:r>
-      <w:r>
-        <w:rPr>
-          <w:rFonts w:ascii="Times New Roman" w:eastAsia="Times New Roman" w:hAnsi="Times New Roman"/>
-          <w:color w:val="0D0D0D"/>
-          <w:sz w:val="28"/>
-        </w:rPr>
-        <w:t xml:space="preserve">Buzzer warns when a child shows underweight or critical growth deviation. </w:t>
+        <w:t xml:space="preserve">- Buzzer warns when a child shows underweight or critical growth deviation. </w:t>
       </w:r>
     </w:p>
     <w:p>
@@ -8135,16 +9021,7 @@
           <w:color w:val="0D0D0D"/>
           <w:sz w:val="28"/>
         </w:rPr>
-        <w:t>Supports Government Pro</w:t>
-      </w:r>
-      <w:r>
-        <w:rPr>
-          <w:rFonts w:ascii="Times New Roman" w:eastAsia="Times New Roman" w:hAnsi="Times New Roman"/>
-          <w:b/>
-          <w:color w:val="0D0D0D"/>
-          <w:sz w:val="28"/>
-        </w:rPr>
-        <w:t xml:space="preserve">grams </w:t>
+        <w:t xml:space="preserve">Supports Government Programs </w:t>
       </w:r>
       <w:r>
         <w:rPr>
@@ -8342,15 +9219,7 @@
           <w:color w:val="0D0D0D"/>
           <w:sz w:val="28"/>
         </w:rPr>
-        <w:t>Provides continuous, accurate health data in areas</w:t>
-      </w:r>
-      <w:r>
-        <w:rPr>
-          <w:rFonts w:ascii="Times New Roman" w:eastAsia="Times New Roman" w:hAnsi="Times New Roman"/>
-          <w:color w:val="0D0D0D"/>
-          <w:sz w:val="28"/>
-        </w:rPr>
-        <w:t xml:space="preserve"> with limited medical access. </w:t>
+        <w:t xml:space="preserve">Provides continuous, accurate health data in areas with limited medical access. </w:t>
       </w:r>
     </w:p>
     <w:p>
@@ -8380,7 +9249,6 @@
           <w:color w:val="0D0D0D"/>
           <w:sz w:val="28"/>
         </w:rPr>
-        <w:lastRenderedPageBreak/>
         <w:t xml:space="preserve">Helps NGOs monitor undernourished children and plan corrective programs. </w:t>
       </w:r>
     </w:p>
@@ -8514,15 +9382,7 @@
           <w:color w:val="0D0D0D"/>
           <w:sz w:val="28"/>
         </w:rPr>
-        <w:t>s growth trend, vaccination reminders, and nutrition t</w:t>
-      </w:r>
-      <w:r>
-        <w:rPr>
-          <w:rFonts w:ascii="Times New Roman" w:eastAsia="Times New Roman" w:hAnsi="Times New Roman"/>
-          <w:color w:val="0D0D0D"/>
-          <w:sz w:val="28"/>
-        </w:rPr>
-        <w:t xml:space="preserve">ips. </w:t>
+        <w:t xml:space="preserve">s growth trend, vaccination reminders, and nutrition tips. </w:t>
       </w:r>
     </w:p>
     <w:p>
@@ -8591,16 +9451,7 @@
           <w:color w:val="0D0D0D"/>
           <w:sz w:val="28"/>
         </w:rPr>
-        <w:t>Solar-</w:t>
-      </w:r>
-      <w:r>
-        <w:rPr>
-          <w:rFonts w:ascii="Times New Roman" w:eastAsia="Times New Roman" w:hAnsi="Times New Roman"/>
-          <w:b/>
-          <w:color w:val="0D0D0D"/>
-          <w:sz w:val="28"/>
-        </w:rPr>
-        <w:t xml:space="preserve">Powered Version </w:t>
+        <w:t xml:space="preserve">Solar-Powered Version </w:t>
       </w:r>
     </w:p>
     <w:p>
@@ -8675,15 +9526,7 @@
           <w:color w:val="0D0D0D"/>
           <w:sz w:val="28"/>
         </w:rPr>
-        <w:t>System will store data of</w:t>
-      </w:r>
-      <w:r>
-        <w:rPr>
-          <w:rFonts w:ascii="Times New Roman" w:eastAsia="Times New Roman" w:hAnsi="Times New Roman"/>
-          <w:color w:val="0D0D0D"/>
-          <w:sz w:val="28"/>
-        </w:rPr>
-        <w:t xml:space="preserve">fline and sync automatically when internet becomes available. </w:t>
+        <w:t xml:space="preserve">System will store data offline and sync automatically when internet becomes available. </w:t>
       </w:r>
     </w:p>
     <w:p>
@@ -8782,7 +9625,6 @@
           <w:color w:val="0D0D0D"/>
           <w:sz w:val="44"/>
         </w:rPr>
-        <w:lastRenderedPageBreak/>
         <w:t xml:space="preserve"> </w:t>
       </w:r>
     </w:p>
@@ -8823,23 +9665,7 @@
           <w:color w:val="0D0D0D"/>
           <w:sz w:val="28"/>
         </w:rPr>
-        <w:t>The AI-</w:t>
-      </w:r>
-      <w:r>
-        <w:rPr>
-          <w:rFonts w:ascii="Times New Roman" w:eastAsia="Times New Roman" w:hAnsi="Times New Roman"/>
-          <w:color w:val="0D0D0D"/>
-          <w:sz w:val="28"/>
-        </w:rPr>
-        <w:t>Enabled IoT Smart Anganwadi System successfully replaces manual child growth monitoring with a fully automated, intelligent, and real-time solution. By integrating height and weight sensors, BMI calculation, attendance tracking, cloud connectivity, and AI-</w:t>
-      </w:r>
-      <w:r>
-        <w:rPr>
-          <w:rFonts w:ascii="Times New Roman" w:eastAsia="Times New Roman" w:hAnsi="Times New Roman"/>
-          <w:color w:val="0D0D0D"/>
-          <w:sz w:val="28"/>
-        </w:rPr>
-        <w:t xml:space="preserve">based malnutrition prediction, the system ensures accurate data collection and faster decision-making for ICDS supervisors. </w:t>
+        <w:t xml:space="preserve">The AI-Enabled IoT Smart Anganwadi System successfully replaces manual child growth monitoring with a fully automated, intelligent, and real-time solution. By integrating height and weight sensors, BMI calculation, attendance tracking, cloud connectivity, and AI-based malnutrition prediction, the system ensures accurate data collection and faster decision-making for ICDS supervisors. </w:t>
       </w:r>
     </w:p>
     <w:p>
@@ -8854,15 +9680,7 @@
           <w:color w:val="0D0D0D"/>
           <w:sz w:val="28"/>
         </w:rPr>
-        <w:t>This project not only reduces human error but also empowers Anganwadi workers with instant alerts and easy-to-understand dashboards</w:t>
-      </w:r>
-      <w:r>
-        <w:rPr>
-          <w:rFonts w:ascii="Times New Roman" w:eastAsia="Times New Roman" w:hAnsi="Times New Roman"/>
-          <w:color w:val="0D0D0D"/>
-          <w:sz w:val="28"/>
-        </w:rPr>
-        <w:t xml:space="preserve">. With its low-cost design and scalable architecture, the system can be deployed across rural as well as urban centres, supporting national missions like Poshan Abhiyaan and Digital India. </w:t>
+        <w:t xml:space="preserve">This project not only reduces human error but also empowers Anganwadi workers with instant alerts and easy-to-understand dashboards. With its low-cost design and scalable architecture, the system can be deployed across rural as well as urban centres, supporting national missions like Poshan Abhiyaan and Digital India. </w:t>
       </w:r>
     </w:p>
     <w:p>
@@ -8877,15 +9695,7 @@
           <w:color w:val="0D0D0D"/>
           <w:sz w:val="28"/>
         </w:rPr>
-        <w:t xml:space="preserve">Overall, the project transforms traditional Anganwadis into smart </w:t>
-      </w:r>
-      <w:r>
-        <w:rPr>
-          <w:rFonts w:ascii="Times New Roman" w:eastAsia="Times New Roman" w:hAnsi="Times New Roman"/>
-          <w:color w:val="0D0D0D"/>
-          <w:sz w:val="28"/>
-        </w:rPr>
-        <w:t xml:space="preserve">health monitoring hubs, enabling early detection of malnutrition and contributing to healthier childhood development for India’s future. </w:t>
+        <w:t xml:space="preserve">Overall, the project transforms traditional Anganwadis into smart health monitoring hubs, enabling early detection of malnutrition and contributing to healthier childhood development for India’s future. </w:t>
       </w:r>
     </w:p>
     <w:p>
@@ -8937,15 +9747,7 @@
           <w:color w:val="0D0D0D"/>
           <w:sz w:val="28"/>
         </w:rPr>
-        <w:t xml:space="preserve"> – Child Growth Standards, BMI-for-</w:t>
-      </w:r>
-      <w:r>
-        <w:rPr>
-          <w:rFonts w:cs="Calibri"/>
-          <w:color w:val="0D0D0D"/>
-          <w:sz w:val="28"/>
-        </w:rPr>
-        <w:t xml:space="preserve">age charts and malnutrition classification guidelines. </w:t>
+        <w:t xml:space="preserve"> – Child Growth Standards, BMI-for-age charts and malnutrition classification guidelines. </w:t>
       </w:r>
     </w:p>
     <w:p>
@@ -8999,15 +9801,7 @@
           <w:color w:val="0D0D0D"/>
           <w:sz w:val="28"/>
         </w:rPr>
-        <w:t>– Hard</w:t>
-      </w:r>
-      <w:r>
-        <w:rPr>
-          <w:rFonts w:cs="Calibri"/>
-          <w:color w:val="0D0D0D"/>
-          <w:sz w:val="28"/>
-        </w:rPr>
-        <w:t xml:space="preserve">ware architecture, WiFi connectivity and RTOS task handling. </w:t>
+        <w:t xml:space="preserve">– Hardware architecture, WiFi connectivity and RTOS task handling. </w:t>
       </w:r>
     </w:p>
     <w:p>
@@ -9061,15 +9855,7 @@
           <w:color w:val="0D0D0D"/>
           <w:sz w:val="28"/>
         </w:rPr>
-        <w:t>– Dashboard creation, virtual pins, and device communicat</w:t>
-      </w:r>
-      <w:r>
-        <w:rPr>
-          <w:rFonts w:cs="Calibri"/>
-          <w:color w:val="0D0D0D"/>
-          <w:sz w:val="28"/>
-        </w:rPr>
-        <w:t xml:space="preserve">ion guidelines. </w:t>
+        <w:t xml:space="preserve">– Dashboard creation, virtual pins, and device communication guidelines. </w:t>
       </w:r>
     </w:p>
     <w:p>
@@ -9142,16 +9928,7 @@
           <w:color w:val="0D0D0D"/>
           <w:sz w:val="28"/>
         </w:rPr>
-        <w:t xml:space="preserve">Arduino &amp; </w:t>
-      </w:r>
-      <w:r>
-        <w:rPr>
-          <w:rFonts w:cs="Calibri"/>
-          <w:b/>
-          <w:color w:val="0D0D0D"/>
-          <w:sz w:val="28"/>
-        </w:rPr>
-        <w:t xml:space="preserve">ESP32 Community Resources </w:t>
+        <w:t xml:space="preserve">Arduino &amp; ESP32 Community Resources </w:t>
       </w:r>
       <w:r>
         <w:rPr>
@@ -9228,7 +10005,6 @@
           <w:color w:val="00B050"/>
           <w:sz w:val="44"/>
         </w:rPr>
-        <w:lastRenderedPageBreak/>
         <w:t xml:space="preserve"> </w:t>
       </w:r>
     </w:p>
